--- a/Deliverable_01/522513514_MP_Deliverable_01.docx
+++ b/Deliverable_01/522513514_MP_Deliverable_01.docx
@@ -68,21 +68,7 @@
           <w:rFonts w:ascii="Times New Roman" w:hAnsi="Times New Roman" w:cs="Times New Roman"/>
           <w:color w:val="000000" w:themeColor="text1"/>
         </w:rPr>
-        <w:t xml:space="preserve">The selected system is a supermarket checkout system. This system describes an actual queuing scenario where customers arrive randomly and wait to be served by any cashier who is </w:t>
-      </w:r>
-      <w:r>
-        <w:rPr>
-          <w:rFonts w:ascii="Times New Roman" w:hAnsi="Times New Roman" w:cs="Times New Roman"/>
-          <w:color w:val="000000" w:themeColor="text1"/>
-        </w:rPr>
-        <w:t>free at that time</w:t>
-      </w:r>
-      <w:r>
-        <w:rPr>
-          <w:rFonts w:ascii="Times New Roman" w:hAnsi="Times New Roman" w:cs="Times New Roman"/>
-          <w:color w:val="000000" w:themeColor="text1"/>
-        </w:rPr>
-        <w:t>. Every cashier is allowed to serve one customer at a time, and customers may suffer from waiting according to the number of cashiers, as well as the arrival rate and service rate.</w:t>
+        <w:t>The selected system is a supermarket checkout system. This system describes an actual queuing scenario where customers arrive randomly and wait to be served by any cashier who is free at that time. Every cashier is allowed to serve one customer at a time, and customers may suffer from waiting according to the number of cashiers, as well as the arrival rate and service rate.</w:t>
       </w:r>
       <w:r>
         <w:rPr>
@@ -106,7 +92,23 @@
           <w:rFonts w:ascii="Times New Roman" w:hAnsi="Times New Roman" w:cs="Times New Roman"/>
           <w:color w:val="000000" w:themeColor="text1"/>
         </w:rPr>
-        <w:t>The main concept is about simulating and testing the performance of the supermarket’s checkout counters under different customer arrival conditions. The performance of the system might depend on variables such as the number of cashiers or how fast they serve each customer and in what frequencies customers arrive.</w:t>
+        <w:t xml:space="preserve">The main concept is about simulating and testing the performance of the supermarket’s checkout counters under different customer arrival conditions. The performance of the system might depend on variables such as the number of cashiers or how fast they serve each customer and </w:t>
+      </w:r>
+      <w:proofErr w:type="gramStart"/>
+      <w:r>
+        <w:rPr>
+          <w:rFonts w:ascii="Times New Roman" w:hAnsi="Times New Roman" w:cs="Times New Roman"/>
+          <w:color w:val="000000" w:themeColor="text1"/>
+        </w:rPr>
+        <w:t>in</w:t>
+      </w:r>
+      <w:proofErr w:type="gramEnd"/>
+      <w:r>
+        <w:rPr>
+          <w:rFonts w:ascii="Times New Roman" w:hAnsi="Times New Roman" w:cs="Times New Roman"/>
+          <w:color w:val="000000" w:themeColor="text1"/>
+        </w:rPr>
+        <w:t xml:space="preserve"> what frequencies customers arrive.</w:t>
       </w:r>
     </w:p>
     <w:p>
@@ -123,7 +125,23 @@
           <w:rFonts w:ascii="Times New Roman" w:hAnsi="Times New Roman" w:cs="Times New Roman"/>
           <w:color w:val="000000" w:themeColor="text1"/>
         </w:rPr>
-        <w:t>Such systems are suitable for performance modeling because it allows measurable analysis on waiting times, cashier utilization, and system throughput. It also makes it easier to see where there bottlenecks will occur when the supermarket is crowded.</w:t>
+        <w:t xml:space="preserve">Such systems are suitable for performance modeling because it allows measurable analysis on waiting times, cashier utilization, and system throughput. It also makes it easier to see where </w:t>
+      </w:r>
+      <w:proofErr w:type="gramStart"/>
+      <w:r>
+        <w:rPr>
+          <w:rFonts w:ascii="Times New Roman" w:hAnsi="Times New Roman" w:cs="Times New Roman"/>
+          <w:color w:val="000000" w:themeColor="text1"/>
+        </w:rPr>
+        <w:t>there</w:t>
+      </w:r>
+      <w:proofErr w:type="gramEnd"/>
+      <w:r>
+        <w:rPr>
+          <w:rFonts w:ascii="Times New Roman" w:hAnsi="Times New Roman" w:cs="Times New Roman"/>
+          <w:color w:val="000000" w:themeColor="text1"/>
+        </w:rPr>
+        <w:t xml:space="preserve"> bottlenecks will occur when the supermarket is crowded.</w:t>
       </w:r>
     </w:p>
     <w:p>
@@ -165,8 +183,17 @@
           <w:rFonts w:ascii="Times New Roman" w:hAnsi="Times New Roman" w:cs="Times New Roman"/>
           <w:color w:val="000000" w:themeColor="text1"/>
         </w:rPr>
-        <w:t xml:space="preserve"> mean</w:t>
-      </w:r>
+        <w:t xml:space="preserve"> </w:t>
+      </w:r>
+      <w:proofErr w:type="gramStart"/>
+      <w:r>
+        <w:rPr>
+          <w:rFonts w:ascii="Times New Roman" w:hAnsi="Times New Roman" w:cs="Times New Roman"/>
+          <w:color w:val="000000" w:themeColor="text1"/>
+        </w:rPr>
+        <w:t>mean</w:t>
+      </w:r>
+      <w:proofErr w:type="gramEnd"/>
       <w:r>
         <w:rPr>
           <w:rFonts w:ascii="Times New Roman" w:hAnsi="Times New Roman" w:cs="Times New Roman"/>
@@ -262,7 +289,21 @@
           <w:rFonts w:ascii="Times New Roman" w:hAnsi="Times New Roman" w:cs="Times New Roman"/>
           <w:color w:val="000000" w:themeColor="text1"/>
         </w:rPr>
-        <w:t>If all cashiers are busy, the customer joins the queue.</w:t>
+        <w:t>If all cashiers are busy, the customer joins the queue</w:t>
+      </w:r>
+      <w:r>
+        <w:rPr>
+          <w:rFonts w:ascii="Times New Roman" w:hAnsi="Times New Roman" w:cs="Times New Roman"/>
+          <w:color w:val="000000" w:themeColor="text1"/>
+        </w:rPr>
+        <w:t xml:space="preserve"> (only one queue is there)</w:t>
+      </w:r>
+      <w:r>
+        <w:rPr>
+          <w:rFonts w:ascii="Times New Roman" w:hAnsi="Times New Roman" w:cs="Times New Roman"/>
+          <w:color w:val="000000" w:themeColor="text1"/>
+        </w:rPr>
+        <w:t>.</w:t>
       </w:r>
     </w:p>
     <w:p>
@@ -505,6 +546,15 @@
         </w:rPr>
         <w:lastRenderedPageBreak/>
         <w:t>Parameters</w:t>
+      </w:r>
+      <w:r>
+        <w:rPr>
+          <w:rFonts w:ascii="Times New Roman" w:hAnsi="Times New Roman" w:cs="Times New Roman"/>
+          <w:b/>
+          <w:bCs/>
+          <w:color w:val="000000" w:themeColor="text1"/>
+        </w:rPr>
+        <w:t>:</w:t>
       </w:r>
     </w:p>
     <w:tbl>
@@ -956,28 +1006,51 @@
           <w:color w:val="000000" w:themeColor="text1"/>
         </w:rPr>
       </w:pPr>
-      <w:r>
-        <w:rPr>
-          <w:rFonts w:ascii="Times New Roman" w:hAnsi="Times New Roman" w:cs="Times New Roman"/>
-          <w:color w:val="000000" w:themeColor="text1"/>
-        </w:rPr>
-        <w:t xml:space="preserve">In reality, long queues at the checkout counters cause </w:t>
-      </w:r>
-      <w:proofErr w:type="spellStart"/>
-      <w:r>
-        <w:rPr>
-          <w:rFonts w:ascii="Times New Roman" w:hAnsi="Times New Roman" w:cs="Times New Roman"/>
-          <w:color w:val="000000" w:themeColor="text1"/>
-        </w:rPr>
-        <w:t>disatisfaction</w:t>
-      </w:r>
-      <w:proofErr w:type="spellEnd"/>
-      <w:r>
-        <w:rPr>
-          <w:rFonts w:ascii="Times New Roman" w:hAnsi="Times New Roman" w:cs="Times New Roman"/>
-          <w:color w:val="000000" w:themeColor="text1"/>
-        </w:rPr>
-        <w:t xml:space="preserve"> to customers and also reduce overall efficiency. At peak hours, the cashiers are overloaded, while at less busy times some resources might be underused.</w:t>
+      <w:proofErr w:type="gramStart"/>
+      <w:r>
+        <w:rPr>
+          <w:rFonts w:ascii="Times New Roman" w:hAnsi="Times New Roman" w:cs="Times New Roman"/>
+          <w:color w:val="000000" w:themeColor="text1"/>
+        </w:rPr>
+        <w:t>In reality, long</w:t>
+      </w:r>
+      <w:proofErr w:type="gramEnd"/>
+      <w:r>
+        <w:rPr>
+          <w:rFonts w:ascii="Times New Roman" w:hAnsi="Times New Roman" w:cs="Times New Roman"/>
+          <w:color w:val="000000" w:themeColor="text1"/>
+        </w:rPr>
+        <w:t xml:space="preserve"> queues at the checkout counters cause </w:t>
+      </w:r>
+      <w:r>
+        <w:rPr>
+          <w:rFonts w:ascii="Times New Roman" w:hAnsi="Times New Roman" w:cs="Times New Roman"/>
+          <w:color w:val="000000" w:themeColor="text1"/>
+        </w:rPr>
+        <w:t>dissatisfaction</w:t>
+      </w:r>
+      <w:r>
+        <w:rPr>
+          <w:rFonts w:ascii="Times New Roman" w:hAnsi="Times New Roman" w:cs="Times New Roman"/>
+          <w:color w:val="000000" w:themeColor="text1"/>
+        </w:rPr>
+        <w:t xml:space="preserve"> to customers </w:t>
+      </w:r>
+      <w:proofErr w:type="gramStart"/>
+      <w:r>
+        <w:rPr>
+          <w:rFonts w:ascii="Times New Roman" w:hAnsi="Times New Roman" w:cs="Times New Roman"/>
+          <w:color w:val="000000" w:themeColor="text1"/>
+        </w:rPr>
+        <w:t>and also</w:t>
+      </w:r>
+      <w:proofErr w:type="gramEnd"/>
+      <w:r>
+        <w:rPr>
+          <w:rFonts w:ascii="Times New Roman" w:hAnsi="Times New Roman" w:cs="Times New Roman"/>
+          <w:color w:val="000000" w:themeColor="text1"/>
+        </w:rPr>
+        <w:t xml:space="preserve"> reduce overall efficiency. At peak hours, the cashiers are overloaded, while at less busy times some resources might be underused.</w:t>
       </w:r>
     </w:p>
     <w:p>
@@ -994,7 +1067,23 @@
           <w:rFonts w:ascii="Times New Roman" w:hAnsi="Times New Roman" w:cs="Times New Roman"/>
           <w:color w:val="000000" w:themeColor="text1"/>
         </w:rPr>
-        <w:t>The challenge is to correctly estimate the speed of service, number of cashiers and how often customers arrive in order to maintain an efficient and smooth operation.</w:t>
+        <w:t xml:space="preserve">The challenge is to correctly estimate the speed of service, number of cashiers and how often customers arrive </w:t>
+      </w:r>
+      <w:proofErr w:type="gramStart"/>
+      <w:r>
+        <w:rPr>
+          <w:rFonts w:ascii="Times New Roman" w:hAnsi="Times New Roman" w:cs="Times New Roman"/>
+          <w:color w:val="000000" w:themeColor="text1"/>
+        </w:rPr>
+        <w:t>in order to</w:t>
+      </w:r>
+      <w:proofErr w:type="gramEnd"/>
+      <w:r>
+        <w:rPr>
+          <w:rFonts w:ascii="Times New Roman" w:hAnsi="Times New Roman" w:cs="Times New Roman"/>
+          <w:color w:val="000000" w:themeColor="text1"/>
+        </w:rPr>
+        <w:t xml:space="preserve"> maintain an efficient and smooth operation.</w:t>
       </w:r>
     </w:p>
     <w:p>
@@ -1170,7 +1259,23 @@
           <w:rFonts w:ascii="Times New Roman" w:hAnsi="Times New Roman" w:cs="Times New Roman"/>
           <w:color w:val="000000" w:themeColor="text1"/>
         </w:rPr>
-        <w:t>The main performance objective of this mini project is:</w:t>
+        <w:t xml:space="preserve">The main </w:t>
+      </w:r>
+      <w:proofErr w:type="gramStart"/>
+      <w:r>
+        <w:rPr>
+          <w:rFonts w:ascii="Times New Roman" w:hAnsi="Times New Roman" w:cs="Times New Roman"/>
+          <w:color w:val="000000" w:themeColor="text1"/>
+        </w:rPr>
+        <w:t>performance objective</w:t>
+      </w:r>
+      <w:proofErr w:type="gramEnd"/>
+      <w:r>
+        <w:rPr>
+          <w:rFonts w:ascii="Times New Roman" w:hAnsi="Times New Roman" w:cs="Times New Roman"/>
+          <w:color w:val="000000" w:themeColor="text1"/>
+        </w:rPr>
+        <w:t xml:space="preserve"> is:</w:t>
       </w:r>
     </w:p>
     <w:p>
@@ -1208,7 +1313,23 @@
           <w:rFonts w:ascii="Times New Roman" w:hAnsi="Times New Roman" w:cs="Times New Roman"/>
           <w:color w:val="000000" w:themeColor="text1"/>
         </w:rPr>
-        <w:t xml:space="preserve">This objective focuses on improving customer experience by reducing how long each customer has to wait before being served. Minimizing the waiting time will also indirectly improve throughput and overall system efficiency. By changing some </w:t>
+        <w:t xml:space="preserve">This objective focuses on improving customer experience by reducing how long each customer </w:t>
+      </w:r>
+      <w:proofErr w:type="gramStart"/>
+      <w:r>
+        <w:rPr>
+          <w:rFonts w:ascii="Times New Roman" w:hAnsi="Times New Roman" w:cs="Times New Roman"/>
+          <w:color w:val="000000" w:themeColor="text1"/>
+        </w:rPr>
+        <w:t>has to</w:t>
+      </w:r>
+      <w:proofErr w:type="gramEnd"/>
+      <w:r>
+        <w:rPr>
+          <w:rFonts w:ascii="Times New Roman" w:hAnsi="Times New Roman" w:cs="Times New Roman"/>
+          <w:color w:val="000000" w:themeColor="text1"/>
+        </w:rPr>
+        <w:t xml:space="preserve"> wait before being served. Minimizing the waiting time will also indirectly improve throughput and overall system efficiency. By changing some </w:t>
       </w:r>
       <w:r>
         <w:rPr>
@@ -2764,6 +2885,7 @@
   <w:style w:type="character" w:default="1" w:styleId="DefaultParagraphFont">
     <w:name w:val="Default Paragraph Font"/>
     <w:uiPriority w:val="1"/>
+    <w:semiHidden/>
     <w:unhideWhenUsed/>
   </w:style>
   <w:style w:type="table" w:default="1" w:styleId="TableNormal">

--- a/Deliverable_01/522513514_MP_Deliverable_01.docx
+++ b/Deliverable_01/522513514_MP_Deliverable_01.docx
@@ -2,32 +2,188 @@
 <file path=word/document.xml><?xml version="1.0" encoding="utf-8"?>
 <w:document xmlns:wpc="http://schemas.microsoft.com/office/word/2010/wordprocessingCanvas" xmlns:cx="http://schemas.microsoft.com/office/drawing/2014/chartex" xmlns:cx1="http://schemas.microsoft.com/office/drawing/2015/9/8/chartex" xmlns:cx2="http://schemas.microsoft.com/office/drawing/2015/10/21/chartex" xmlns:cx3="http://schemas.microsoft.com/office/drawing/2016/5/9/chartex" xmlns:cx4="http://schemas.microsoft.com/office/drawing/2016/5/10/chartex" xmlns:cx5="http://schemas.microsoft.com/office/drawing/2016/5/11/chartex" xmlns:cx6="http://schemas.microsoft.com/office/drawing/2016/5/12/chartex" xmlns:cx7="http://schemas.microsoft.com/office/drawing/2016/5/13/chartex" xmlns:cx8="http://schemas.microsoft.com/office/drawing/2016/5/14/chartex" xmlns:mc="http://schemas.openxmlformats.org/markup-compatibility/2006" xmlns:aink="http://schemas.microsoft.com/office/drawing/2016/ink" xmlns:am3d="http://schemas.microsoft.com/office/drawing/2017/model3d" xmlns:o="urn:schemas-microsoft-com:office:office" xmlns:oel="http://schemas.microsoft.com/office/2019/extlst" xmlns:r="http://schemas.openxmlformats.org/officeDocument/2006/relationships" xmlns:m="http://schemas.openxmlformats.org/officeDocument/2006/math" xmlns:v="urn:schemas-microsoft-com:vml" xmlns:wp14="http://schemas.microsoft.com/office/word/2010/wordprocessingDrawing" xmlns:wp="http://schemas.openxmlformats.org/drawingml/2006/wordprocessingDrawing" xmlns:w10="urn:schemas-microsoft-com:office:word" xmlns:w="http://schemas.openxmlformats.org/wordprocessingml/2006/main" xmlns:w14="http://schemas.microsoft.com/office/word/2010/wordml" xmlns:w15="http://schemas.microsoft.com/office/word/2012/wordml" xmlns:w16cex="http://schemas.microsoft.com/office/word/2018/wordml/cex" xmlns:w16cid="http://schemas.microsoft.com/office/word/2016/wordml/cid" xmlns:w16="http://schemas.microsoft.com/office/word/2018/wordml" xmlns:w16du="http://schemas.microsoft.com/office/word/2023/wordml/word16du" xmlns:w16sdtdh="http://schemas.microsoft.com/office/word/2020/wordml/sdtdatahash" xmlns:w16sdtfl="http://schemas.microsoft.com/office/word/2024/wordml/sdtformatlock" xmlns:w16se="http://schemas.microsoft.com/office/word/2015/wordml/symex" xmlns:wpg="http://schemas.microsoft.com/office/word/2010/wordprocessingGroup" xmlns:wpi="http://schemas.microsoft.com/office/word/2010/wordprocessingInk" xmlns:wne="http://schemas.microsoft.com/office/word/2006/wordml" xmlns:wps="http://schemas.microsoft.com/office/word/2010/wordprocessingShape" mc:Ignorable="w14 w15 w16se w16cid w16 w16cex w16sdtdh w16sdtfl w16du wp14">
   <w:body>
-    <w:p/>
-    <w:p/>
-    <w:p/>
-    <w:p/>
-    <w:p/>
-    <w:p/>
-    <w:p/>
-    <w:p/>
-    <w:p/>
-    <w:p/>
-    <w:p/>
-    <w:p/>
-    <w:p/>
-    <w:p/>
-    <w:p/>
-    <w:p/>
-    <w:p/>
-    <w:p/>
-    <w:p/>
-    <w:p/>
-    <w:p/>
-    <w:p/>
-    <w:p/>
-    <w:p/>
-    <w:p/>
-    <w:p/>
+    <w:p>
+      <w:pPr>
+        <w:rPr>
+          <w:rFonts w:ascii="Times New Roman" w:hAnsi="Times New Roman" w:cs="Times New Roman"/>
+        </w:rPr>
+      </w:pPr>
+    </w:p>
+    <w:p>
+      <w:pPr>
+        <w:rPr>
+          <w:rFonts w:ascii="Times New Roman" w:hAnsi="Times New Roman" w:cs="Times New Roman"/>
+        </w:rPr>
+      </w:pPr>
+    </w:p>
+    <w:p>
+      <w:pPr>
+        <w:rPr>
+          <w:rFonts w:ascii="Times New Roman" w:hAnsi="Times New Roman" w:cs="Times New Roman"/>
+        </w:rPr>
+      </w:pPr>
+    </w:p>
+    <w:p>
+      <w:pPr>
+        <w:rPr>
+          <w:rFonts w:ascii="Times New Roman" w:hAnsi="Times New Roman" w:cs="Times New Roman"/>
+        </w:rPr>
+      </w:pPr>
+    </w:p>
+    <w:p>
+      <w:pPr>
+        <w:rPr>
+          <w:rFonts w:ascii="Times New Roman" w:hAnsi="Times New Roman" w:cs="Times New Roman"/>
+        </w:rPr>
+      </w:pPr>
+    </w:p>
+    <w:p>
+      <w:pPr>
+        <w:rPr>
+          <w:rFonts w:ascii="Times New Roman" w:hAnsi="Times New Roman" w:cs="Times New Roman"/>
+        </w:rPr>
+      </w:pPr>
+    </w:p>
+    <w:p>
+      <w:pPr>
+        <w:rPr>
+          <w:rFonts w:ascii="Times New Roman" w:hAnsi="Times New Roman" w:cs="Times New Roman"/>
+        </w:rPr>
+      </w:pPr>
+    </w:p>
+    <w:p>
+      <w:pPr>
+        <w:rPr>
+          <w:rFonts w:ascii="Times New Roman" w:hAnsi="Times New Roman" w:cs="Times New Roman"/>
+        </w:rPr>
+      </w:pPr>
+    </w:p>
+    <w:p>
+      <w:pPr>
+        <w:rPr>
+          <w:rFonts w:ascii="Times New Roman" w:hAnsi="Times New Roman" w:cs="Times New Roman"/>
+        </w:rPr>
+      </w:pPr>
+    </w:p>
+    <w:p>
+      <w:pPr>
+        <w:rPr>
+          <w:rFonts w:ascii="Times New Roman" w:hAnsi="Times New Roman" w:cs="Times New Roman"/>
+        </w:rPr>
+      </w:pPr>
+    </w:p>
+    <w:p>
+      <w:pPr>
+        <w:rPr>
+          <w:rFonts w:ascii="Times New Roman" w:hAnsi="Times New Roman" w:cs="Times New Roman"/>
+        </w:rPr>
+      </w:pPr>
+    </w:p>
+    <w:p>
+      <w:pPr>
+        <w:rPr>
+          <w:rFonts w:ascii="Times New Roman" w:hAnsi="Times New Roman" w:cs="Times New Roman"/>
+        </w:rPr>
+      </w:pPr>
+    </w:p>
+    <w:p>
+      <w:pPr>
+        <w:rPr>
+          <w:rFonts w:ascii="Times New Roman" w:hAnsi="Times New Roman" w:cs="Times New Roman"/>
+        </w:rPr>
+      </w:pPr>
+    </w:p>
+    <w:p>
+      <w:pPr>
+        <w:rPr>
+          <w:rFonts w:ascii="Times New Roman" w:hAnsi="Times New Roman" w:cs="Times New Roman"/>
+        </w:rPr>
+      </w:pPr>
+    </w:p>
+    <w:p>
+      <w:pPr>
+        <w:rPr>
+          <w:rFonts w:ascii="Times New Roman" w:hAnsi="Times New Roman" w:cs="Times New Roman"/>
+        </w:rPr>
+      </w:pPr>
+    </w:p>
+    <w:p>
+      <w:pPr>
+        <w:rPr>
+          <w:rFonts w:ascii="Times New Roman" w:hAnsi="Times New Roman" w:cs="Times New Roman"/>
+        </w:rPr>
+      </w:pPr>
+    </w:p>
+    <w:p>
+      <w:pPr>
+        <w:rPr>
+          <w:rFonts w:ascii="Times New Roman" w:hAnsi="Times New Roman" w:cs="Times New Roman"/>
+        </w:rPr>
+      </w:pPr>
+    </w:p>
+    <w:p>
+      <w:pPr>
+        <w:rPr>
+          <w:rFonts w:ascii="Times New Roman" w:hAnsi="Times New Roman" w:cs="Times New Roman"/>
+        </w:rPr>
+      </w:pPr>
+    </w:p>
+    <w:p>
+      <w:pPr>
+        <w:rPr>
+          <w:rFonts w:ascii="Times New Roman" w:hAnsi="Times New Roman" w:cs="Times New Roman"/>
+        </w:rPr>
+      </w:pPr>
+    </w:p>
+    <w:p>
+      <w:pPr>
+        <w:rPr>
+          <w:rFonts w:ascii="Times New Roman" w:hAnsi="Times New Roman" w:cs="Times New Roman"/>
+        </w:rPr>
+      </w:pPr>
+    </w:p>
+    <w:p>
+      <w:pPr>
+        <w:rPr>
+          <w:rFonts w:ascii="Times New Roman" w:hAnsi="Times New Roman" w:cs="Times New Roman"/>
+        </w:rPr>
+      </w:pPr>
+    </w:p>
+    <w:p>
+      <w:pPr>
+        <w:rPr>
+          <w:rFonts w:ascii="Times New Roman" w:hAnsi="Times New Roman" w:cs="Times New Roman"/>
+        </w:rPr>
+      </w:pPr>
+    </w:p>
+    <w:p>
+      <w:pPr>
+        <w:rPr>
+          <w:rFonts w:ascii="Times New Roman" w:hAnsi="Times New Roman" w:cs="Times New Roman"/>
+        </w:rPr>
+      </w:pPr>
+    </w:p>
+    <w:p>
+      <w:pPr>
+        <w:rPr>
+          <w:rFonts w:ascii="Times New Roman" w:hAnsi="Times New Roman" w:cs="Times New Roman"/>
+        </w:rPr>
+      </w:pPr>
+    </w:p>
+    <w:p>
+      <w:pPr>
+        <w:rPr>
+          <w:rFonts w:ascii="Times New Roman" w:hAnsi="Times New Roman" w:cs="Times New Roman"/>
+        </w:rPr>
+      </w:pPr>
+    </w:p>
+    <w:p>
+      <w:pPr>
+        <w:rPr>
+          <w:rFonts w:ascii="Times New Roman" w:hAnsi="Times New Roman" w:cs="Times New Roman"/>
+        </w:rPr>
+      </w:pPr>
+    </w:p>
     <w:p>
       <w:pPr>
         <w:pStyle w:val="Heading1"/>
@@ -56,6 +212,243 @@
     </w:p>
     <w:p>
       <w:pPr>
+        <w:ind w:left="360"/>
+        <w:rPr>
+          <w:rFonts w:ascii="Times New Roman" w:hAnsi="Times New Roman" w:cs="Times New Roman"/>
+        </w:rPr>
+      </w:pPr>
+      <w:r>
+        <w:rPr>
+          <w:rFonts w:ascii="Times New Roman" w:hAnsi="Times New Roman" w:cs="Times New Roman"/>
+        </w:rPr>
+        <w:t xml:space="preserve">The selected system </w:t>
+      </w:r>
+      <w:r>
+        <w:rPr>
+          <w:rFonts w:ascii="Times New Roman" w:hAnsi="Times New Roman" w:cs="Times New Roman"/>
+          <w:color w:val="000000" w:themeColor="text1"/>
+        </w:rPr>
+        <w:t>is a supermarket checkout system</w:t>
+      </w:r>
+      <w:r>
+        <w:rPr>
+          <w:rFonts w:ascii="Times New Roman" w:hAnsi="Times New Roman" w:cs="Times New Roman"/>
+        </w:rPr>
+        <w:t xml:space="preserve">. </w:t>
+      </w:r>
+      <w:r>
+        <w:rPr>
+          <w:rFonts w:ascii="Times New Roman" w:hAnsi="Times New Roman" w:cs="Times New Roman"/>
+          <w:color w:val="000000" w:themeColor="text1"/>
+        </w:rPr>
+        <w:t>This system describes an actual queuing scenario where customers arrive randomly and wait to be served by any cashier who is free at that time</w:t>
+      </w:r>
+      <w:r>
+        <w:rPr>
+          <w:rFonts w:ascii="Times New Roman" w:hAnsi="Times New Roman" w:cs="Times New Roman"/>
+        </w:rPr>
+        <w:t xml:space="preserve">. Each cashier </w:t>
+      </w:r>
+      <w:r>
+        <w:rPr>
+          <w:rFonts w:ascii="Times New Roman" w:hAnsi="Times New Roman" w:cs="Times New Roman"/>
+        </w:rPr>
+        <w:t>is allowed to</w:t>
+      </w:r>
+      <w:r>
+        <w:rPr>
+          <w:rFonts w:ascii="Times New Roman" w:hAnsi="Times New Roman" w:cs="Times New Roman"/>
+        </w:rPr>
+        <w:t xml:space="preserve"> serve only one customer at a time, and customers may have to wait </w:t>
+      </w:r>
+      <w:r>
+        <w:rPr>
+          <w:rFonts w:ascii="Times New Roman" w:hAnsi="Times New Roman" w:cs="Times New Roman"/>
+          <w:color w:val="000000" w:themeColor="text1"/>
+        </w:rPr>
+        <w:t>according to the number of cashiers, as well as the arrival rate and service rate</w:t>
+      </w:r>
+      <w:r>
+        <w:rPr>
+          <w:rFonts w:ascii="Times New Roman" w:hAnsi="Times New Roman" w:cs="Times New Roman"/>
+        </w:rPr>
+        <w:t>.</w:t>
+      </w:r>
+    </w:p>
+    <w:p>
+      <w:pPr>
+        <w:ind w:left="360"/>
+        <w:rPr>
+          <w:rFonts w:ascii="Times New Roman" w:hAnsi="Times New Roman" w:cs="Times New Roman"/>
+        </w:rPr>
+      </w:pPr>
+      <w:r>
+        <w:rPr>
+          <w:rFonts w:ascii="Times New Roman" w:hAnsi="Times New Roman" w:cs="Times New Roman"/>
+        </w:rPr>
+        <w:t>The system</w:t>
+      </w:r>
+      <w:r>
+        <w:rPr>
+          <w:rFonts w:ascii="Times New Roman" w:hAnsi="Times New Roman" w:cs="Times New Roman"/>
+        </w:rPr>
+        <w:t xml:space="preserve"> now includes</w:t>
+      </w:r>
+      <w:r>
+        <w:rPr>
+          <w:rFonts w:ascii="Times New Roman" w:hAnsi="Times New Roman" w:cs="Times New Roman"/>
+        </w:rPr>
+        <w:t xml:space="preserve"> (updated from CS Scenario)</w:t>
+      </w:r>
+      <w:r>
+        <w:rPr>
+          <w:rFonts w:ascii="Times New Roman" w:hAnsi="Times New Roman" w:cs="Times New Roman"/>
+        </w:rPr>
+        <w:t xml:space="preserve"> two types of checkout lanes </w:t>
+      </w:r>
+      <w:r>
+        <w:rPr>
+          <w:rFonts w:ascii="Times New Roman" w:hAnsi="Times New Roman" w:cs="Times New Roman"/>
+        </w:rPr>
+        <w:t>that are,</w:t>
+      </w:r>
+      <w:r>
+        <w:rPr>
+          <w:rFonts w:ascii="Times New Roman" w:hAnsi="Times New Roman" w:cs="Times New Roman"/>
+        </w:rPr>
+        <w:t xml:space="preserve"> a normal lane and an express lane. The express lane is for customers </w:t>
+      </w:r>
+      <w:r>
+        <w:rPr>
+          <w:rFonts w:ascii="Times New Roman" w:hAnsi="Times New Roman" w:cs="Times New Roman"/>
+        </w:rPr>
+        <w:t xml:space="preserve">who purchased </w:t>
+      </w:r>
+      <w:r>
+        <w:rPr>
+          <w:rFonts w:ascii="Times New Roman" w:hAnsi="Times New Roman" w:cs="Times New Roman"/>
+        </w:rPr>
+        <w:t>with fewer items and generally</w:t>
+      </w:r>
+      <w:r>
+        <w:rPr>
+          <w:rFonts w:ascii="Times New Roman" w:hAnsi="Times New Roman" w:cs="Times New Roman"/>
+        </w:rPr>
+        <w:t xml:space="preserve"> it</w:t>
+      </w:r>
+      <w:r>
+        <w:rPr>
+          <w:rFonts w:ascii="Times New Roman" w:hAnsi="Times New Roman" w:cs="Times New Roman"/>
+        </w:rPr>
+        <w:t xml:space="preserve"> has a shorter </w:t>
+      </w:r>
+      <w:r>
+        <w:rPr>
+          <w:rFonts w:ascii="Times New Roman" w:hAnsi="Times New Roman" w:cs="Times New Roman"/>
+        </w:rPr>
+        <w:t>queue, and the normal lane is for other customers</w:t>
+      </w:r>
+      <w:r>
+        <w:rPr>
+          <w:rFonts w:ascii="Times New Roman" w:hAnsi="Times New Roman" w:cs="Times New Roman"/>
+        </w:rPr>
+        <w:t>. This helps simulate how supermarkets handle customers differently based on their needs.</w:t>
+      </w:r>
+    </w:p>
+    <w:p>
+      <w:pPr>
+        <w:ind w:left="360"/>
+        <w:rPr>
+          <w:rFonts w:ascii="Times New Roman" w:hAnsi="Times New Roman" w:cs="Times New Roman"/>
+        </w:rPr>
+      </w:pPr>
+      <w:r>
+        <w:rPr>
+          <w:rFonts w:ascii="Times New Roman" w:hAnsi="Times New Roman" w:cs="Times New Roman"/>
+        </w:rPr>
+        <w:t>Also</w:t>
+      </w:r>
+      <w:r>
+        <w:rPr>
+          <w:rFonts w:ascii="Times New Roman" w:hAnsi="Times New Roman" w:cs="Times New Roman"/>
+        </w:rPr>
+        <w:t xml:space="preserve">, the </w:t>
+      </w:r>
+      <w:r>
+        <w:rPr>
+          <w:rFonts w:ascii="Times New Roman" w:hAnsi="Times New Roman" w:cs="Times New Roman"/>
+        </w:rPr>
+        <w:t>system</w:t>
+      </w:r>
+      <w:r>
+        <w:rPr>
+          <w:rFonts w:ascii="Times New Roman" w:hAnsi="Times New Roman" w:cs="Times New Roman"/>
+        </w:rPr>
+        <w:t xml:space="preserve"> </w:t>
+      </w:r>
+      <w:r>
+        <w:rPr>
+          <w:rFonts w:ascii="Times New Roman" w:hAnsi="Times New Roman" w:cs="Times New Roman"/>
+        </w:rPr>
+        <w:t>has</w:t>
+      </w:r>
+      <w:r>
+        <w:rPr>
+          <w:rFonts w:ascii="Times New Roman" w:hAnsi="Times New Roman" w:cs="Times New Roman"/>
+        </w:rPr>
+        <w:t xml:space="preserve"> customer impatience behavior.</w:t>
+      </w:r>
+      <w:r>
+        <w:rPr>
+          <w:rFonts w:ascii="Times New Roman" w:hAnsi="Times New Roman" w:cs="Times New Roman"/>
+        </w:rPr>
+        <w:t xml:space="preserve"> Not</w:t>
+      </w:r>
+      <w:r>
+        <w:rPr>
+          <w:rFonts w:ascii="Times New Roman" w:hAnsi="Times New Roman" w:cs="Times New Roman"/>
+        </w:rPr>
+        <w:t xml:space="preserve"> all customers are willing to wait indefinitely</w:t>
+      </w:r>
+      <w:r>
+        <w:rPr>
+          <w:rFonts w:ascii="Times New Roman" w:hAnsi="Times New Roman" w:cs="Times New Roman"/>
+        </w:rPr>
+        <w:t xml:space="preserve"> for long time</w:t>
+      </w:r>
+      <w:r>
+        <w:rPr>
+          <w:rFonts w:ascii="Times New Roman" w:hAnsi="Times New Roman" w:cs="Times New Roman"/>
+        </w:rPr>
+        <w:t>. Some may leave the queue</w:t>
+      </w:r>
+      <w:r>
+        <w:rPr>
+          <w:rFonts w:ascii="Times New Roman" w:hAnsi="Times New Roman" w:cs="Times New Roman"/>
+        </w:rPr>
+        <w:t xml:space="preserve"> and shop</w:t>
+      </w:r>
+      <w:r>
+        <w:rPr>
+          <w:rFonts w:ascii="Times New Roman" w:hAnsi="Times New Roman" w:cs="Times New Roman"/>
+        </w:rPr>
+        <w:t xml:space="preserve"> if it takes too long. In this system, if a customer waits for more than </w:t>
+      </w:r>
+      <w:r>
+        <w:rPr>
+          <w:rFonts w:ascii="Times New Roman" w:hAnsi="Times New Roman" w:cs="Times New Roman"/>
+        </w:rPr>
+        <w:t>3</w:t>
+      </w:r>
+      <w:r>
+        <w:rPr>
+          <w:rFonts w:ascii="Times New Roman" w:hAnsi="Times New Roman" w:cs="Times New Roman"/>
+        </w:rPr>
+        <w:t>0 minutes, they will abandon the queue and leave the system. This behavior helps to study how long waiting times affect customer retention and satisfaction.</w:t>
+      </w:r>
+    </w:p>
+    <w:p>
+      <w:pPr>
         <w:spacing w:line="276" w:lineRule="auto"/>
         <w:ind w:left="360"/>
         <w:rPr>
@@ -68,14 +461,14 @@
           <w:rFonts w:ascii="Times New Roman" w:hAnsi="Times New Roman" w:cs="Times New Roman"/>
           <w:color w:val="000000" w:themeColor="text1"/>
         </w:rPr>
-        <w:t>The selected system is a supermarket checkout system. This system describes an actual queuing scenario where customers arrive randomly and wait to be served by any cashier who is free at that time. Every cashier is allowed to serve one customer at a time, and customers may suffer from waiting according to the number of cashiers, as well as the arrival rate and service rate.</w:t>
-      </w:r>
-      <w:r>
-        <w:rPr>
-          <w:rFonts w:ascii="Times New Roman" w:hAnsi="Times New Roman" w:cs="Times New Roman"/>
-          <w:color w:val="000000" w:themeColor="text1"/>
-        </w:rPr>
-        <w:t xml:space="preserve"> </w:t>
+        <w:t>Such systems are suitable for performance modeling because it allows measurable analysis on waiting times, cashier utilization, and system throughput. It also makes it easier to see where there bottlenecks will occur when the supermarket is crowded</w:t>
+      </w:r>
+      <w:r>
+        <w:rPr>
+          <w:rFonts w:ascii="Times New Roman" w:hAnsi="Times New Roman" w:cs="Times New Roman"/>
+          <w:color w:val="000000" w:themeColor="text1"/>
+        </w:rPr>
+        <w:t>.</w:t>
       </w:r>
     </w:p>
     <w:p>
@@ -89,26 +482,263 @@
       </w:pPr>
       <w:r>
         <w:rPr>
-          <w:rFonts w:ascii="Times New Roman" w:hAnsi="Times New Roman" w:cs="Times New Roman"/>
-          <w:color w:val="000000" w:themeColor="text1"/>
-        </w:rPr>
-        <w:t xml:space="preserve">The main concept is about simulating and testing the performance of the supermarket’s checkout counters under different customer arrival conditions. The performance of the system might depend on variables such as the number of cashiers or how fast they serve each customer and </w:t>
-      </w:r>
-      <w:proofErr w:type="gramStart"/>
-      <w:r>
-        <w:rPr>
-          <w:rFonts w:ascii="Times New Roman" w:hAnsi="Times New Roman" w:cs="Times New Roman"/>
-          <w:color w:val="000000" w:themeColor="text1"/>
-        </w:rPr>
-        <w:t>in</w:t>
-      </w:r>
-      <w:proofErr w:type="gramEnd"/>
-      <w:r>
-        <w:rPr>
-          <w:rFonts w:ascii="Times New Roman" w:hAnsi="Times New Roman" w:cs="Times New Roman"/>
-          <w:color w:val="000000" w:themeColor="text1"/>
-        </w:rPr>
-        <w:t xml:space="preserve"> what frequencies customers arrive.</w:t>
+          <w:rStyle w:val="Heading2Char"/>
+          <w:rFonts w:ascii="Times New Roman" w:hAnsi="Times New Roman" w:cs="Times New Roman"/>
+          <w:b/>
+          <w:bCs/>
+          <w:color w:val="000000" w:themeColor="text1"/>
+        </w:rPr>
+        <w:t>System Flow:</w:t>
+      </w:r>
+      <w:r>
+        <w:rPr>
+          <w:rFonts w:ascii="Times New Roman" w:hAnsi="Times New Roman" w:cs="Times New Roman"/>
+          <w:color w:val="000000" w:themeColor="text1"/>
+        </w:rPr>
+        <w:br/>
+      </w:r>
+      <w:r>
+        <w:rPr>
+          <w:rFonts w:ascii="Times New Roman" w:hAnsi="Times New Roman" w:cs="Times New Roman"/>
+        </w:rPr>
+        <w:t xml:space="preserve">The </w:t>
+      </w:r>
+      <w:r>
+        <w:rPr>
+          <w:rFonts w:ascii="Times New Roman" w:hAnsi="Times New Roman" w:cs="Times New Roman"/>
+          <w:color w:val="000000" w:themeColor="text1"/>
+        </w:rPr>
+        <w:t xml:space="preserve">checkout process follows </w:t>
+      </w:r>
+      <w:r>
+        <w:rPr>
+          <w:rFonts w:ascii="Times New Roman" w:hAnsi="Times New Roman" w:cs="Times New Roman"/>
+        </w:rPr>
+        <w:t>a First-In-First-Out (FIFO) approach,</w:t>
+      </w:r>
+      <w:r>
+        <w:rPr>
+          <w:rFonts w:ascii="Times New Roman" w:hAnsi="Times New Roman" w:cs="Times New Roman"/>
+        </w:rPr>
+        <w:t xml:space="preserve"> </w:t>
+      </w:r>
+      <w:r>
+        <w:rPr>
+          <w:rFonts w:ascii="Times New Roman" w:hAnsi="Times New Roman" w:cs="Times New Roman"/>
+          <w:color w:val="000000" w:themeColor="text1"/>
+        </w:rPr>
+        <w:t>that mean the customers are served in the order they arrive</w:t>
+      </w:r>
+      <w:r>
+        <w:rPr>
+          <w:rFonts w:ascii="Times New Roman" w:hAnsi="Times New Roman" w:cs="Times New Roman"/>
+          <w:color w:val="000000" w:themeColor="text1"/>
+        </w:rPr>
+        <w:t xml:space="preserve"> but also</w:t>
+      </w:r>
+      <w:r>
+        <w:rPr>
+          <w:rFonts w:ascii="Times New Roman" w:hAnsi="Times New Roman" w:cs="Times New Roman"/>
+        </w:rPr>
+        <w:t xml:space="preserve"> with the flexibility of two queues</w:t>
+      </w:r>
+      <w:r>
+        <w:rPr>
+          <w:rFonts w:ascii="Times New Roman" w:hAnsi="Times New Roman" w:cs="Times New Roman"/>
+        </w:rPr>
+        <w:t>.</w:t>
+      </w:r>
+      <w:r>
+        <w:rPr>
+          <w:rFonts w:ascii="Times New Roman" w:hAnsi="Times New Roman" w:cs="Times New Roman"/>
+          <w:color w:val="000000" w:themeColor="text1"/>
+        </w:rPr>
+        <w:t xml:space="preserve"> The flow can be as</w:t>
+      </w:r>
+      <w:r>
+        <w:rPr>
+          <w:rFonts w:ascii="Times New Roman" w:hAnsi="Times New Roman" w:cs="Times New Roman"/>
+          <w:color w:val="000000" w:themeColor="text1"/>
+        </w:rPr>
+        <w:t xml:space="preserve"> below</w:t>
+      </w:r>
+      <w:r>
+        <w:rPr>
+          <w:rFonts w:ascii="Times New Roman" w:hAnsi="Times New Roman" w:cs="Times New Roman"/>
+          <w:color w:val="000000" w:themeColor="text1"/>
+        </w:rPr>
+        <w:t>:</w:t>
+      </w:r>
+    </w:p>
+    <w:p>
+      <w:pPr>
+        <w:numPr>
+          <w:ilvl w:val="0"/>
+          <w:numId w:val="8"/>
+        </w:numPr>
+        <w:rPr>
+          <w:rFonts w:ascii="Times New Roman" w:hAnsi="Times New Roman" w:cs="Times New Roman"/>
+        </w:rPr>
+      </w:pPr>
+      <w:r>
+        <w:rPr>
+          <w:rFonts w:ascii="Times New Roman" w:hAnsi="Times New Roman" w:cs="Times New Roman"/>
+        </w:rPr>
+        <w:t>Customers arrive randomly at the supermarket checkout.</w:t>
+      </w:r>
+    </w:p>
+    <w:p>
+      <w:pPr>
+        <w:numPr>
+          <w:ilvl w:val="0"/>
+          <w:numId w:val="8"/>
+        </w:numPr>
+        <w:rPr>
+          <w:rFonts w:ascii="Times New Roman" w:hAnsi="Times New Roman" w:cs="Times New Roman"/>
+        </w:rPr>
+      </w:pPr>
+      <w:r>
+        <w:rPr>
+          <w:rFonts w:ascii="Times New Roman" w:hAnsi="Times New Roman" w:cs="Times New Roman"/>
+        </w:rPr>
+        <w:t>Each customer decides whether to join the express or normal lane (usually 30% choose express and 70% choose normal).</w:t>
+      </w:r>
+    </w:p>
+    <w:p>
+      <w:pPr>
+        <w:numPr>
+          <w:ilvl w:val="0"/>
+          <w:numId w:val="8"/>
+        </w:numPr>
+        <w:rPr>
+          <w:rFonts w:ascii="Times New Roman" w:hAnsi="Times New Roman" w:cs="Times New Roman"/>
+        </w:rPr>
+      </w:pPr>
+      <w:r>
+        <w:rPr>
+          <w:rFonts w:ascii="Times New Roman" w:hAnsi="Times New Roman" w:cs="Times New Roman"/>
+        </w:rPr>
+        <w:t>If there is a free cashier in the chosen lane, the customer is served immediately.</w:t>
+      </w:r>
+    </w:p>
+    <w:p>
+      <w:pPr>
+        <w:numPr>
+          <w:ilvl w:val="0"/>
+          <w:numId w:val="8"/>
+        </w:numPr>
+        <w:rPr>
+          <w:rFonts w:ascii="Times New Roman" w:hAnsi="Times New Roman" w:cs="Times New Roman"/>
+        </w:rPr>
+      </w:pPr>
+      <w:r>
+        <w:rPr>
+          <w:rFonts w:ascii="Times New Roman" w:hAnsi="Times New Roman" w:cs="Times New Roman"/>
+        </w:rPr>
+        <w:t>If all cashiers in that lane are busy, the customer joins the queue.</w:t>
+      </w:r>
+    </w:p>
+    <w:p>
+      <w:pPr>
+        <w:numPr>
+          <w:ilvl w:val="0"/>
+          <w:numId w:val="8"/>
+        </w:numPr>
+        <w:rPr>
+          <w:rFonts w:ascii="Times New Roman" w:hAnsi="Times New Roman" w:cs="Times New Roman"/>
+        </w:rPr>
+      </w:pPr>
+      <w:r>
+        <w:rPr>
+          <w:rFonts w:ascii="Times New Roman" w:hAnsi="Times New Roman" w:cs="Times New Roman"/>
+        </w:rPr>
+        <w:t xml:space="preserve">If the customer waits more than </w:t>
+      </w:r>
+      <w:r>
+        <w:rPr>
+          <w:rFonts w:ascii="Times New Roman" w:hAnsi="Times New Roman" w:cs="Times New Roman"/>
+        </w:rPr>
+        <w:t>3</w:t>
+      </w:r>
+      <w:r>
+        <w:rPr>
+          <w:rFonts w:ascii="Times New Roman" w:hAnsi="Times New Roman" w:cs="Times New Roman"/>
+        </w:rPr>
+        <w:t>0 minutes, they become impatient and leave</w:t>
+      </w:r>
+      <w:r>
+        <w:rPr>
+          <w:rFonts w:ascii="Times New Roman" w:hAnsi="Times New Roman" w:cs="Times New Roman"/>
+        </w:rPr>
+        <w:t xml:space="preserve"> </w:t>
+      </w:r>
+      <w:r>
+        <w:rPr>
+          <w:rFonts w:ascii="Times New Roman" w:hAnsi="Times New Roman" w:cs="Times New Roman"/>
+        </w:rPr>
+        <w:t>the queue without being served</w:t>
+      </w:r>
+      <w:r>
+        <w:rPr>
+          <w:rFonts w:ascii="Times New Roman" w:hAnsi="Times New Roman" w:cs="Times New Roman"/>
+        </w:rPr>
+        <w:t xml:space="preserve"> </w:t>
+      </w:r>
+      <w:r>
+        <w:rPr>
+          <w:rFonts w:ascii="Times New Roman" w:hAnsi="Times New Roman" w:cs="Times New Roman"/>
+        </w:rPr>
+        <w:t>(exit the shop without purchasing anything)</w:t>
+      </w:r>
+      <w:r>
+        <w:rPr>
+          <w:rFonts w:ascii="Times New Roman" w:hAnsi="Times New Roman" w:cs="Times New Roman"/>
+        </w:rPr>
+        <w:t>.</w:t>
+      </w:r>
+    </w:p>
+    <w:p>
+      <w:pPr>
+        <w:numPr>
+          <w:ilvl w:val="0"/>
+          <w:numId w:val="8"/>
+        </w:numPr>
+        <w:rPr>
+          <w:rFonts w:ascii="Times New Roman" w:hAnsi="Times New Roman" w:cs="Times New Roman"/>
+        </w:rPr>
+      </w:pPr>
+      <w:r>
+        <w:rPr>
+          <w:rFonts w:ascii="Times New Roman" w:hAnsi="Times New Roman" w:cs="Times New Roman"/>
+        </w:rPr>
+        <w:t xml:space="preserve">Once a cashier finishes serving a customer, the next waiting customer in the same lane begins </w:t>
+      </w:r>
+      <w:r>
+        <w:rPr>
+          <w:rFonts w:ascii="Times New Roman" w:hAnsi="Times New Roman" w:cs="Times New Roman"/>
+        </w:rPr>
+        <w:t>service.</w:t>
+      </w:r>
+    </w:p>
+    <w:p>
+      <w:pPr>
+        <w:pStyle w:val="ListParagraph"/>
+        <w:numPr>
+          <w:ilvl w:val="0"/>
+          <w:numId w:val="8"/>
+        </w:numPr>
+        <w:spacing w:line="276" w:lineRule="auto"/>
+        <w:rPr>
+          <w:rFonts w:ascii="Times New Roman" w:hAnsi="Times New Roman" w:cs="Times New Roman"/>
+          <w:color w:val="000000" w:themeColor="text1"/>
+        </w:rPr>
+      </w:pPr>
+      <w:r>
+        <w:rPr>
+          <w:rFonts w:ascii="Times New Roman" w:hAnsi="Times New Roman" w:cs="Times New Roman"/>
+          <w:color w:val="000000" w:themeColor="text1"/>
+        </w:rPr>
+        <w:t>This process continues until the simulation ends.</w:t>
       </w:r>
     </w:p>
     <w:p>
@@ -125,258 +755,7 @@
           <w:rFonts w:ascii="Times New Roman" w:hAnsi="Times New Roman" w:cs="Times New Roman"/>
           <w:color w:val="000000" w:themeColor="text1"/>
         </w:rPr>
-        <w:t xml:space="preserve">Such systems are suitable for performance modeling because it allows measurable analysis on waiting times, cashier utilization, and system throughput. It also makes it easier to see where </w:t>
-      </w:r>
-      <w:proofErr w:type="gramStart"/>
-      <w:r>
-        <w:rPr>
-          <w:rFonts w:ascii="Times New Roman" w:hAnsi="Times New Roman" w:cs="Times New Roman"/>
-          <w:color w:val="000000" w:themeColor="text1"/>
-        </w:rPr>
-        <w:t>there</w:t>
-      </w:r>
-      <w:proofErr w:type="gramEnd"/>
-      <w:r>
-        <w:rPr>
-          <w:rFonts w:ascii="Times New Roman" w:hAnsi="Times New Roman" w:cs="Times New Roman"/>
-          <w:color w:val="000000" w:themeColor="text1"/>
-        </w:rPr>
-        <w:t xml:space="preserve"> bottlenecks will occur when the supermarket is crowded.</w:t>
-      </w:r>
-    </w:p>
-    <w:p>
-      <w:pPr>
-        <w:spacing w:line="276" w:lineRule="auto"/>
-        <w:ind w:left="360"/>
-        <w:rPr>
-          <w:rFonts w:ascii="Times New Roman" w:hAnsi="Times New Roman" w:cs="Times New Roman"/>
-          <w:color w:val="000000" w:themeColor="text1"/>
-        </w:rPr>
-      </w:pPr>
-      <w:r>
-        <w:rPr>
-          <w:rStyle w:val="Heading2Char"/>
-          <w:rFonts w:ascii="Times New Roman" w:hAnsi="Times New Roman" w:cs="Times New Roman"/>
-          <w:b/>
-          <w:bCs/>
-          <w:color w:val="000000" w:themeColor="text1"/>
-        </w:rPr>
-        <w:t>System Flow:</w:t>
-      </w:r>
-      <w:r>
-        <w:rPr>
-          <w:rFonts w:ascii="Times New Roman" w:hAnsi="Times New Roman" w:cs="Times New Roman"/>
-          <w:color w:val="000000" w:themeColor="text1"/>
-        </w:rPr>
-        <w:br/>
-        <w:t>The checkout process follows a First-In-First-Out (FIFO) approach,</w:t>
-      </w:r>
-      <w:r>
-        <w:rPr>
-          <w:rFonts w:ascii="Times New Roman" w:hAnsi="Times New Roman" w:cs="Times New Roman"/>
-          <w:color w:val="000000" w:themeColor="text1"/>
-        </w:rPr>
-        <w:t xml:space="preserve"> that</w:t>
-      </w:r>
-      <w:r>
-        <w:rPr>
-          <w:rFonts w:ascii="Times New Roman" w:hAnsi="Times New Roman" w:cs="Times New Roman"/>
-          <w:color w:val="000000" w:themeColor="text1"/>
-        </w:rPr>
-        <w:t xml:space="preserve"> </w:t>
-      </w:r>
-      <w:proofErr w:type="gramStart"/>
-      <w:r>
-        <w:rPr>
-          <w:rFonts w:ascii="Times New Roman" w:hAnsi="Times New Roman" w:cs="Times New Roman"/>
-          <w:color w:val="000000" w:themeColor="text1"/>
-        </w:rPr>
-        <w:t>mean</w:t>
-      </w:r>
-      <w:proofErr w:type="gramEnd"/>
-      <w:r>
-        <w:rPr>
-          <w:rFonts w:ascii="Times New Roman" w:hAnsi="Times New Roman" w:cs="Times New Roman"/>
-          <w:color w:val="000000" w:themeColor="text1"/>
-        </w:rPr>
-        <w:t xml:space="preserve"> the</w:t>
-      </w:r>
-      <w:r>
-        <w:rPr>
-          <w:rFonts w:ascii="Times New Roman" w:hAnsi="Times New Roman" w:cs="Times New Roman"/>
-          <w:color w:val="000000" w:themeColor="text1"/>
-        </w:rPr>
-        <w:t xml:space="preserve"> customers are served in the order they arrive. The flow can be as</w:t>
-      </w:r>
-      <w:r>
-        <w:rPr>
-          <w:rFonts w:ascii="Times New Roman" w:hAnsi="Times New Roman" w:cs="Times New Roman"/>
-          <w:color w:val="000000" w:themeColor="text1"/>
-        </w:rPr>
-        <w:t xml:space="preserve"> below</w:t>
-      </w:r>
-      <w:r>
-        <w:rPr>
-          <w:rFonts w:ascii="Times New Roman" w:hAnsi="Times New Roman" w:cs="Times New Roman"/>
-          <w:color w:val="000000" w:themeColor="text1"/>
-        </w:rPr>
-        <w:t>:</w:t>
-      </w:r>
-    </w:p>
-    <w:p>
-      <w:pPr>
-        <w:numPr>
-          <w:ilvl w:val="0"/>
-          <w:numId w:val="5"/>
-        </w:numPr>
-        <w:tabs>
-          <w:tab w:val="num" w:pos="720"/>
-        </w:tabs>
-        <w:spacing w:line="276" w:lineRule="auto"/>
-        <w:rPr>
-          <w:rFonts w:ascii="Times New Roman" w:hAnsi="Times New Roman" w:cs="Times New Roman"/>
-          <w:color w:val="000000" w:themeColor="text1"/>
-        </w:rPr>
-      </w:pPr>
-      <w:r>
-        <w:rPr>
-          <w:rFonts w:ascii="Times New Roman" w:hAnsi="Times New Roman" w:cs="Times New Roman"/>
-          <w:color w:val="000000" w:themeColor="text1"/>
-        </w:rPr>
-        <w:t>A customer arrives at the checkout.</w:t>
-      </w:r>
-    </w:p>
-    <w:p>
-      <w:pPr>
-        <w:numPr>
-          <w:ilvl w:val="0"/>
-          <w:numId w:val="5"/>
-        </w:numPr>
-        <w:tabs>
-          <w:tab w:val="num" w:pos="720"/>
-        </w:tabs>
-        <w:spacing w:line="276" w:lineRule="auto"/>
-        <w:rPr>
-          <w:rFonts w:ascii="Times New Roman" w:hAnsi="Times New Roman" w:cs="Times New Roman"/>
-          <w:color w:val="000000" w:themeColor="text1"/>
-        </w:rPr>
-      </w:pPr>
-      <w:r>
-        <w:rPr>
-          <w:rFonts w:ascii="Times New Roman" w:hAnsi="Times New Roman" w:cs="Times New Roman"/>
-          <w:color w:val="000000" w:themeColor="text1"/>
-        </w:rPr>
-        <w:t>If a cashier is free, the customer is served immediately.</w:t>
-      </w:r>
-    </w:p>
-    <w:p>
-      <w:pPr>
-        <w:numPr>
-          <w:ilvl w:val="0"/>
-          <w:numId w:val="5"/>
-        </w:numPr>
-        <w:tabs>
-          <w:tab w:val="num" w:pos="720"/>
-        </w:tabs>
-        <w:spacing w:line="276" w:lineRule="auto"/>
-        <w:rPr>
-          <w:rFonts w:ascii="Times New Roman" w:hAnsi="Times New Roman" w:cs="Times New Roman"/>
-          <w:color w:val="000000" w:themeColor="text1"/>
-        </w:rPr>
-      </w:pPr>
-      <w:r>
-        <w:rPr>
-          <w:rFonts w:ascii="Times New Roman" w:hAnsi="Times New Roman" w:cs="Times New Roman"/>
-          <w:color w:val="000000" w:themeColor="text1"/>
-        </w:rPr>
-        <w:t>If all cashiers are busy, the customer joins the queue</w:t>
-      </w:r>
-      <w:r>
-        <w:rPr>
-          <w:rFonts w:ascii="Times New Roman" w:hAnsi="Times New Roman" w:cs="Times New Roman"/>
-          <w:color w:val="000000" w:themeColor="text1"/>
-        </w:rPr>
-        <w:t xml:space="preserve"> (only one queue is there)</w:t>
-      </w:r>
-      <w:r>
-        <w:rPr>
-          <w:rFonts w:ascii="Times New Roman" w:hAnsi="Times New Roman" w:cs="Times New Roman"/>
-          <w:color w:val="000000" w:themeColor="text1"/>
-        </w:rPr>
-        <w:t>.</w:t>
-      </w:r>
-    </w:p>
-    <w:p>
-      <w:pPr>
-        <w:numPr>
-          <w:ilvl w:val="0"/>
-          <w:numId w:val="5"/>
-        </w:numPr>
-        <w:tabs>
-          <w:tab w:val="num" w:pos="720"/>
-        </w:tabs>
-        <w:spacing w:line="276" w:lineRule="auto"/>
-        <w:rPr>
-          <w:rFonts w:ascii="Times New Roman" w:hAnsi="Times New Roman" w:cs="Times New Roman"/>
-          <w:color w:val="000000" w:themeColor="text1"/>
-        </w:rPr>
-      </w:pPr>
-      <w:r>
-        <w:rPr>
-          <w:rFonts w:ascii="Times New Roman" w:hAnsi="Times New Roman" w:cs="Times New Roman"/>
-          <w:color w:val="000000" w:themeColor="text1"/>
-        </w:rPr>
-        <w:t xml:space="preserve">Once a cashier completes service, the next customer in </w:t>
-      </w:r>
-      <w:r>
-        <w:rPr>
-          <w:rFonts w:ascii="Times New Roman" w:hAnsi="Times New Roman" w:cs="Times New Roman"/>
-          <w:color w:val="000000" w:themeColor="text1"/>
-        </w:rPr>
-        <w:t>queue</w:t>
-      </w:r>
-      <w:r>
-        <w:rPr>
-          <w:rFonts w:ascii="Times New Roman" w:hAnsi="Times New Roman" w:cs="Times New Roman"/>
-          <w:color w:val="000000" w:themeColor="text1"/>
-        </w:rPr>
-        <w:t xml:space="preserve"> is served.</w:t>
-      </w:r>
-    </w:p>
-    <w:p>
-      <w:pPr>
-        <w:numPr>
-          <w:ilvl w:val="0"/>
-          <w:numId w:val="5"/>
-        </w:numPr>
-        <w:spacing w:line="276" w:lineRule="auto"/>
-        <w:rPr>
-          <w:rFonts w:ascii="Times New Roman" w:hAnsi="Times New Roman" w:cs="Times New Roman"/>
-          <w:color w:val="000000" w:themeColor="text1"/>
-        </w:rPr>
-      </w:pPr>
-      <w:r>
-        <w:rPr>
-          <w:rFonts w:ascii="Times New Roman" w:hAnsi="Times New Roman" w:cs="Times New Roman"/>
-          <w:color w:val="000000" w:themeColor="text1"/>
-        </w:rPr>
-        <w:t>This process continues until the simulation ends.</w:t>
-      </w:r>
-    </w:p>
-    <w:p>
-      <w:pPr>
-        <w:spacing w:line="276" w:lineRule="auto"/>
-        <w:ind w:left="360"/>
-        <w:rPr>
-          <w:rFonts w:ascii="Times New Roman" w:hAnsi="Times New Roman" w:cs="Times New Roman"/>
-          <w:color w:val="000000" w:themeColor="text1"/>
-        </w:rPr>
-      </w:pPr>
-      <w:r>
-        <w:rPr>
-          <w:rFonts w:ascii="Times New Roman" w:hAnsi="Times New Roman" w:cs="Times New Roman"/>
-          <w:color w:val="000000" w:themeColor="text1"/>
-        </w:rPr>
+        <w:lastRenderedPageBreak/>
         <w:t>This flow allows us to study how factors such as the arrival rate, service rate, and number of cashiers affect key performance measures like:</w:t>
       </w:r>
     </w:p>
@@ -425,6 +804,19 @@
         </w:rPr>
         <w:t>Cashier utilization</w:t>
       </w:r>
+      <w:r>
+        <w:rPr>
+          <w:rFonts w:ascii="Times New Roman" w:hAnsi="Times New Roman" w:cs="Times New Roman"/>
+          <w:color w:val="000000" w:themeColor="text1"/>
+        </w:rPr>
+        <w:t xml:space="preserve"> </w:t>
+      </w:r>
+      <w:r>
+        <w:rPr>
+          <w:rFonts w:ascii="Times New Roman" w:hAnsi="Times New Roman" w:cs="Times New Roman"/>
+        </w:rPr>
+        <w:t>percentage</w:t>
+      </w:r>
     </w:p>
     <w:p>
       <w:pPr>
@@ -448,6 +840,19 @@
         </w:rPr>
         <w:t>Queue length</w:t>
       </w:r>
+      <w:r>
+        <w:rPr>
+          <w:rFonts w:ascii="Times New Roman" w:hAnsi="Times New Roman" w:cs="Times New Roman"/>
+          <w:color w:val="000000" w:themeColor="text1"/>
+        </w:rPr>
+        <w:t xml:space="preserve"> </w:t>
+      </w:r>
+      <w:r>
+        <w:rPr>
+          <w:rFonts w:ascii="Times New Roman" w:hAnsi="Times New Roman" w:cs="Times New Roman"/>
+        </w:rPr>
+        <w:t>variations</w:t>
+      </w:r>
     </w:p>
     <w:p>
       <w:pPr>
@@ -474,77 +879,43 @@
     </w:p>
     <w:p>
       <w:pPr>
-        <w:pStyle w:val="ListParagraph"/>
+        <w:numPr>
+          <w:ilvl w:val="0"/>
+          <w:numId w:val="6"/>
+        </w:numPr>
+        <w:tabs>
+          <w:tab w:val="num" w:pos="720"/>
+        </w:tabs>
         <w:spacing w:line="276" w:lineRule="auto"/>
-        <w:ind w:left="1080"/>
-        <w:rPr>
+        <w:rPr>
+          <w:rFonts w:ascii="Times New Roman" w:hAnsi="Times New Roman" w:cs="Times New Roman"/>
+          <w:color w:val="000000" w:themeColor="text1"/>
+        </w:rPr>
+      </w:pPr>
+      <w:r>
+        <w:rPr>
+          <w:rFonts w:ascii="Times New Roman" w:hAnsi="Times New Roman" w:cs="Times New Roman"/>
+        </w:rPr>
+        <w:t>Customer abandonment rate (due to impatience)</w:t>
+      </w:r>
+    </w:p>
+    <w:p>
+      <w:pPr>
+        <w:pStyle w:val="Heading2"/>
+        <w:rPr>
+          <w:rFonts w:ascii="Times New Roman" w:hAnsi="Times New Roman" w:cs="Times New Roman"/>
           <w:b/>
           <w:bCs/>
-        </w:rPr>
-      </w:pPr>
-    </w:p>
-    <w:p>
-      <w:pPr>
-        <w:pStyle w:val="ListParagraph"/>
-        <w:spacing w:line="276" w:lineRule="auto"/>
-        <w:ind w:left="1080"/>
-        <w:rPr>
+          <w:color w:val="000000" w:themeColor="text1"/>
+        </w:rPr>
+      </w:pPr>
+      <w:r>
+        <w:rPr>
+          <w:rFonts w:ascii="Times New Roman" w:hAnsi="Times New Roman" w:cs="Times New Roman"/>
           <w:b/>
           <w:bCs/>
-        </w:rPr>
-      </w:pPr>
-    </w:p>
-    <w:p>
-      <w:pPr>
-        <w:pStyle w:val="ListParagraph"/>
-        <w:spacing w:line="276" w:lineRule="auto"/>
-        <w:ind w:left="1080"/>
-        <w:rPr>
-          <w:b/>
-          <w:bCs/>
-        </w:rPr>
-      </w:pPr>
-    </w:p>
-    <w:p>
-      <w:pPr>
-        <w:pStyle w:val="ListParagraph"/>
-        <w:spacing w:line="276" w:lineRule="auto"/>
-        <w:ind w:left="1080"/>
-        <w:rPr>
-          <w:b/>
-          <w:bCs/>
-        </w:rPr>
-      </w:pPr>
-    </w:p>
-    <w:p>
-      <w:pPr>
-        <w:pStyle w:val="ListParagraph"/>
-        <w:spacing w:line="276" w:lineRule="auto"/>
-        <w:ind w:left="1080"/>
-        <w:rPr>
-          <w:b/>
-          <w:bCs/>
-        </w:rPr>
-      </w:pPr>
-    </w:p>
-    <w:p>
-      <w:pPr>
-        <w:pStyle w:val="Heading2"/>
-        <w:rPr>
-          <w:rFonts w:ascii="Times New Roman" w:hAnsi="Times New Roman" w:cs="Times New Roman"/>
-          <w:b/>
-          <w:bCs/>
-          <w:color w:val="000000" w:themeColor="text1"/>
-        </w:rPr>
-      </w:pPr>
-      <w:r>
-        <w:rPr>
-          <w:rFonts w:ascii="Times New Roman" w:hAnsi="Times New Roman" w:cs="Times New Roman"/>
-          <w:b/>
-          <w:bCs/>
-          <w:color w:val="000000" w:themeColor="text1"/>
-        </w:rPr>
-        <w:lastRenderedPageBreak/>
+          <w:color w:val="000000" w:themeColor="text1"/>
+        </w:rPr>
         <w:t>Parameters</w:t>
       </w:r>
       <w:r>
@@ -961,6 +1332,132 @@
           </w:p>
         </w:tc>
       </w:tr>
+      <w:tr>
+        <w:trPr>
+          <w:trHeight w:val="317"/>
+        </w:trPr>
+        <w:tc>
+          <w:tcPr>
+            <w:tcW w:w="3048" w:type="dxa"/>
+          </w:tcPr>
+          <w:p>
+            <w:pPr>
+              <w:spacing w:line="276" w:lineRule="auto"/>
+              <w:rPr>
+                <w:rFonts w:ascii="Times New Roman" w:hAnsi="Times New Roman" w:cs="Times New Roman"/>
+              </w:rPr>
+            </w:pPr>
+            <w:r>
+              <w:rPr>
+                <w:rFonts w:ascii="Times New Roman" w:hAnsi="Times New Roman" w:cs="Times New Roman"/>
+              </w:rPr>
+              <w:t>Impatience limit</w:t>
+            </w:r>
+          </w:p>
+        </w:tc>
+        <w:tc>
+          <w:tcPr>
+            <w:tcW w:w="3049" w:type="dxa"/>
+          </w:tcPr>
+          <w:p>
+            <w:pPr>
+              <w:spacing w:line="276" w:lineRule="auto"/>
+              <w:jc w:val="center"/>
+              <w:rPr>
+                <w:rFonts w:ascii="Times New Roman" w:hAnsi="Times New Roman" w:cs="Times New Roman"/>
+              </w:rPr>
+            </w:pPr>
+            <w:r>
+              <w:rPr>
+                <w:rFonts w:ascii="Times New Roman" w:hAnsi="Times New Roman" w:cs="Times New Roman"/>
+              </w:rPr>
+              <w:t>30 min</w:t>
+            </w:r>
+          </w:p>
+        </w:tc>
+        <w:tc>
+          <w:tcPr>
+            <w:tcW w:w="3049" w:type="dxa"/>
+          </w:tcPr>
+          <w:p>
+            <w:pPr>
+              <w:spacing w:line="276" w:lineRule="auto"/>
+              <w:rPr>
+                <w:rFonts w:ascii="Times New Roman" w:hAnsi="Times New Roman" w:cs="Times New Roman"/>
+              </w:rPr>
+            </w:pPr>
+            <w:r>
+              <w:rPr>
+                <w:rFonts w:ascii="Times New Roman" w:hAnsi="Times New Roman" w:cs="Times New Roman"/>
+              </w:rPr>
+              <w:t>Maximum waiting time before a customer leaves</w:t>
+            </w:r>
+          </w:p>
+        </w:tc>
+      </w:tr>
+      <w:tr>
+        <w:trPr>
+          <w:trHeight w:val="317"/>
+        </w:trPr>
+        <w:tc>
+          <w:tcPr>
+            <w:tcW w:w="3048" w:type="dxa"/>
+          </w:tcPr>
+          <w:p>
+            <w:pPr>
+              <w:spacing w:line="276" w:lineRule="auto"/>
+              <w:rPr>
+                <w:rFonts w:ascii="Times New Roman" w:hAnsi="Times New Roman" w:cs="Times New Roman"/>
+              </w:rPr>
+            </w:pPr>
+            <w:r>
+              <w:rPr>
+                <w:rFonts w:ascii="Times New Roman" w:hAnsi="Times New Roman" w:cs="Times New Roman"/>
+              </w:rPr>
+              <w:t>Lane types</w:t>
+            </w:r>
+          </w:p>
+        </w:tc>
+        <w:tc>
+          <w:tcPr>
+            <w:tcW w:w="3049" w:type="dxa"/>
+          </w:tcPr>
+          <w:p>
+            <w:pPr>
+              <w:spacing w:line="276" w:lineRule="auto"/>
+              <w:jc w:val="center"/>
+              <w:rPr>
+                <w:rFonts w:ascii="Times New Roman" w:hAnsi="Times New Roman" w:cs="Times New Roman"/>
+              </w:rPr>
+            </w:pPr>
+            <w:r>
+              <w:rPr>
+                <w:rFonts w:ascii="Times New Roman" w:hAnsi="Times New Roman" w:cs="Times New Roman"/>
+              </w:rPr>
+              <w:t>Normal, Express</w:t>
+            </w:r>
+          </w:p>
+        </w:tc>
+        <w:tc>
+          <w:tcPr>
+            <w:tcW w:w="3049" w:type="dxa"/>
+          </w:tcPr>
+          <w:p>
+            <w:pPr>
+              <w:spacing w:line="276" w:lineRule="auto"/>
+              <w:rPr>
+                <w:rFonts w:ascii="Times New Roman" w:hAnsi="Times New Roman" w:cs="Times New Roman"/>
+              </w:rPr>
+            </w:pPr>
+            <w:r>
+              <w:rPr>
+                <w:rFonts w:ascii="Times New Roman" w:hAnsi="Times New Roman" w:cs="Times New Roman"/>
+              </w:rPr>
+              <w:t>Two queue categories for customers</w:t>
+            </w:r>
+          </w:p>
+        </w:tc>
+      </w:tr>
     </w:tbl>
     <w:p>
       <w:pPr>
@@ -1006,51 +1503,25 @@
           <w:color w:val="000000" w:themeColor="text1"/>
         </w:rPr>
       </w:pPr>
-      <w:proofErr w:type="gramStart"/>
-      <w:r>
-        <w:rPr>
-          <w:rFonts w:ascii="Times New Roman" w:hAnsi="Times New Roman" w:cs="Times New Roman"/>
-          <w:color w:val="000000" w:themeColor="text1"/>
-        </w:rPr>
-        <w:t>In reality, long</w:t>
-      </w:r>
-      <w:proofErr w:type="gramEnd"/>
-      <w:r>
-        <w:rPr>
-          <w:rFonts w:ascii="Times New Roman" w:hAnsi="Times New Roman" w:cs="Times New Roman"/>
-          <w:color w:val="000000" w:themeColor="text1"/>
-        </w:rPr>
-        <w:t xml:space="preserve"> queues at the checkout counters cause </w:t>
-      </w:r>
-      <w:r>
-        <w:rPr>
-          <w:rFonts w:ascii="Times New Roman" w:hAnsi="Times New Roman" w:cs="Times New Roman"/>
-          <w:color w:val="000000" w:themeColor="text1"/>
-        </w:rPr>
-        <w:t>dissatisfaction</w:t>
-      </w:r>
-      <w:r>
-        <w:rPr>
-          <w:rFonts w:ascii="Times New Roman" w:hAnsi="Times New Roman" w:cs="Times New Roman"/>
-          <w:color w:val="000000" w:themeColor="text1"/>
-        </w:rPr>
-        <w:t xml:space="preserve"> to customers </w:t>
-      </w:r>
-      <w:proofErr w:type="gramStart"/>
-      <w:r>
-        <w:rPr>
-          <w:rFonts w:ascii="Times New Roman" w:hAnsi="Times New Roman" w:cs="Times New Roman"/>
-          <w:color w:val="000000" w:themeColor="text1"/>
-        </w:rPr>
-        <w:t>and also</w:t>
-      </w:r>
-      <w:proofErr w:type="gramEnd"/>
-      <w:r>
-        <w:rPr>
-          <w:rFonts w:ascii="Times New Roman" w:hAnsi="Times New Roman" w:cs="Times New Roman"/>
-          <w:color w:val="000000" w:themeColor="text1"/>
-        </w:rPr>
-        <w:t xml:space="preserve"> reduce overall efficiency. At peak hours, the cashiers are overloaded, while at less busy times some resources might be underused.</w:t>
+      <w:r>
+        <w:rPr>
+          <w:rFonts w:ascii="Times New Roman" w:hAnsi="Times New Roman" w:cs="Times New Roman"/>
+          <w:color w:val="000000" w:themeColor="text1"/>
+        </w:rPr>
+        <w:t xml:space="preserve">In reality, </w:t>
+      </w:r>
+      <w:r>
+        <w:rPr>
+          <w:rFonts w:ascii="Times New Roman" w:hAnsi="Times New Roman" w:cs="Times New Roman"/>
+        </w:rPr>
+        <w:t>long queues and slow checkout times are among the most common issues that affect both customer satisfaction and business efficiency. When customer arrivals suddenly increase, queues become longer, causing frustration and sometimes leading to customers leaving before making a purchase. On the other hand, if there are too many cashiers during quiet periods, resources go underused and operational costs increase</w:t>
+      </w:r>
+      <w:r>
+        <w:rPr>
+          <w:rFonts w:ascii="Times New Roman" w:hAnsi="Times New Roman" w:cs="Times New Roman"/>
+          <w:color w:val="000000" w:themeColor="text1"/>
+        </w:rPr>
+        <w:t>.</w:t>
       </w:r>
     </w:p>
     <w:p>
@@ -1065,25 +1536,51 @@
       <w:r>
         <w:rPr>
           <w:rFonts w:ascii="Times New Roman" w:hAnsi="Times New Roman" w:cs="Times New Roman"/>
-          <w:color w:val="000000" w:themeColor="text1"/>
-        </w:rPr>
-        <w:t xml:space="preserve">The challenge is to correctly estimate the speed of service, number of cashiers and how often customers arrive </w:t>
-      </w:r>
-      <w:proofErr w:type="gramStart"/>
-      <w:r>
-        <w:rPr>
-          <w:rFonts w:ascii="Times New Roman" w:hAnsi="Times New Roman" w:cs="Times New Roman"/>
-          <w:color w:val="000000" w:themeColor="text1"/>
-        </w:rPr>
-        <w:t>in order to</w:t>
-      </w:r>
-      <w:proofErr w:type="gramEnd"/>
-      <w:r>
-        <w:rPr>
-          <w:rFonts w:ascii="Times New Roman" w:hAnsi="Times New Roman" w:cs="Times New Roman"/>
-          <w:color w:val="000000" w:themeColor="text1"/>
-        </w:rPr>
-        <w:t xml:space="preserve"> maintain an efficient and smooth operation.</w:t>
+        </w:rPr>
+        <w:t>The main challenge is to find a proper balance between staff allocation and customer flow management</w:t>
+      </w:r>
+      <w:r>
+        <w:rPr>
+          <w:rFonts w:ascii="Times New Roman" w:hAnsi="Times New Roman" w:cs="Times New Roman"/>
+        </w:rPr>
+        <w:t>.</w:t>
+      </w:r>
+      <w:r>
+        <w:rPr>
+          <w:rFonts w:ascii="Times New Roman" w:hAnsi="Times New Roman" w:cs="Times New Roman"/>
+        </w:rPr>
+        <w:t xml:space="preserve"> </w:t>
+      </w:r>
+      <w:r>
+        <w:rPr>
+          <w:rFonts w:ascii="Times New Roman" w:hAnsi="Times New Roman" w:cs="Times New Roman"/>
+        </w:rPr>
+        <w:t>I</w:t>
+      </w:r>
+      <w:r>
+        <w:rPr>
+          <w:rFonts w:ascii="Times New Roman" w:hAnsi="Times New Roman" w:cs="Times New Roman"/>
+        </w:rPr>
+        <w:t xml:space="preserve">n other words, to make sure </w:t>
+      </w:r>
+      <w:r>
+        <w:rPr>
+          <w:rFonts w:ascii="Times New Roman" w:hAnsi="Times New Roman" w:cs="Times New Roman"/>
+        </w:rPr>
+        <w:t xml:space="preserve">that </w:t>
+      </w:r>
+      <w:r>
+        <w:rPr>
+          <w:rFonts w:ascii="Times New Roman" w:hAnsi="Times New Roman" w:cs="Times New Roman"/>
+        </w:rPr>
+        <w:t>customers are served efficiently without wasting resources</w:t>
+      </w:r>
+      <w:r>
+        <w:rPr>
+          <w:rFonts w:ascii="Times New Roman" w:hAnsi="Times New Roman" w:cs="Times New Roman"/>
+          <w:color w:val="000000" w:themeColor="text1"/>
+        </w:rPr>
+        <w:t>.</w:t>
       </w:r>
     </w:p>
     <w:p>
@@ -1100,6 +1597,7 @@
           <w:rFonts w:ascii="Times New Roman" w:hAnsi="Times New Roman" w:cs="Times New Roman"/>
           <w:color w:val="000000" w:themeColor="text1"/>
         </w:rPr>
+        <w:lastRenderedPageBreak/>
         <w:t>To analyze, the system will be simulated using random arrival and service rates, allowing observation of different scenarios such as:</w:t>
       </w:r>
     </w:p>
@@ -1123,6 +1621,19 @@
         </w:rPr>
         <w:t>Normal customer flow (baseline)</w:t>
       </w:r>
+      <w:r>
+        <w:rPr>
+          <w:rFonts w:ascii="Times New Roman" w:hAnsi="Times New Roman" w:cs="Times New Roman"/>
+          <w:color w:val="000000" w:themeColor="text1"/>
+        </w:rPr>
+        <w:t xml:space="preserve">: </w:t>
+      </w:r>
+      <w:r>
+        <w:rPr>
+          <w:rFonts w:ascii="Times New Roman" w:hAnsi="Times New Roman" w:cs="Times New Roman"/>
+        </w:rPr>
+        <w:t>Normal customer flow under typical working conditions</w:t>
+      </w:r>
     </w:p>
     <w:p>
       <w:pPr>
@@ -1144,6 +1655,19 @@
         </w:rPr>
         <w:t>High traffic (peak hours)</w:t>
       </w:r>
+      <w:r>
+        <w:rPr>
+          <w:rFonts w:ascii="Times New Roman" w:hAnsi="Times New Roman" w:cs="Times New Roman"/>
+          <w:color w:val="000000" w:themeColor="text1"/>
+        </w:rPr>
+        <w:t xml:space="preserve">: </w:t>
+      </w:r>
+      <w:r>
+        <w:rPr>
+          <w:rFonts w:ascii="Times New Roman" w:hAnsi="Times New Roman" w:cs="Times New Roman"/>
+        </w:rPr>
+        <w:t>Double customer arrival rate to simulate peak hours</w:t>
+      </w:r>
     </w:p>
     <w:p>
       <w:pPr>
@@ -1165,6 +1689,25 @@
         </w:rPr>
         <w:t>More cashiers added</w:t>
       </w:r>
+      <w:r>
+        <w:rPr>
+          <w:rFonts w:ascii="Times New Roman" w:hAnsi="Times New Roman" w:cs="Times New Roman"/>
+          <w:color w:val="000000" w:themeColor="text1"/>
+        </w:rPr>
+        <w:t>:</w:t>
+      </w:r>
+      <w:r>
+        <w:rPr>
+          <w:rFonts w:ascii="Times New Roman" w:hAnsi="Times New Roman" w:cs="Times New Roman"/>
+        </w:rPr>
+        <w:t xml:space="preserve"> </w:t>
+      </w:r>
+      <w:r>
+        <w:rPr>
+          <w:rFonts w:ascii="Times New Roman" w:hAnsi="Times New Roman" w:cs="Times New Roman"/>
+        </w:rPr>
+        <w:t>Additional checkout counters to reduce waiting time</w:t>
+      </w:r>
     </w:p>
     <w:p>
       <w:pPr>
@@ -1186,6 +1729,19 @@
         </w:rPr>
         <w:t>Faster service</w:t>
       </w:r>
+      <w:r>
+        <w:rPr>
+          <w:rFonts w:ascii="Times New Roman" w:hAnsi="Times New Roman" w:cs="Times New Roman"/>
+          <w:color w:val="000000" w:themeColor="text1"/>
+        </w:rPr>
+        <w:t xml:space="preserve">: </w:t>
+      </w:r>
+      <w:r>
+        <w:rPr>
+          <w:rFonts w:ascii="Times New Roman" w:hAnsi="Times New Roman" w:cs="Times New Roman"/>
+        </w:rPr>
+        <w:t>Reduced service time to see its impact on system efficiency</w:t>
+      </w:r>
     </w:p>
     <w:p>
       <w:pPr>
@@ -1259,23 +1815,7 @@
           <w:rFonts w:ascii="Times New Roman" w:hAnsi="Times New Roman" w:cs="Times New Roman"/>
           <w:color w:val="000000" w:themeColor="text1"/>
         </w:rPr>
-        <w:t xml:space="preserve">The main </w:t>
-      </w:r>
-      <w:proofErr w:type="gramStart"/>
-      <w:r>
-        <w:rPr>
-          <w:rFonts w:ascii="Times New Roman" w:hAnsi="Times New Roman" w:cs="Times New Roman"/>
-          <w:color w:val="000000" w:themeColor="text1"/>
-        </w:rPr>
-        <w:t>performance objective</w:t>
-      </w:r>
-      <w:proofErr w:type="gramEnd"/>
-      <w:r>
-        <w:rPr>
-          <w:rFonts w:ascii="Times New Roman" w:hAnsi="Times New Roman" w:cs="Times New Roman"/>
-          <w:color w:val="000000" w:themeColor="text1"/>
-        </w:rPr>
-        <w:t xml:space="preserve"> is:</w:t>
+        <w:t>The main performance objective is:</w:t>
       </w:r>
     </w:p>
     <w:p>
@@ -1313,38 +1853,365 @@
           <w:rFonts w:ascii="Times New Roman" w:hAnsi="Times New Roman" w:cs="Times New Roman"/>
           <w:color w:val="000000" w:themeColor="text1"/>
         </w:rPr>
-        <w:t xml:space="preserve">This objective focuses on improving customer experience by reducing how long each customer </w:t>
-      </w:r>
-      <w:proofErr w:type="gramStart"/>
-      <w:r>
-        <w:rPr>
-          <w:rFonts w:ascii="Times New Roman" w:hAnsi="Times New Roman" w:cs="Times New Roman"/>
-          <w:color w:val="000000" w:themeColor="text1"/>
-        </w:rPr>
-        <w:t>has to</w:t>
-      </w:r>
-      <w:proofErr w:type="gramEnd"/>
-      <w:r>
-        <w:rPr>
-          <w:rFonts w:ascii="Times New Roman" w:hAnsi="Times New Roman" w:cs="Times New Roman"/>
-          <w:color w:val="000000" w:themeColor="text1"/>
-        </w:rPr>
-        <w:t xml:space="preserve"> wait before being served. Minimizing the waiting time will also indirectly improve throughput and overall system efficiency. By changing some </w:t>
-      </w:r>
-      <w:r>
-        <w:rPr>
-          <w:rFonts w:ascii="Times New Roman" w:hAnsi="Times New Roman" w:cs="Times New Roman"/>
-          <w:color w:val="000000" w:themeColor="text1"/>
+        <w:t>This objective focuses on improving customer experience by reducing how long each customer has to wait before being served. Minimizing the waiting time will also indirectly improve throughput and overall system efficiency. By changing some variables (like number of cashiers, service speed), the simulation will let us find out what is the best configuration is that minimizes the time waiting in line while keeping the cashier utilization reasonable.</w:t>
+      </w:r>
+      <w:r>
+        <w:rPr>
+          <w:rFonts w:ascii="Times New Roman" w:hAnsi="Times New Roman" w:cs="Times New Roman"/>
+          <w:color w:val="000000" w:themeColor="text1"/>
+        </w:rPr>
+        <w:t xml:space="preserve"> </w:t>
+      </w:r>
+    </w:p>
+    <w:p>
+      <w:pPr>
+        <w:pStyle w:val="Heading1"/>
+        <w:numPr>
+          <w:ilvl w:val="0"/>
+          <w:numId w:val="1"/>
+        </w:numPr>
+        <w:rPr>
+          <w:rFonts w:ascii="Times New Roman" w:hAnsi="Times New Roman" w:cs="Times New Roman"/>
+          <w:b/>
+          <w:bCs/>
+          <w:color w:val="auto"/>
+        </w:rPr>
+      </w:pPr>
+      <w:r>
+        <w:rPr>
+          <w:rFonts w:ascii="Times New Roman" w:hAnsi="Times New Roman" w:cs="Times New Roman"/>
+          <w:b/>
+          <w:bCs/>
+          <w:color w:val="auto"/>
+        </w:rPr>
+        <w:t>Data Set</w:t>
+      </w:r>
+    </w:p>
+    <w:p>
+      <w:pPr>
+        <w:ind w:left="360"/>
+        <w:rPr>
+          <w:rFonts w:ascii="Times New Roman" w:hAnsi="Times New Roman" w:cs="Times New Roman"/>
+        </w:rPr>
+      </w:pPr>
+      <w:r>
+        <w:rPr>
+          <w:rFonts w:ascii="Times New Roman" w:hAnsi="Times New Roman" w:cs="Times New Roman"/>
+        </w:rPr>
+        <w:t xml:space="preserve">The dataset for this project represents the performance records of </w:t>
+      </w:r>
+      <w:r>
+        <w:rPr>
+          <w:rFonts w:ascii="Times New Roman" w:hAnsi="Times New Roman" w:cs="Times New Roman"/>
+        </w:rPr>
+        <w:t>the</w:t>
+      </w:r>
+      <w:r>
+        <w:rPr>
+          <w:rFonts w:ascii="Times New Roman" w:hAnsi="Times New Roman" w:cs="Times New Roman"/>
+        </w:rPr>
+        <w:t xml:space="preserve"> supermarket checkout system under multiple simulation scenarios. It was generated from the supermarket simulation program developed </w:t>
+      </w:r>
+      <w:r>
+        <w:rPr>
+          <w:rFonts w:ascii="Times New Roman" w:hAnsi="Times New Roman" w:cs="Times New Roman"/>
+        </w:rPr>
+        <w:t>in case study (but a little updated version with a complex level up)</w:t>
+      </w:r>
+      <w:r>
+        <w:rPr>
+          <w:rFonts w:ascii="Times New Roman" w:hAnsi="Times New Roman" w:cs="Times New Roman"/>
+        </w:rPr>
+        <w:t>. The dataset captures detailed, customer-level information for each simulated checkout event, allowing analysis of system behavior, queue management, and cashier utilization.</w:t>
+      </w:r>
+    </w:p>
+    <w:p>
+      <w:pPr>
+        <w:ind w:left="360"/>
+        <w:rPr>
+          <w:rFonts w:ascii="Times New Roman" w:hAnsi="Times New Roman" w:cs="Times New Roman"/>
+        </w:rPr>
+      </w:pPr>
+      <w:r>
+        <w:rPr>
+          <w:rFonts w:ascii="Times New Roman" w:hAnsi="Times New Roman" w:cs="Times New Roman"/>
+        </w:rPr>
+        <w:t>Contents of the dataset include:</w:t>
+      </w:r>
+    </w:p>
+    <w:p>
+      <w:pPr>
+        <w:pStyle w:val="ListParagraph"/>
+        <w:numPr>
+          <w:ilvl w:val="0"/>
+          <w:numId w:val="9"/>
+        </w:numPr>
+        <w:rPr>
+          <w:rFonts w:ascii="Times New Roman" w:hAnsi="Times New Roman" w:cs="Times New Roman"/>
+        </w:rPr>
+      </w:pPr>
+      <w:proofErr w:type="spellStart"/>
+      <w:r>
+        <w:rPr>
+          <w:rFonts w:ascii="Times New Roman" w:hAnsi="Times New Roman" w:cs="Times New Roman"/>
+        </w:rPr>
+        <w:t>CustomerID</w:t>
+      </w:r>
+      <w:proofErr w:type="spellEnd"/>
+      <w:r>
+        <w:rPr>
+          <w:rFonts w:ascii="Times New Roman" w:hAnsi="Times New Roman" w:cs="Times New Roman"/>
+        </w:rPr>
+        <w:t>: Unique identifier for each customer.</w:t>
+      </w:r>
+    </w:p>
+    <w:p>
+      <w:pPr>
+        <w:pStyle w:val="ListParagraph"/>
+        <w:numPr>
+          <w:ilvl w:val="0"/>
+          <w:numId w:val="9"/>
+        </w:numPr>
+        <w:rPr>
+          <w:rFonts w:ascii="Times New Roman" w:hAnsi="Times New Roman" w:cs="Times New Roman"/>
+        </w:rPr>
+      </w:pPr>
+      <w:proofErr w:type="spellStart"/>
+      <w:r>
+        <w:rPr>
+          <w:rFonts w:ascii="Times New Roman" w:hAnsi="Times New Roman" w:cs="Times New Roman"/>
+        </w:rPr>
+        <w:t>ArrivalTime</w:t>
+      </w:r>
+      <w:proofErr w:type="spellEnd"/>
+      <w:r>
+        <w:rPr>
+          <w:rFonts w:ascii="Times New Roman" w:hAnsi="Times New Roman" w:cs="Times New Roman"/>
+        </w:rPr>
+        <w:t>: Time (in minutes) at which the customer arrives at the checkout.</w:t>
+      </w:r>
+    </w:p>
+    <w:p>
+      <w:pPr>
+        <w:pStyle w:val="ListParagraph"/>
+        <w:numPr>
+          <w:ilvl w:val="0"/>
+          <w:numId w:val="9"/>
+        </w:numPr>
+        <w:rPr>
+          <w:rFonts w:ascii="Times New Roman" w:hAnsi="Times New Roman" w:cs="Times New Roman"/>
+        </w:rPr>
+      </w:pPr>
+      <w:proofErr w:type="spellStart"/>
+      <w:r>
+        <w:rPr>
+          <w:rFonts w:ascii="Times New Roman" w:hAnsi="Times New Roman" w:cs="Times New Roman"/>
+        </w:rPr>
+        <w:t>LaneType</w:t>
+      </w:r>
+      <w:proofErr w:type="spellEnd"/>
+      <w:r>
+        <w:rPr>
+          <w:rFonts w:ascii="Times New Roman" w:hAnsi="Times New Roman" w:cs="Times New Roman"/>
+        </w:rPr>
+        <w:t>: Indicates whether the customer joined the Express lane or Normal lane.</w:t>
+      </w:r>
+    </w:p>
+    <w:p>
+      <w:pPr>
+        <w:pStyle w:val="ListParagraph"/>
+        <w:numPr>
+          <w:ilvl w:val="0"/>
+          <w:numId w:val="9"/>
+        </w:numPr>
+        <w:rPr>
+          <w:rFonts w:ascii="Times New Roman" w:hAnsi="Times New Roman" w:cs="Times New Roman"/>
+        </w:rPr>
+      </w:pPr>
+      <w:proofErr w:type="spellStart"/>
+      <w:r>
+        <w:rPr>
+          <w:rFonts w:ascii="Times New Roman" w:hAnsi="Times New Roman" w:cs="Times New Roman"/>
+        </w:rPr>
+        <w:t>AssignedCashier</w:t>
+      </w:r>
+      <w:proofErr w:type="spellEnd"/>
+      <w:r>
+        <w:rPr>
+          <w:rFonts w:ascii="Times New Roman" w:hAnsi="Times New Roman" w:cs="Times New Roman"/>
+        </w:rPr>
+        <w:t>: Number of the cashier serving the customer.</w:t>
+      </w:r>
+    </w:p>
+    <w:p>
+      <w:pPr>
+        <w:pStyle w:val="ListParagraph"/>
+        <w:numPr>
+          <w:ilvl w:val="0"/>
+          <w:numId w:val="9"/>
+        </w:numPr>
+        <w:rPr>
+          <w:rFonts w:ascii="Times New Roman" w:hAnsi="Times New Roman" w:cs="Times New Roman"/>
+        </w:rPr>
+      </w:pPr>
+      <w:proofErr w:type="spellStart"/>
+      <w:r>
+        <w:rPr>
+          <w:rFonts w:ascii="Times New Roman" w:hAnsi="Times New Roman" w:cs="Times New Roman"/>
+        </w:rPr>
+        <w:t>WaitTime</w:t>
+      </w:r>
+      <w:proofErr w:type="spellEnd"/>
+      <w:r>
+        <w:rPr>
+          <w:rFonts w:ascii="Times New Roman" w:hAnsi="Times New Roman" w:cs="Times New Roman"/>
+        </w:rPr>
+        <w:t>: Time (in minutes) the customer waited in the queue before being served.</w:t>
+      </w:r>
+    </w:p>
+    <w:p>
+      <w:pPr>
+        <w:pStyle w:val="ListParagraph"/>
+        <w:numPr>
+          <w:ilvl w:val="0"/>
+          <w:numId w:val="9"/>
+        </w:numPr>
+        <w:rPr>
+          <w:rFonts w:ascii="Times New Roman" w:hAnsi="Times New Roman" w:cs="Times New Roman"/>
+        </w:rPr>
+      </w:pPr>
+      <w:proofErr w:type="spellStart"/>
+      <w:r>
+        <w:rPr>
+          <w:rFonts w:ascii="Times New Roman" w:hAnsi="Times New Roman" w:cs="Times New Roman"/>
+        </w:rPr>
+        <w:t>ServiceTime</w:t>
+      </w:r>
+      <w:proofErr w:type="spellEnd"/>
+      <w:r>
+        <w:rPr>
+          <w:rFonts w:ascii="Times New Roman" w:hAnsi="Times New Roman" w:cs="Times New Roman"/>
+        </w:rPr>
+        <w:t>: Time (in minutes) taken to serve the customer.</w:t>
+      </w:r>
+    </w:p>
+    <w:p>
+      <w:pPr>
+        <w:pStyle w:val="ListParagraph"/>
+        <w:numPr>
+          <w:ilvl w:val="0"/>
+          <w:numId w:val="9"/>
+        </w:numPr>
+        <w:rPr>
+          <w:rFonts w:ascii="Times New Roman" w:hAnsi="Times New Roman" w:cs="Times New Roman"/>
+        </w:rPr>
+      </w:pPr>
+      <w:proofErr w:type="spellStart"/>
+      <w:r>
+        <w:rPr>
+          <w:rFonts w:ascii="Times New Roman" w:hAnsi="Times New Roman" w:cs="Times New Roman"/>
         </w:rPr>
         <w:lastRenderedPageBreak/>
-        <w:t>variables (like number of cashiers, service speed), the simulation will let us find out what is the best configuration is that minimizes the time waiting in line while keeping the cashier utilization reasonable.</w:t>
-      </w:r>
-      <w:r>
-        <w:rPr>
-          <w:rFonts w:ascii="Times New Roman" w:hAnsi="Times New Roman" w:cs="Times New Roman"/>
-          <w:color w:val="000000" w:themeColor="text1"/>
-        </w:rPr>
-        <w:t xml:space="preserve"> </w:t>
+        <w:t>DepartureTime</w:t>
+      </w:r>
+      <w:proofErr w:type="spellEnd"/>
+      <w:r>
+        <w:rPr>
+          <w:rFonts w:ascii="Times New Roman" w:hAnsi="Times New Roman" w:cs="Times New Roman"/>
+        </w:rPr>
+        <w:t>: Time (in minutes) when the customer finishes service and leaves the system.</w:t>
+      </w:r>
+    </w:p>
+    <w:p>
+      <w:pPr>
+        <w:pStyle w:val="ListParagraph"/>
+        <w:numPr>
+          <w:ilvl w:val="0"/>
+          <w:numId w:val="9"/>
+        </w:numPr>
+        <w:rPr>
+          <w:rFonts w:ascii="Times New Roman" w:hAnsi="Times New Roman" w:cs="Times New Roman"/>
+        </w:rPr>
+      </w:pPr>
+      <w:r>
+        <w:rPr>
+          <w:rFonts w:ascii="Times New Roman" w:hAnsi="Times New Roman" w:cs="Times New Roman"/>
+        </w:rPr>
+        <w:t>Scenario: The simulation scenario under which the customer was served (e.g., Baseline, High Traffic, More Cashiers, Faster Service).</w:t>
+      </w:r>
+    </w:p>
+    <w:p>
+      <w:pPr>
+        <w:pStyle w:val="ListParagraph"/>
+        <w:numPr>
+          <w:ilvl w:val="0"/>
+          <w:numId w:val="9"/>
+        </w:numPr>
+        <w:rPr>
+          <w:rFonts w:ascii="Times New Roman" w:hAnsi="Times New Roman" w:cs="Times New Roman"/>
+        </w:rPr>
+      </w:pPr>
+      <w:r>
+        <w:rPr>
+          <w:rFonts w:ascii="Times New Roman" w:hAnsi="Times New Roman" w:cs="Times New Roman"/>
+        </w:rPr>
+        <w:t>Status: Indicates whether the customer was successfully served or left the queue due to impatience.</w:t>
+      </w:r>
+    </w:p>
+    <w:p>
+      <w:pPr>
+        <w:ind w:left="720"/>
+        <w:rPr>
+          <w:rFonts w:ascii="Times New Roman" w:hAnsi="Times New Roman" w:cs="Times New Roman"/>
+        </w:rPr>
+      </w:pPr>
+      <w:r>
+        <w:rPr>
+          <w:rFonts w:ascii="Times New Roman" w:hAnsi="Times New Roman" w:cs="Times New Roman"/>
+        </w:rPr>
+        <w:t>The dataset provides measurable performance characteristics of the system, such as average waiting times, queue lengths, cashier utilization, and throughput, which are essential for analyzing system efficiency and identifying potential bottlenecks.</w:t>
+      </w:r>
+    </w:p>
+    <w:p>
+      <w:pPr>
+        <w:ind w:left="720"/>
+        <w:rPr>
+          <w:rFonts w:ascii="Times New Roman" w:hAnsi="Times New Roman" w:cs="Times New Roman"/>
+        </w:rPr>
+      </w:pPr>
+      <w:r>
+        <w:rPr>
+          <w:rFonts w:ascii="Times New Roman" w:hAnsi="Times New Roman" w:cs="Times New Roman"/>
+        </w:rPr>
+        <w:t>The complete dataset can be accessed in the project repository at:</w:t>
+      </w:r>
+    </w:p>
+    <w:p>
+      <w:pPr>
+        <w:ind w:left="720"/>
+        <w:rPr>
+          <w:rFonts w:ascii="Times New Roman" w:hAnsi="Times New Roman" w:cs="Times New Roman"/>
+        </w:rPr>
+      </w:pPr>
+      <w:r>
+        <w:rPr>
+          <w:rFonts w:ascii="Times New Roman" w:hAnsi="Times New Roman" w:cs="Times New Roman"/>
+        </w:rPr>
+        <w:t xml:space="preserve">GitHub URL: </w:t>
+      </w:r>
+    </w:p>
+    <w:p>
+      <w:pPr>
+        <w:ind w:left="720"/>
+        <w:rPr>
+          <w:rFonts w:ascii="Times New Roman" w:hAnsi="Times New Roman" w:cs="Times New Roman"/>
+        </w:rPr>
+      </w:pPr>
+      <w:r>
+        <w:rPr>
+          <w:rFonts w:ascii="Times New Roman" w:hAnsi="Times New Roman" w:cs="Times New Roman"/>
+        </w:rPr>
+        <w:t>https://github.com/AsmaAmeenGeek/EEX5362-Performance-Modelling-Mini_Project/blob/main/Deliverable_01/supermarket_all_scenarios.csv</w:t>
       </w:r>
     </w:p>
     <w:sectPr>
@@ -1587,6 +2454,119 @@
     </w:lvl>
   </w:abstractNum>
   <w:abstractNum w:abstractNumId="1" w15:restartNumberingAfterBreak="0">
+    <w:nsid w:val="14B054EB"/>
+    <w:multiLevelType w:val="hybridMultilevel"/>
+    <w:tmpl w:val="FF76DF8A"/>
+    <w:lvl w:ilvl="0" w:tplc="04090001">
+      <w:start w:val="1"/>
+      <w:numFmt w:val="bullet"/>
+      <w:lvlText w:val=""/>
+      <w:lvlJc w:val="left"/>
+      <w:pPr>
+        <w:ind w:left="1440" w:hanging="360"/>
+      </w:pPr>
+      <w:rPr>
+        <w:rFonts w:ascii="Symbol" w:hAnsi="Symbol" w:hint="default"/>
+      </w:rPr>
+    </w:lvl>
+    <w:lvl w:ilvl="1" w:tplc="04090003" w:tentative="1">
+      <w:start w:val="1"/>
+      <w:numFmt w:val="bullet"/>
+      <w:lvlText w:val="o"/>
+      <w:lvlJc w:val="left"/>
+      <w:pPr>
+        <w:ind w:left="2160" w:hanging="360"/>
+      </w:pPr>
+      <w:rPr>
+        <w:rFonts w:ascii="Courier New" w:hAnsi="Courier New" w:cs="Courier New" w:hint="default"/>
+      </w:rPr>
+    </w:lvl>
+    <w:lvl w:ilvl="2" w:tplc="04090005" w:tentative="1">
+      <w:start w:val="1"/>
+      <w:numFmt w:val="bullet"/>
+      <w:lvlText w:val=""/>
+      <w:lvlJc w:val="left"/>
+      <w:pPr>
+        <w:ind w:left="2880" w:hanging="360"/>
+      </w:pPr>
+      <w:rPr>
+        <w:rFonts w:ascii="Wingdings" w:hAnsi="Wingdings" w:hint="default"/>
+      </w:rPr>
+    </w:lvl>
+    <w:lvl w:ilvl="3" w:tplc="04090001" w:tentative="1">
+      <w:start w:val="1"/>
+      <w:numFmt w:val="bullet"/>
+      <w:lvlText w:val=""/>
+      <w:lvlJc w:val="left"/>
+      <w:pPr>
+        <w:ind w:left="3600" w:hanging="360"/>
+      </w:pPr>
+      <w:rPr>
+        <w:rFonts w:ascii="Symbol" w:hAnsi="Symbol" w:hint="default"/>
+      </w:rPr>
+    </w:lvl>
+    <w:lvl w:ilvl="4" w:tplc="04090003" w:tentative="1">
+      <w:start w:val="1"/>
+      <w:numFmt w:val="bullet"/>
+      <w:lvlText w:val="o"/>
+      <w:lvlJc w:val="left"/>
+      <w:pPr>
+        <w:ind w:left="4320" w:hanging="360"/>
+      </w:pPr>
+      <w:rPr>
+        <w:rFonts w:ascii="Courier New" w:hAnsi="Courier New" w:cs="Courier New" w:hint="default"/>
+      </w:rPr>
+    </w:lvl>
+    <w:lvl w:ilvl="5" w:tplc="04090005" w:tentative="1">
+      <w:start w:val="1"/>
+      <w:numFmt w:val="bullet"/>
+      <w:lvlText w:val=""/>
+      <w:lvlJc w:val="left"/>
+      <w:pPr>
+        <w:ind w:left="5040" w:hanging="360"/>
+      </w:pPr>
+      <w:rPr>
+        <w:rFonts w:ascii="Wingdings" w:hAnsi="Wingdings" w:hint="default"/>
+      </w:rPr>
+    </w:lvl>
+    <w:lvl w:ilvl="6" w:tplc="04090001" w:tentative="1">
+      <w:start w:val="1"/>
+      <w:numFmt w:val="bullet"/>
+      <w:lvlText w:val=""/>
+      <w:lvlJc w:val="left"/>
+      <w:pPr>
+        <w:ind w:left="5760" w:hanging="360"/>
+      </w:pPr>
+      <w:rPr>
+        <w:rFonts w:ascii="Symbol" w:hAnsi="Symbol" w:hint="default"/>
+      </w:rPr>
+    </w:lvl>
+    <w:lvl w:ilvl="7" w:tplc="04090003" w:tentative="1">
+      <w:start w:val="1"/>
+      <w:numFmt w:val="bullet"/>
+      <w:lvlText w:val="o"/>
+      <w:lvlJc w:val="left"/>
+      <w:pPr>
+        <w:ind w:left="6480" w:hanging="360"/>
+      </w:pPr>
+      <w:rPr>
+        <w:rFonts w:ascii="Courier New" w:hAnsi="Courier New" w:cs="Courier New" w:hint="default"/>
+      </w:rPr>
+    </w:lvl>
+    <w:lvl w:ilvl="8" w:tplc="04090005" w:tentative="1">
+      <w:start w:val="1"/>
+      <w:numFmt w:val="bullet"/>
+      <w:lvlText w:val=""/>
+      <w:lvlJc w:val="left"/>
+      <w:pPr>
+        <w:ind w:left="7200" w:hanging="360"/>
+      </w:pPr>
+      <w:rPr>
+        <w:rFonts w:ascii="Wingdings" w:hAnsi="Wingdings" w:hint="default"/>
+      </w:rPr>
+    </w:lvl>
+  </w:abstractNum>
+  <w:abstractNum w:abstractNumId="2" w15:restartNumberingAfterBreak="0">
     <w:nsid w:val="1B1C3C31"/>
     <w:multiLevelType w:val="multilevel"/>
     <w:tmpl w:val="E392D33A"/>
@@ -1735,7 +2715,7 @@
       </w:rPr>
     </w:lvl>
   </w:abstractNum>
-  <w:abstractNum w:abstractNumId="2" w15:restartNumberingAfterBreak="0">
+  <w:abstractNum w:abstractNumId="3" w15:restartNumberingAfterBreak="0">
     <w:nsid w:val="4E030CA0"/>
     <w:multiLevelType w:val="hybridMultilevel"/>
     <w:tmpl w:val="A28C6FDE"/>
@@ -1830,7 +2810,7 @@
       </w:pPr>
     </w:lvl>
   </w:abstractNum>
-  <w:abstractNum w:abstractNumId="3" w15:restartNumberingAfterBreak="0">
+  <w:abstractNum w:abstractNumId="4" w15:restartNumberingAfterBreak="0">
     <w:nsid w:val="5E121063"/>
     <w:multiLevelType w:val="multilevel"/>
     <w:tmpl w:val="D60881F8"/>
@@ -1943,7 +2923,7 @@
       </w:pPr>
     </w:lvl>
   </w:abstractNum>
-  <w:abstractNum w:abstractNumId="4" w15:restartNumberingAfterBreak="0">
+  <w:abstractNum w:abstractNumId="5" w15:restartNumberingAfterBreak="0">
     <w:nsid w:val="6AF21786"/>
     <w:multiLevelType w:val="hybridMultilevel"/>
     <w:tmpl w:val="FF1C88F4"/>
@@ -2056,7 +3036,120 @@
       </w:rPr>
     </w:lvl>
   </w:abstractNum>
-  <w:abstractNum w:abstractNumId="5" w15:restartNumberingAfterBreak="0">
+  <w:abstractNum w:abstractNumId="6" w15:restartNumberingAfterBreak="0">
+    <w:nsid w:val="747F7121"/>
+    <w:multiLevelType w:val="multilevel"/>
+    <w:tmpl w:val="935A5020"/>
+    <w:lvl w:ilvl="0">
+      <w:start w:val="1"/>
+      <w:numFmt w:val="decimal"/>
+      <w:lvlText w:val="%1."/>
+      <w:lvlJc w:val="left"/>
+      <w:pPr>
+        <w:tabs>
+          <w:tab w:val="num" w:pos="1080"/>
+        </w:tabs>
+        <w:ind w:left="1080" w:hanging="360"/>
+      </w:pPr>
+    </w:lvl>
+    <w:lvl w:ilvl="1" w:tentative="1">
+      <w:start w:val="1"/>
+      <w:numFmt w:val="decimal"/>
+      <w:lvlText w:val="%2."/>
+      <w:lvlJc w:val="left"/>
+      <w:pPr>
+        <w:tabs>
+          <w:tab w:val="num" w:pos="1800"/>
+        </w:tabs>
+        <w:ind w:left="1800" w:hanging="360"/>
+      </w:pPr>
+    </w:lvl>
+    <w:lvl w:ilvl="2" w:tentative="1">
+      <w:start w:val="1"/>
+      <w:numFmt w:val="decimal"/>
+      <w:lvlText w:val="%3."/>
+      <w:lvlJc w:val="left"/>
+      <w:pPr>
+        <w:tabs>
+          <w:tab w:val="num" w:pos="2520"/>
+        </w:tabs>
+        <w:ind w:left="2520" w:hanging="360"/>
+      </w:pPr>
+    </w:lvl>
+    <w:lvl w:ilvl="3" w:tentative="1">
+      <w:start w:val="1"/>
+      <w:numFmt w:val="decimal"/>
+      <w:lvlText w:val="%4."/>
+      <w:lvlJc w:val="left"/>
+      <w:pPr>
+        <w:tabs>
+          <w:tab w:val="num" w:pos="3240"/>
+        </w:tabs>
+        <w:ind w:left="3240" w:hanging="360"/>
+      </w:pPr>
+    </w:lvl>
+    <w:lvl w:ilvl="4" w:tentative="1">
+      <w:start w:val="1"/>
+      <w:numFmt w:val="decimal"/>
+      <w:lvlText w:val="%5."/>
+      <w:lvlJc w:val="left"/>
+      <w:pPr>
+        <w:tabs>
+          <w:tab w:val="num" w:pos="3960"/>
+        </w:tabs>
+        <w:ind w:left="3960" w:hanging="360"/>
+      </w:pPr>
+    </w:lvl>
+    <w:lvl w:ilvl="5" w:tentative="1">
+      <w:start w:val="1"/>
+      <w:numFmt w:val="decimal"/>
+      <w:lvlText w:val="%6."/>
+      <w:lvlJc w:val="left"/>
+      <w:pPr>
+        <w:tabs>
+          <w:tab w:val="num" w:pos="4680"/>
+        </w:tabs>
+        <w:ind w:left="4680" w:hanging="360"/>
+      </w:pPr>
+    </w:lvl>
+    <w:lvl w:ilvl="6" w:tentative="1">
+      <w:start w:val="1"/>
+      <w:numFmt w:val="decimal"/>
+      <w:lvlText w:val="%7."/>
+      <w:lvlJc w:val="left"/>
+      <w:pPr>
+        <w:tabs>
+          <w:tab w:val="num" w:pos="5400"/>
+        </w:tabs>
+        <w:ind w:left="5400" w:hanging="360"/>
+      </w:pPr>
+    </w:lvl>
+    <w:lvl w:ilvl="7" w:tentative="1">
+      <w:start w:val="1"/>
+      <w:numFmt w:val="decimal"/>
+      <w:lvlText w:val="%8."/>
+      <w:lvlJc w:val="left"/>
+      <w:pPr>
+        <w:tabs>
+          <w:tab w:val="num" w:pos="6120"/>
+        </w:tabs>
+        <w:ind w:left="6120" w:hanging="360"/>
+      </w:pPr>
+    </w:lvl>
+    <w:lvl w:ilvl="8" w:tentative="1">
+      <w:start w:val="1"/>
+      <w:numFmt w:val="decimal"/>
+      <w:lvlText w:val="%9."/>
+      <w:lvlJc w:val="left"/>
+      <w:pPr>
+        <w:tabs>
+          <w:tab w:val="num" w:pos="6840"/>
+        </w:tabs>
+        <w:ind w:left="6840" w:hanging="360"/>
+      </w:pPr>
+    </w:lvl>
+  </w:abstractNum>
+  <w:abstractNum w:abstractNumId="7" w15:restartNumberingAfterBreak="0">
     <w:nsid w:val="7BED103A"/>
     <w:multiLevelType w:val="hybridMultilevel"/>
     <w:tmpl w:val="34422ADA"/>
@@ -2145,7 +3238,7 @@
       </w:pPr>
     </w:lvl>
   </w:abstractNum>
-  <w:abstractNum w:abstractNumId="6" w15:restartNumberingAfterBreak="0">
+  <w:abstractNum w:abstractNumId="8" w15:restartNumberingAfterBreak="0">
     <w:nsid w:val="7E9F5DC0"/>
     <w:multiLevelType w:val="hybridMultilevel"/>
     <w:tmpl w:val="B462A06A"/>
@@ -2259,25 +3352,31 @@
     </w:lvl>
   </w:abstractNum>
   <w:num w:numId="1" w16cid:durableId="1394308442">
-    <w:abstractNumId w:val="5"/>
+    <w:abstractNumId w:val="7"/>
   </w:num>
   <w:num w:numId="2" w16cid:durableId="1844785447">
     <w:abstractNumId w:val="0"/>
   </w:num>
   <w:num w:numId="3" w16cid:durableId="187524588">
+    <w:abstractNumId w:val="3"/>
+  </w:num>
+  <w:num w:numId="4" w16cid:durableId="1519663060">
+    <w:abstractNumId w:val="8"/>
+  </w:num>
+  <w:num w:numId="5" w16cid:durableId="1021737689">
+    <w:abstractNumId w:val="4"/>
+  </w:num>
+  <w:num w:numId="6" w16cid:durableId="1871994014">
     <w:abstractNumId w:val="2"/>
   </w:num>
-  <w:num w:numId="4" w16cid:durableId="1519663060">
+  <w:num w:numId="7" w16cid:durableId="1982733659">
+    <w:abstractNumId w:val="5"/>
+  </w:num>
+  <w:num w:numId="8" w16cid:durableId="552892930">
     <w:abstractNumId w:val="6"/>
   </w:num>
-  <w:num w:numId="5" w16cid:durableId="1021737689">
-    <w:abstractNumId w:val="3"/>
-  </w:num>
-  <w:num w:numId="6" w16cid:durableId="1871994014">
+  <w:num w:numId="9" w16cid:durableId="2105690543">
     <w:abstractNumId w:val="1"/>
-  </w:num>
-  <w:num w:numId="7" w16cid:durableId="1982733659">
-    <w:abstractNumId w:val="4"/>
   </w:num>
 </w:numbering>
 </file>
@@ -2885,7 +3984,6 @@
   <w:style w:type="character" w:default="1" w:styleId="DefaultParagraphFont">
     <w:name w:val="Default Paragraph Font"/>
     <w:uiPriority w:val="1"/>
-    <w:semiHidden/>
     <w:unhideWhenUsed/>
   </w:style>
   <w:style w:type="table" w:default="1" w:styleId="TableNormal">
@@ -3261,6 +4359,22 @@
       </w:tblBorders>
     </w:tblPr>
   </w:style>
+  <w:style w:type="paragraph" w:styleId="NormalWeb">
+    <w:name w:val="Normal (Web)"/>
+    <w:basedOn w:val="Normal"/>
+    <w:uiPriority w:val="99"/>
+    <w:unhideWhenUsed/>
+    <w:rsid w:val="004274A4"/>
+    <w:pPr>
+      <w:spacing w:before="100" w:beforeAutospacing="1" w:after="100" w:afterAutospacing="1" w:line="240" w:lineRule="auto"/>
+    </w:pPr>
+    <w:rPr>
+      <w:rFonts w:ascii="Times New Roman" w:eastAsia="Times New Roman" w:hAnsi="Times New Roman" w:cs="Times New Roman"/>
+      <w:kern w:val="0"/>
+      <w:lang w:bidi="ta-IN"/>
+      <w14:ligatures w14:val="none"/>
+    </w:rPr>
+  </w:style>
 </w:styles>
 </file>
 

--- a/Deliverable_01/522513514_MP_Deliverable_01.docx
+++ b/Deliverable_01/522513514_MP_Deliverable_01.docx
@@ -6,183 +6,549 @@
       <w:pPr>
         <w:rPr>
           <w:rFonts w:ascii="Times New Roman" w:hAnsi="Times New Roman" w:cs="Times New Roman"/>
-        </w:rPr>
-      </w:pPr>
-    </w:p>
-    <w:p>
-      <w:pPr>
-        <w:rPr>
-          <w:rFonts w:ascii="Times New Roman" w:hAnsi="Times New Roman" w:cs="Times New Roman"/>
-        </w:rPr>
-      </w:pPr>
-    </w:p>
-    <w:p>
-      <w:pPr>
-        <w:rPr>
-          <w:rFonts w:ascii="Times New Roman" w:hAnsi="Times New Roman" w:cs="Times New Roman"/>
-        </w:rPr>
-      </w:pPr>
-    </w:p>
-    <w:p>
-      <w:pPr>
-        <w:rPr>
-          <w:rFonts w:ascii="Times New Roman" w:hAnsi="Times New Roman" w:cs="Times New Roman"/>
-        </w:rPr>
-      </w:pPr>
-    </w:p>
-    <w:p>
-      <w:pPr>
-        <w:rPr>
-          <w:rFonts w:ascii="Times New Roman" w:hAnsi="Times New Roman" w:cs="Times New Roman"/>
-        </w:rPr>
-      </w:pPr>
-    </w:p>
-    <w:p>
-      <w:pPr>
-        <w:rPr>
-          <w:rFonts w:ascii="Times New Roman" w:hAnsi="Times New Roman" w:cs="Times New Roman"/>
-        </w:rPr>
-      </w:pPr>
-    </w:p>
-    <w:p>
-      <w:pPr>
-        <w:rPr>
-          <w:rFonts w:ascii="Times New Roman" w:hAnsi="Times New Roman" w:cs="Times New Roman"/>
-        </w:rPr>
-      </w:pPr>
-    </w:p>
-    <w:p>
-      <w:pPr>
-        <w:rPr>
-          <w:rFonts w:ascii="Times New Roman" w:hAnsi="Times New Roman" w:cs="Times New Roman"/>
-        </w:rPr>
-      </w:pPr>
-    </w:p>
-    <w:p>
-      <w:pPr>
-        <w:rPr>
-          <w:rFonts w:ascii="Times New Roman" w:hAnsi="Times New Roman" w:cs="Times New Roman"/>
-        </w:rPr>
-      </w:pPr>
-    </w:p>
-    <w:p>
-      <w:pPr>
-        <w:rPr>
-          <w:rFonts w:ascii="Times New Roman" w:hAnsi="Times New Roman" w:cs="Times New Roman"/>
-        </w:rPr>
-      </w:pPr>
-    </w:p>
-    <w:p>
-      <w:pPr>
-        <w:rPr>
-          <w:rFonts w:ascii="Times New Roman" w:hAnsi="Times New Roman" w:cs="Times New Roman"/>
-        </w:rPr>
-      </w:pPr>
-    </w:p>
-    <w:p>
-      <w:pPr>
-        <w:rPr>
-          <w:rFonts w:ascii="Times New Roman" w:hAnsi="Times New Roman" w:cs="Times New Roman"/>
-        </w:rPr>
-      </w:pPr>
-    </w:p>
-    <w:p>
-      <w:pPr>
-        <w:rPr>
-          <w:rFonts w:ascii="Times New Roman" w:hAnsi="Times New Roman" w:cs="Times New Roman"/>
-        </w:rPr>
-      </w:pPr>
-    </w:p>
-    <w:p>
-      <w:pPr>
-        <w:rPr>
-          <w:rFonts w:ascii="Times New Roman" w:hAnsi="Times New Roman" w:cs="Times New Roman"/>
-        </w:rPr>
-      </w:pPr>
-    </w:p>
-    <w:p>
-      <w:pPr>
-        <w:rPr>
-          <w:rFonts w:ascii="Times New Roman" w:hAnsi="Times New Roman" w:cs="Times New Roman"/>
-        </w:rPr>
-      </w:pPr>
-    </w:p>
-    <w:p>
-      <w:pPr>
-        <w:rPr>
-          <w:rFonts w:ascii="Times New Roman" w:hAnsi="Times New Roman" w:cs="Times New Roman"/>
-        </w:rPr>
-      </w:pPr>
-    </w:p>
-    <w:p>
-      <w:pPr>
-        <w:rPr>
-          <w:rFonts w:ascii="Times New Roman" w:hAnsi="Times New Roman" w:cs="Times New Roman"/>
-        </w:rPr>
-      </w:pPr>
-    </w:p>
-    <w:p>
-      <w:pPr>
-        <w:rPr>
-          <w:rFonts w:ascii="Times New Roman" w:hAnsi="Times New Roman" w:cs="Times New Roman"/>
-        </w:rPr>
-      </w:pPr>
-    </w:p>
-    <w:p>
-      <w:pPr>
-        <w:rPr>
-          <w:rFonts w:ascii="Times New Roman" w:hAnsi="Times New Roman" w:cs="Times New Roman"/>
-        </w:rPr>
-      </w:pPr>
-    </w:p>
-    <w:p>
-      <w:pPr>
-        <w:rPr>
-          <w:rFonts w:ascii="Times New Roman" w:hAnsi="Times New Roman" w:cs="Times New Roman"/>
-        </w:rPr>
-      </w:pPr>
-    </w:p>
-    <w:p>
-      <w:pPr>
-        <w:rPr>
-          <w:rFonts w:ascii="Times New Roman" w:hAnsi="Times New Roman" w:cs="Times New Roman"/>
-        </w:rPr>
-      </w:pPr>
-    </w:p>
-    <w:p>
-      <w:pPr>
-        <w:rPr>
-          <w:rFonts w:ascii="Times New Roman" w:hAnsi="Times New Roman" w:cs="Times New Roman"/>
-        </w:rPr>
-      </w:pPr>
-    </w:p>
-    <w:p>
-      <w:pPr>
-        <w:rPr>
-          <w:rFonts w:ascii="Times New Roman" w:hAnsi="Times New Roman" w:cs="Times New Roman"/>
-        </w:rPr>
-      </w:pPr>
-    </w:p>
-    <w:p>
-      <w:pPr>
-        <w:rPr>
-          <w:rFonts w:ascii="Times New Roman" w:hAnsi="Times New Roman" w:cs="Times New Roman"/>
-        </w:rPr>
-      </w:pPr>
-    </w:p>
-    <w:p>
-      <w:pPr>
-        <w:rPr>
-          <w:rFonts w:ascii="Times New Roman" w:hAnsi="Times New Roman" w:cs="Times New Roman"/>
-        </w:rPr>
-      </w:pPr>
-    </w:p>
-    <w:p>
-      <w:pPr>
-        <w:rPr>
-          <w:rFonts w:ascii="Times New Roman" w:hAnsi="Times New Roman" w:cs="Times New Roman"/>
-        </w:rPr>
-      </w:pPr>
+          <w:b/>
+          <w:bCs/>
+          <w:sz w:val="26"/>
+          <w:szCs w:val="26"/>
+        </w:rPr>
+      </w:pPr>
+      <w:r>
+        <w:rPr>
+          <w:rFonts w:ascii="Times New Roman" w:hAnsi="Times New Roman" w:cs="Times New Roman"/>
+          <w:b/>
+          <w:bCs/>
+          <w:sz w:val="26"/>
+          <w:szCs w:val="26"/>
+        </w:rPr>
+        <w:t xml:space="preserve">The Open University of Sri Lanka </w:t>
+      </w:r>
+    </w:p>
+    <w:p>
+      <w:pPr>
+        <w:rPr>
+          <w:rFonts w:ascii="Times New Roman" w:hAnsi="Times New Roman" w:cs="Times New Roman"/>
+          <w:b/>
+          <w:bCs/>
+          <w:sz w:val="26"/>
+          <w:szCs w:val="26"/>
+        </w:rPr>
+      </w:pPr>
+      <w:r>
+        <w:rPr>
+          <w:rFonts w:ascii="Times New Roman" w:hAnsi="Times New Roman" w:cs="Times New Roman"/>
+          <w:b/>
+          <w:bCs/>
+          <w:sz w:val="26"/>
+          <w:szCs w:val="26"/>
+        </w:rPr>
+        <w:t xml:space="preserve">Faculty of Engineering Technology </w:t>
+      </w:r>
+    </w:p>
+    <w:p>
+      <w:pPr>
+        <w:rPr>
+          <w:rFonts w:ascii="Times New Roman" w:hAnsi="Times New Roman" w:cs="Times New Roman"/>
+          <w:b/>
+          <w:bCs/>
+          <w:sz w:val="26"/>
+          <w:szCs w:val="26"/>
+        </w:rPr>
+      </w:pPr>
+      <w:r>
+        <w:rPr>
+          <w:rFonts w:ascii="Times New Roman" w:hAnsi="Times New Roman" w:cs="Times New Roman"/>
+          <w:b/>
+          <w:bCs/>
+          <w:sz w:val="26"/>
+          <w:szCs w:val="26"/>
+        </w:rPr>
+        <w:t xml:space="preserve">Bachelor of Software Engineering Honors </w:t>
+      </w:r>
+    </w:p>
+    <w:p>
+      <w:pPr>
+        <w:rPr>
+          <w:rFonts w:ascii="Times New Roman" w:hAnsi="Times New Roman" w:cs="Times New Roman"/>
+          <w:b/>
+          <w:bCs/>
+          <w:sz w:val="26"/>
+          <w:szCs w:val="26"/>
+        </w:rPr>
+      </w:pPr>
+      <w:r>
+        <w:rPr>
+          <w:rFonts w:ascii="Times New Roman" w:hAnsi="Times New Roman" w:cs="Times New Roman"/>
+          <w:b/>
+          <w:bCs/>
+          <w:sz w:val="26"/>
+          <w:szCs w:val="26"/>
+        </w:rPr>
+        <w:t xml:space="preserve">Department of Electrical and Computer Engineering </w:t>
+      </w:r>
+    </w:p>
+    <w:p>
+      <w:pPr>
+        <w:rPr>
+          <w:rFonts w:ascii="Times New Roman" w:hAnsi="Times New Roman" w:cs="Times New Roman"/>
+          <w:b/>
+          <w:bCs/>
+          <w:sz w:val="26"/>
+          <w:szCs w:val="26"/>
+        </w:rPr>
+      </w:pPr>
+      <w:r>
+        <w:rPr>
+          <w:rFonts w:ascii="Times New Roman" w:hAnsi="Times New Roman" w:cs="Times New Roman"/>
+          <w:b/>
+          <w:bCs/>
+          <w:sz w:val="26"/>
+          <w:szCs w:val="26"/>
+        </w:rPr>
+        <w:t xml:space="preserve">EEX5362 </w:t>
+      </w:r>
+      <w:r>
+        <w:rPr>
+          <w:rFonts w:ascii="Times New Roman" w:hAnsi="Times New Roman" w:cs="Times New Roman"/>
+          <w:b/>
+          <w:bCs/>
+          <w:sz w:val="26"/>
+          <w:szCs w:val="26"/>
+        </w:rPr>
+        <w:t xml:space="preserve">- </w:t>
+      </w:r>
+      <w:r>
+        <w:rPr>
+          <w:rFonts w:ascii="Times New Roman" w:hAnsi="Times New Roman" w:cs="Times New Roman"/>
+          <w:b/>
+          <w:bCs/>
+          <w:sz w:val="26"/>
+          <w:szCs w:val="26"/>
+        </w:rPr>
+        <w:t>Performance Modelling</w:t>
+      </w:r>
+    </w:p>
+    <w:p>
+      <w:pPr>
+        <w:rPr>
+          <w:rFonts w:ascii="Times New Roman" w:hAnsi="Times New Roman" w:cs="Times New Roman"/>
+          <w:b/>
+          <w:bCs/>
+          <w:sz w:val="26"/>
+          <w:szCs w:val="26"/>
+        </w:rPr>
+      </w:pPr>
+      <w:r>
+        <w:rPr>
+          <w:rFonts w:ascii="Times New Roman" w:hAnsi="Times New Roman" w:cs="Times New Roman"/>
+          <w:b/>
+          <w:bCs/>
+          <w:sz w:val="26"/>
+          <w:szCs w:val="26"/>
+        </w:rPr>
+        <w:t xml:space="preserve">Academic Year 2023/2024 </w:t>
+      </w:r>
+    </w:p>
+    <w:p>
+      <w:pPr>
+        <w:rPr>
+          <w:rFonts w:ascii="Times New Roman" w:hAnsi="Times New Roman" w:cs="Times New Roman"/>
+          <w:b/>
+          <w:bCs/>
+          <w:sz w:val="26"/>
+          <w:szCs w:val="26"/>
+        </w:rPr>
+      </w:pPr>
+      <w:r>
+        <w:rPr>
+          <w:rFonts w:ascii="Times New Roman" w:hAnsi="Times New Roman" w:cs="Times New Roman"/>
+          <w:b/>
+          <w:bCs/>
+          <w:sz w:val="26"/>
+          <w:szCs w:val="26"/>
+        </w:rPr>
+        <w:t>Mini Project</w:t>
+      </w:r>
+    </w:p>
+    <w:p>
+      <w:pPr>
+        <w:rPr>
+          <w:rFonts w:ascii="Times New Roman" w:hAnsi="Times New Roman" w:cs="Times New Roman"/>
+          <w:b/>
+          <w:bCs/>
+          <w:sz w:val="26"/>
+          <w:szCs w:val="26"/>
+        </w:rPr>
+      </w:pPr>
+      <w:r>
+        <w:rPr>
+          <w:rFonts w:ascii="Times New Roman" w:hAnsi="Times New Roman" w:cs="Times New Roman"/>
+          <w:b/>
+          <w:bCs/>
+          <w:noProof/>
+          <w:sz w:val="26"/>
+          <w:szCs w:val="26"/>
+        </w:rPr>
+        <w:drawing>
+          <wp:anchor distT="0" distB="0" distL="114300" distR="114300" simplePos="0" relativeHeight="251658240" behindDoc="0" locked="0" layoutInCell="1" allowOverlap="1" wp14:anchorId="6145BB88" wp14:editId="72B50F7D">
+            <wp:simplePos x="0" y="0"/>
+            <wp:positionH relativeFrom="margin">
+              <wp:align>center</wp:align>
+            </wp:positionH>
+            <wp:positionV relativeFrom="paragraph">
+              <wp:posOffset>149860</wp:posOffset>
+            </wp:positionV>
+            <wp:extent cx="4831080" cy="3220720"/>
+            <wp:effectExtent l="0" t="0" r="7620" b="0"/>
+            <wp:wrapSquare wrapText="bothSides"/>
+            <wp:docPr id="1614457123" name="Picture 2" descr="A group of people standing in a line&#10;&#10;AI-generated content may be incorrect."/>
+            <wp:cNvGraphicFramePr>
+              <a:graphicFrameLocks xmlns:a="http://schemas.openxmlformats.org/drawingml/2006/main" noChangeAspect="1"/>
+            </wp:cNvGraphicFramePr>
+            <a:graphic xmlns:a="http://schemas.openxmlformats.org/drawingml/2006/main">
+              <a:graphicData uri="http://schemas.openxmlformats.org/drawingml/2006/picture">
+                <pic:pic xmlns:pic="http://schemas.openxmlformats.org/drawingml/2006/picture">
+                  <pic:nvPicPr>
+                    <pic:cNvPr id="1614457123" name="Picture 2" descr="A group of people standing in a line&#10;&#10;AI-generated content may be incorrect."/>
+                    <pic:cNvPicPr/>
+                  </pic:nvPicPr>
+                  <pic:blipFill>
+                    <a:blip r:embed="rId7"/>
+                    <a:stretch>
+                      <a:fillRect/>
+                    </a:stretch>
+                  </pic:blipFill>
+                  <pic:spPr>
+                    <a:xfrm>
+                      <a:off x="0" y="0"/>
+                      <a:ext cx="4831080" cy="3220720"/>
+                    </a:xfrm>
+                    <a:prstGeom prst="rect">
+                      <a:avLst/>
+                    </a:prstGeom>
+                  </pic:spPr>
+                </pic:pic>
+              </a:graphicData>
+            </a:graphic>
+            <wp14:sizeRelH relativeFrom="margin">
+              <wp14:pctWidth>0</wp14:pctWidth>
+            </wp14:sizeRelH>
+            <wp14:sizeRelV relativeFrom="margin">
+              <wp14:pctHeight>0</wp14:pctHeight>
+            </wp14:sizeRelV>
+          </wp:anchor>
+        </w:drawing>
+      </w:r>
+    </w:p>
+    <w:p>
+      <w:pPr>
+        <w:rPr>
+          <w:rFonts w:ascii="Times New Roman" w:hAnsi="Times New Roman" w:cs="Times New Roman"/>
+          <w:b/>
+          <w:bCs/>
+          <w:sz w:val="26"/>
+          <w:szCs w:val="26"/>
+        </w:rPr>
+      </w:pPr>
+    </w:p>
+    <w:p>
+      <w:pPr>
+        <w:rPr>
+          <w:rFonts w:ascii="Times New Roman" w:hAnsi="Times New Roman" w:cs="Times New Roman"/>
+          <w:b/>
+          <w:bCs/>
+          <w:sz w:val="26"/>
+          <w:szCs w:val="26"/>
+        </w:rPr>
+      </w:pPr>
+    </w:p>
+    <w:p>
+      <w:pPr>
+        <w:rPr>
+          <w:rFonts w:ascii="Times New Roman" w:hAnsi="Times New Roman" w:cs="Times New Roman"/>
+          <w:b/>
+          <w:bCs/>
+          <w:sz w:val="26"/>
+          <w:szCs w:val="26"/>
+        </w:rPr>
+      </w:pPr>
+    </w:p>
+    <w:p>
+      <w:pPr>
+        <w:rPr>
+          <w:rFonts w:ascii="Times New Roman" w:hAnsi="Times New Roman" w:cs="Times New Roman"/>
+          <w:b/>
+          <w:bCs/>
+          <w:sz w:val="26"/>
+          <w:szCs w:val="26"/>
+        </w:rPr>
+      </w:pPr>
+    </w:p>
+    <w:p>
+      <w:pPr>
+        <w:rPr>
+          <w:rFonts w:ascii="Times New Roman" w:hAnsi="Times New Roman" w:cs="Times New Roman"/>
+          <w:b/>
+          <w:bCs/>
+          <w:sz w:val="26"/>
+          <w:szCs w:val="26"/>
+        </w:rPr>
+      </w:pPr>
+    </w:p>
+    <w:p>
+      <w:pPr>
+        <w:rPr>
+          <w:rFonts w:ascii="Times New Roman" w:hAnsi="Times New Roman" w:cs="Times New Roman"/>
+          <w:b/>
+          <w:bCs/>
+          <w:sz w:val="26"/>
+          <w:szCs w:val="26"/>
+        </w:rPr>
+      </w:pPr>
+    </w:p>
+    <w:p>
+      <w:pPr>
+        <w:rPr>
+          <w:rFonts w:ascii="Times New Roman" w:hAnsi="Times New Roman" w:cs="Times New Roman"/>
+          <w:b/>
+          <w:bCs/>
+          <w:sz w:val="26"/>
+          <w:szCs w:val="26"/>
+        </w:rPr>
+      </w:pPr>
+    </w:p>
+    <w:p>
+      <w:pPr>
+        <w:rPr>
+          <w:rFonts w:ascii="Times New Roman" w:hAnsi="Times New Roman" w:cs="Times New Roman"/>
+          <w:b/>
+          <w:bCs/>
+          <w:sz w:val="26"/>
+          <w:szCs w:val="26"/>
+        </w:rPr>
+      </w:pPr>
+    </w:p>
+    <w:p>
+      <w:pPr>
+        <w:pStyle w:val="ListParagraph"/>
+        <w:jc w:val="center"/>
+        <w:rPr>
+          <w:rFonts w:ascii="Times New Roman" w:hAnsi="Times New Roman" w:cs="Times New Roman"/>
+        </w:rPr>
+      </w:pPr>
+    </w:p>
+    <w:p>
+      <w:pPr>
+        <w:pStyle w:val="Heading1"/>
+        <w:jc w:val="center"/>
+        <w:rPr>
+          <w:rFonts w:ascii="Times New Roman" w:hAnsi="Times New Roman" w:cs="Times New Roman"/>
+          <w:b/>
+          <w:bCs/>
+          <w:color w:val="auto"/>
+        </w:rPr>
+      </w:pPr>
+      <w:r>
+        <w:rPr>
+          <w:rFonts w:ascii="Times New Roman" w:hAnsi="Times New Roman" w:cs="Times New Roman"/>
+          <w:b/>
+          <w:bCs/>
+          <w:color w:val="auto"/>
+        </w:rPr>
+        <w:t>Deliverable 01</w:t>
+      </w:r>
+    </w:p>
+    <w:p>
+      <w:pPr>
+        <w:jc w:val="center"/>
+        <w:rPr>
+          <w:sz w:val="32"/>
+          <w:szCs w:val="32"/>
+        </w:rPr>
+      </w:pPr>
+      <w:r>
+        <w:rPr>
+          <w:rFonts w:ascii="Times New Roman" w:hAnsi="Times New Roman" w:cs="Times New Roman"/>
+          <w:b/>
+          <w:bCs/>
+          <w:color w:val="000000" w:themeColor="text1"/>
+          <w:sz w:val="32"/>
+          <w:szCs w:val="32"/>
+        </w:rPr>
+        <w:t>Supermarket Cashier Checkout System</w:t>
+      </w:r>
+    </w:p>
+    <w:p>
+      <w:pPr>
+        <w:rPr>
+          <w:rFonts w:ascii="Times New Roman" w:hAnsi="Times New Roman" w:cs="Times New Roman"/>
+          <w:b/>
+          <w:bCs/>
+          <w:sz w:val="26"/>
+          <w:szCs w:val="26"/>
+        </w:rPr>
+      </w:pPr>
+    </w:p>
+    <w:p>
+      <w:pPr>
+        <w:rPr>
+          <w:rFonts w:ascii="Times New Roman" w:hAnsi="Times New Roman" w:cs="Times New Roman"/>
+          <w:b/>
+          <w:bCs/>
+          <w:sz w:val="26"/>
+          <w:szCs w:val="26"/>
+        </w:rPr>
+      </w:pPr>
+    </w:p>
+    <w:p>
+      <w:pPr>
+        <w:rPr>
+          <w:rFonts w:ascii="Times New Roman" w:hAnsi="Times New Roman" w:cs="Times New Roman"/>
+          <w:b/>
+          <w:bCs/>
+          <w:sz w:val="26"/>
+          <w:szCs w:val="26"/>
+        </w:rPr>
+      </w:pPr>
+      <w:r>
+        <w:rPr>
+          <w:rFonts w:ascii="Times New Roman" w:hAnsi="Times New Roman" w:cs="Times New Roman"/>
+          <w:b/>
+          <w:bCs/>
+          <w:sz w:val="26"/>
+          <w:szCs w:val="26"/>
+        </w:rPr>
+        <w:t xml:space="preserve">Name: </w:t>
+      </w:r>
+      <w:r>
+        <w:rPr>
+          <w:rFonts w:ascii="Times New Roman" w:hAnsi="Times New Roman" w:cs="Times New Roman"/>
+          <w:b/>
+          <w:bCs/>
+          <w:sz w:val="26"/>
+          <w:szCs w:val="26"/>
+        </w:rPr>
+        <w:t xml:space="preserve">          </w:t>
+      </w:r>
+      <w:r>
+        <w:rPr>
+          <w:rFonts w:ascii="Times New Roman" w:hAnsi="Times New Roman" w:cs="Times New Roman"/>
+          <w:sz w:val="26"/>
+          <w:szCs w:val="26"/>
+        </w:rPr>
+        <w:t>M.A. Asma</w:t>
+      </w:r>
+      <w:r>
+        <w:rPr>
+          <w:rFonts w:ascii="Times New Roman" w:hAnsi="Times New Roman" w:cs="Times New Roman"/>
+          <w:b/>
+          <w:bCs/>
+          <w:sz w:val="26"/>
+          <w:szCs w:val="26"/>
+        </w:rPr>
+        <w:t xml:space="preserve"> </w:t>
+      </w:r>
+    </w:p>
+    <w:p>
+      <w:pPr>
+        <w:rPr>
+          <w:rFonts w:ascii="Times New Roman" w:hAnsi="Times New Roman" w:cs="Times New Roman"/>
+          <w:b/>
+          <w:bCs/>
+          <w:sz w:val="26"/>
+          <w:szCs w:val="26"/>
+        </w:rPr>
+      </w:pPr>
+      <w:proofErr w:type="spellStart"/>
+      <w:r>
+        <w:rPr>
+          <w:rFonts w:ascii="Times New Roman" w:hAnsi="Times New Roman" w:cs="Times New Roman"/>
+          <w:b/>
+          <w:bCs/>
+          <w:sz w:val="26"/>
+          <w:szCs w:val="26"/>
+        </w:rPr>
+        <w:t>StudentID</w:t>
+      </w:r>
+      <w:proofErr w:type="spellEnd"/>
+      <w:r>
+        <w:rPr>
+          <w:rFonts w:ascii="Times New Roman" w:hAnsi="Times New Roman" w:cs="Times New Roman"/>
+          <w:b/>
+          <w:bCs/>
+          <w:sz w:val="26"/>
+          <w:szCs w:val="26"/>
+        </w:rPr>
+        <w:t xml:space="preserve">: </w:t>
+      </w:r>
+      <w:r>
+        <w:rPr>
+          <w:rFonts w:ascii="Times New Roman" w:hAnsi="Times New Roman" w:cs="Times New Roman"/>
+          <w:b/>
+          <w:bCs/>
+          <w:sz w:val="26"/>
+          <w:szCs w:val="26"/>
+        </w:rPr>
+        <w:t xml:space="preserve">  </w:t>
+      </w:r>
+      <w:r>
+        <w:rPr>
+          <w:rFonts w:ascii="Times New Roman" w:hAnsi="Times New Roman" w:cs="Times New Roman"/>
+          <w:sz w:val="26"/>
+          <w:szCs w:val="26"/>
+        </w:rPr>
+        <w:t xml:space="preserve">S22010125 </w:t>
+      </w:r>
+    </w:p>
+    <w:p>
+      <w:pPr>
+        <w:rPr>
+          <w:rFonts w:ascii="Times New Roman" w:hAnsi="Times New Roman" w:cs="Times New Roman"/>
+          <w:b/>
+          <w:bCs/>
+          <w:sz w:val="26"/>
+          <w:szCs w:val="26"/>
+        </w:rPr>
+      </w:pPr>
+      <w:proofErr w:type="spellStart"/>
+      <w:r>
+        <w:rPr>
+          <w:rFonts w:ascii="Times New Roman" w:hAnsi="Times New Roman" w:cs="Times New Roman"/>
+          <w:b/>
+          <w:bCs/>
+          <w:sz w:val="26"/>
+          <w:szCs w:val="26"/>
+        </w:rPr>
+        <w:t>RegNo</w:t>
+      </w:r>
+      <w:proofErr w:type="spellEnd"/>
+      <w:r>
+        <w:rPr>
+          <w:rFonts w:ascii="Times New Roman" w:hAnsi="Times New Roman" w:cs="Times New Roman"/>
+          <w:b/>
+          <w:bCs/>
+          <w:sz w:val="26"/>
+          <w:szCs w:val="26"/>
+        </w:rPr>
+        <w:t xml:space="preserve">: </w:t>
+      </w:r>
+      <w:r>
+        <w:rPr>
+          <w:rFonts w:ascii="Times New Roman" w:hAnsi="Times New Roman" w:cs="Times New Roman"/>
+          <w:b/>
+          <w:bCs/>
+          <w:sz w:val="26"/>
+          <w:szCs w:val="26"/>
+        </w:rPr>
+        <w:t xml:space="preserve">        </w:t>
+      </w:r>
+      <w:r>
+        <w:rPr>
+          <w:rFonts w:ascii="Times New Roman" w:hAnsi="Times New Roman" w:cs="Times New Roman"/>
+          <w:sz w:val="26"/>
+          <w:szCs w:val="26"/>
+        </w:rPr>
+        <w:t>522513514</w:t>
+      </w:r>
     </w:p>
     <w:p>
       <w:pPr>
@@ -212,261 +578,66 @@
     </w:p>
     <w:p>
       <w:pPr>
-        <w:ind w:left="360"/>
-        <w:rPr>
-          <w:rFonts w:ascii="Times New Roman" w:hAnsi="Times New Roman" w:cs="Times New Roman"/>
-        </w:rPr>
-      </w:pPr>
-      <w:r>
-        <w:rPr>
-          <w:rFonts w:ascii="Times New Roman" w:hAnsi="Times New Roman" w:cs="Times New Roman"/>
-        </w:rPr>
-        <w:t xml:space="preserve">The selected system </w:t>
-      </w:r>
-      <w:r>
-        <w:rPr>
-          <w:rFonts w:ascii="Times New Roman" w:hAnsi="Times New Roman" w:cs="Times New Roman"/>
-          <w:color w:val="000000" w:themeColor="text1"/>
-        </w:rPr>
-        <w:t>is a supermarket checkout system</w:t>
-      </w:r>
-      <w:r>
-        <w:rPr>
-          <w:rFonts w:ascii="Times New Roman" w:hAnsi="Times New Roman" w:cs="Times New Roman"/>
-        </w:rPr>
-        <w:t xml:space="preserve">. </w:t>
-      </w:r>
-      <w:r>
-        <w:rPr>
-          <w:rFonts w:ascii="Times New Roman" w:hAnsi="Times New Roman" w:cs="Times New Roman"/>
-          <w:color w:val="000000" w:themeColor="text1"/>
-        </w:rPr>
-        <w:t>This system describes an actual queuing scenario where customers arrive randomly and wait to be served by any cashier who is free at that time</w:t>
-      </w:r>
-      <w:r>
-        <w:rPr>
-          <w:rFonts w:ascii="Times New Roman" w:hAnsi="Times New Roman" w:cs="Times New Roman"/>
-        </w:rPr>
-        <w:t xml:space="preserve">. Each cashier </w:t>
-      </w:r>
-      <w:r>
-        <w:rPr>
-          <w:rFonts w:ascii="Times New Roman" w:hAnsi="Times New Roman" w:cs="Times New Roman"/>
-        </w:rPr>
-        <w:t>is allowed to</w:t>
-      </w:r>
-      <w:r>
-        <w:rPr>
-          <w:rFonts w:ascii="Times New Roman" w:hAnsi="Times New Roman" w:cs="Times New Roman"/>
-        </w:rPr>
-        <w:t xml:space="preserve"> serve only one customer at a time, and customers may have to wait </w:t>
-      </w:r>
-      <w:r>
-        <w:rPr>
-          <w:rFonts w:ascii="Times New Roman" w:hAnsi="Times New Roman" w:cs="Times New Roman"/>
-          <w:color w:val="000000" w:themeColor="text1"/>
-        </w:rPr>
-        <w:t>according to the number of cashiers, as well as the arrival rate and service rate</w:t>
-      </w:r>
-      <w:r>
-        <w:rPr>
-          <w:rFonts w:ascii="Times New Roman" w:hAnsi="Times New Roman" w:cs="Times New Roman"/>
-        </w:rPr>
-        <w:t>.</w:t>
-      </w:r>
-    </w:p>
-    <w:p>
-      <w:pPr>
-        <w:ind w:left="360"/>
-        <w:rPr>
-          <w:rFonts w:ascii="Times New Roman" w:hAnsi="Times New Roman" w:cs="Times New Roman"/>
-        </w:rPr>
-      </w:pPr>
-      <w:r>
-        <w:rPr>
-          <w:rFonts w:ascii="Times New Roman" w:hAnsi="Times New Roman" w:cs="Times New Roman"/>
-        </w:rPr>
-        <w:t>The system</w:t>
-      </w:r>
-      <w:r>
-        <w:rPr>
-          <w:rFonts w:ascii="Times New Roman" w:hAnsi="Times New Roman" w:cs="Times New Roman"/>
-        </w:rPr>
-        <w:t xml:space="preserve"> now includes</w:t>
-      </w:r>
-      <w:r>
-        <w:rPr>
-          <w:rFonts w:ascii="Times New Roman" w:hAnsi="Times New Roman" w:cs="Times New Roman"/>
-        </w:rPr>
-        <w:t xml:space="preserve"> (updated from CS Scenario)</w:t>
-      </w:r>
-      <w:r>
-        <w:rPr>
-          <w:rFonts w:ascii="Times New Roman" w:hAnsi="Times New Roman" w:cs="Times New Roman"/>
-        </w:rPr>
-        <w:t xml:space="preserve"> two types of checkout lanes </w:t>
-      </w:r>
-      <w:r>
-        <w:rPr>
-          <w:rFonts w:ascii="Times New Roman" w:hAnsi="Times New Roman" w:cs="Times New Roman"/>
-        </w:rPr>
-        <w:t>that are,</w:t>
-      </w:r>
-      <w:r>
-        <w:rPr>
-          <w:rFonts w:ascii="Times New Roman" w:hAnsi="Times New Roman" w:cs="Times New Roman"/>
-        </w:rPr>
-        <w:t xml:space="preserve"> a normal lane and an express lane. The express lane is for customers </w:t>
-      </w:r>
-      <w:r>
-        <w:rPr>
-          <w:rFonts w:ascii="Times New Roman" w:hAnsi="Times New Roman" w:cs="Times New Roman"/>
-        </w:rPr>
-        <w:t xml:space="preserve">who purchased </w:t>
-      </w:r>
-      <w:r>
-        <w:rPr>
-          <w:rFonts w:ascii="Times New Roman" w:hAnsi="Times New Roman" w:cs="Times New Roman"/>
-        </w:rPr>
-        <w:t>with fewer items and generally</w:t>
-      </w:r>
-      <w:r>
-        <w:rPr>
-          <w:rFonts w:ascii="Times New Roman" w:hAnsi="Times New Roman" w:cs="Times New Roman"/>
-        </w:rPr>
-        <w:t xml:space="preserve"> it</w:t>
-      </w:r>
-      <w:r>
-        <w:rPr>
-          <w:rFonts w:ascii="Times New Roman" w:hAnsi="Times New Roman" w:cs="Times New Roman"/>
-        </w:rPr>
-        <w:t xml:space="preserve"> has a shorter </w:t>
-      </w:r>
-      <w:r>
-        <w:rPr>
-          <w:rFonts w:ascii="Times New Roman" w:hAnsi="Times New Roman" w:cs="Times New Roman"/>
-        </w:rPr>
-        <w:t>queue, and the normal lane is for other customers</w:t>
-      </w:r>
-      <w:r>
-        <w:rPr>
-          <w:rFonts w:ascii="Times New Roman" w:hAnsi="Times New Roman" w:cs="Times New Roman"/>
-        </w:rPr>
-        <w:t>. This helps simulate how supermarkets handle customers differently based on their needs.</w:t>
-      </w:r>
-    </w:p>
-    <w:p>
-      <w:pPr>
-        <w:ind w:left="360"/>
-        <w:rPr>
-          <w:rFonts w:ascii="Times New Roman" w:hAnsi="Times New Roman" w:cs="Times New Roman"/>
-        </w:rPr>
-      </w:pPr>
-      <w:r>
-        <w:rPr>
-          <w:rFonts w:ascii="Times New Roman" w:hAnsi="Times New Roman" w:cs="Times New Roman"/>
-        </w:rPr>
-        <w:t>Also</w:t>
-      </w:r>
-      <w:r>
-        <w:rPr>
-          <w:rFonts w:ascii="Times New Roman" w:hAnsi="Times New Roman" w:cs="Times New Roman"/>
-        </w:rPr>
-        <w:t xml:space="preserve">, the </w:t>
-      </w:r>
-      <w:r>
-        <w:rPr>
-          <w:rFonts w:ascii="Times New Roman" w:hAnsi="Times New Roman" w:cs="Times New Roman"/>
-        </w:rPr>
-        <w:t>system</w:t>
-      </w:r>
-      <w:r>
-        <w:rPr>
-          <w:rFonts w:ascii="Times New Roman" w:hAnsi="Times New Roman" w:cs="Times New Roman"/>
-        </w:rPr>
-        <w:t xml:space="preserve"> </w:t>
-      </w:r>
-      <w:r>
-        <w:rPr>
-          <w:rFonts w:ascii="Times New Roman" w:hAnsi="Times New Roman" w:cs="Times New Roman"/>
-        </w:rPr>
-        <w:t>has</w:t>
-      </w:r>
-      <w:r>
-        <w:rPr>
-          <w:rFonts w:ascii="Times New Roman" w:hAnsi="Times New Roman" w:cs="Times New Roman"/>
-        </w:rPr>
-        <w:t xml:space="preserve"> customer impatience behavior.</w:t>
-      </w:r>
-      <w:r>
-        <w:rPr>
-          <w:rFonts w:ascii="Times New Roman" w:hAnsi="Times New Roman" w:cs="Times New Roman"/>
-        </w:rPr>
-        <w:t xml:space="preserve"> Not</w:t>
-      </w:r>
-      <w:r>
-        <w:rPr>
-          <w:rFonts w:ascii="Times New Roman" w:hAnsi="Times New Roman" w:cs="Times New Roman"/>
-        </w:rPr>
-        <w:t xml:space="preserve"> all customers are willing to wait indefinitely</w:t>
-      </w:r>
-      <w:r>
-        <w:rPr>
-          <w:rFonts w:ascii="Times New Roman" w:hAnsi="Times New Roman" w:cs="Times New Roman"/>
-        </w:rPr>
-        <w:t xml:space="preserve"> for long time</w:t>
-      </w:r>
-      <w:r>
-        <w:rPr>
-          <w:rFonts w:ascii="Times New Roman" w:hAnsi="Times New Roman" w:cs="Times New Roman"/>
-        </w:rPr>
-        <w:t>. Some may leave the queue</w:t>
-      </w:r>
-      <w:r>
-        <w:rPr>
-          <w:rFonts w:ascii="Times New Roman" w:hAnsi="Times New Roman" w:cs="Times New Roman"/>
-        </w:rPr>
-        <w:t xml:space="preserve"> and shop</w:t>
-      </w:r>
-      <w:r>
-        <w:rPr>
-          <w:rFonts w:ascii="Times New Roman" w:hAnsi="Times New Roman" w:cs="Times New Roman"/>
-        </w:rPr>
-        <w:t xml:space="preserve"> if it takes too long. In this system, if a customer waits for more than </w:t>
-      </w:r>
-      <w:r>
-        <w:rPr>
-          <w:rFonts w:ascii="Times New Roman" w:hAnsi="Times New Roman" w:cs="Times New Roman"/>
-        </w:rPr>
-        <w:t>3</w:t>
-      </w:r>
-      <w:r>
-        <w:rPr>
-          <w:rFonts w:ascii="Times New Roman" w:hAnsi="Times New Roman" w:cs="Times New Roman"/>
-        </w:rPr>
-        <w:t>0 minutes, they will abandon the queue and leave the system. This behavior helps to study how long waiting times affect customer retention and satisfaction.</w:t>
-      </w:r>
-    </w:p>
-    <w:p>
-      <w:pPr>
         <w:spacing w:line="276" w:lineRule="auto"/>
         <w:ind w:left="360"/>
         <w:rPr>
           <w:rFonts w:ascii="Times New Roman" w:hAnsi="Times New Roman" w:cs="Times New Roman"/>
-          <w:color w:val="000000" w:themeColor="text1"/>
-        </w:rPr>
-      </w:pPr>
-      <w:r>
-        <w:rPr>
-          <w:rFonts w:ascii="Times New Roman" w:hAnsi="Times New Roman" w:cs="Times New Roman"/>
-          <w:color w:val="000000" w:themeColor="text1"/>
-        </w:rPr>
-        <w:t>Such systems are suitable for performance modeling because it allows measurable analysis on waiting times, cashier utilization, and system throughput. It also makes it easier to see where there bottlenecks will occur when the supermarket is crowded</w:t>
-      </w:r>
-      <w:r>
-        <w:rPr>
-          <w:rFonts w:ascii="Times New Roman" w:hAnsi="Times New Roman" w:cs="Times New Roman"/>
-          <w:color w:val="000000" w:themeColor="text1"/>
+        </w:rPr>
+      </w:pPr>
+      <w:r>
+        <w:rPr>
+          <w:rFonts w:ascii="Times New Roman" w:hAnsi="Times New Roman" w:cs="Times New Roman"/>
+        </w:rPr>
+        <w:t xml:space="preserve">The selected system </w:t>
+      </w:r>
+      <w:r>
+        <w:rPr>
+          <w:rFonts w:ascii="Times New Roman" w:hAnsi="Times New Roman" w:cs="Times New Roman"/>
+          <w:color w:val="000000" w:themeColor="text1"/>
+        </w:rPr>
+        <w:t>is a supermarket checkout system</w:t>
+      </w:r>
+      <w:r>
+        <w:rPr>
+          <w:rFonts w:ascii="Times New Roman" w:hAnsi="Times New Roman" w:cs="Times New Roman"/>
+        </w:rPr>
+        <w:t xml:space="preserve">. </w:t>
+      </w:r>
+      <w:r>
+        <w:rPr>
+          <w:rFonts w:ascii="Times New Roman" w:hAnsi="Times New Roman" w:cs="Times New Roman"/>
+          <w:color w:val="000000" w:themeColor="text1"/>
+        </w:rPr>
+        <w:t>This system describes an actual queuing scenario where customers arrive randomly and wait to be served by any cashier who is free at that time</w:t>
+      </w:r>
+      <w:r>
+        <w:rPr>
+          <w:rFonts w:ascii="Times New Roman" w:hAnsi="Times New Roman" w:cs="Times New Roman"/>
+        </w:rPr>
+        <w:t xml:space="preserve">. Each cashier </w:t>
+      </w:r>
+      <w:r>
+        <w:rPr>
+          <w:rFonts w:ascii="Times New Roman" w:hAnsi="Times New Roman" w:cs="Times New Roman"/>
+        </w:rPr>
+        <w:t>is allowed to</w:t>
+      </w:r>
+      <w:r>
+        <w:rPr>
+          <w:rFonts w:ascii="Times New Roman" w:hAnsi="Times New Roman" w:cs="Times New Roman"/>
+        </w:rPr>
+        <w:t xml:space="preserve"> serve only one customer at a time, and customers may have to wait </w:t>
+      </w:r>
+      <w:r>
+        <w:rPr>
+          <w:rFonts w:ascii="Times New Roman" w:hAnsi="Times New Roman" w:cs="Times New Roman"/>
+          <w:color w:val="000000" w:themeColor="text1"/>
+        </w:rPr>
+        <w:t>according to the number of cashiers, as well as the arrival rate and service rate</w:t>
+      </w:r>
+      <w:r>
+        <w:rPr>
+          <w:rFonts w:ascii="Times New Roman" w:hAnsi="Times New Roman" w:cs="Times New Roman"/>
         </w:rPr>
         <w:t>.</w:t>
       </w:r>
@@ -477,6 +648,228 @@
         <w:ind w:left="360"/>
         <w:rPr>
           <w:rFonts w:ascii="Times New Roman" w:hAnsi="Times New Roman" w:cs="Times New Roman"/>
+        </w:rPr>
+      </w:pPr>
+      <w:r>
+        <w:rPr>
+          <w:rFonts w:ascii="Times New Roman" w:hAnsi="Times New Roman" w:cs="Times New Roman"/>
+        </w:rPr>
+        <w:t>The system</w:t>
+      </w:r>
+      <w:r>
+        <w:rPr>
+          <w:rFonts w:ascii="Times New Roman" w:hAnsi="Times New Roman" w:cs="Times New Roman"/>
+        </w:rPr>
+        <w:t xml:space="preserve"> includes</w:t>
+      </w:r>
+      <w:r>
+        <w:rPr>
+          <w:rFonts w:ascii="Times New Roman" w:hAnsi="Times New Roman" w:cs="Times New Roman"/>
+        </w:rPr>
+        <w:t xml:space="preserve"> (updated from CS Scenario)</w:t>
+      </w:r>
+      <w:r>
+        <w:rPr>
+          <w:rFonts w:ascii="Times New Roman" w:hAnsi="Times New Roman" w:cs="Times New Roman"/>
+        </w:rPr>
+        <w:t xml:space="preserve"> two types of checkout lanes </w:t>
+      </w:r>
+      <w:r>
+        <w:rPr>
+          <w:rFonts w:ascii="Times New Roman" w:hAnsi="Times New Roman" w:cs="Times New Roman"/>
+        </w:rPr>
+        <w:t>that are,</w:t>
+      </w:r>
+      <w:r>
+        <w:rPr>
+          <w:rFonts w:ascii="Times New Roman" w:hAnsi="Times New Roman" w:cs="Times New Roman"/>
+        </w:rPr>
+        <w:t xml:space="preserve"> a normal lane and an express lane. The express lane is for customers </w:t>
+      </w:r>
+      <w:r>
+        <w:rPr>
+          <w:rFonts w:ascii="Times New Roman" w:hAnsi="Times New Roman" w:cs="Times New Roman"/>
+        </w:rPr>
+        <w:t xml:space="preserve">who purchased </w:t>
+      </w:r>
+      <w:r>
+        <w:rPr>
+          <w:rFonts w:ascii="Times New Roman" w:hAnsi="Times New Roman" w:cs="Times New Roman"/>
+        </w:rPr>
+        <w:t>with fewer items and generally</w:t>
+      </w:r>
+      <w:r>
+        <w:rPr>
+          <w:rFonts w:ascii="Times New Roman" w:hAnsi="Times New Roman" w:cs="Times New Roman"/>
+        </w:rPr>
+        <w:t xml:space="preserve"> it</w:t>
+      </w:r>
+      <w:r>
+        <w:rPr>
+          <w:rFonts w:ascii="Times New Roman" w:hAnsi="Times New Roman" w:cs="Times New Roman"/>
+        </w:rPr>
+        <w:t xml:space="preserve"> has a shorter </w:t>
+      </w:r>
+      <w:r>
+        <w:rPr>
+          <w:rFonts w:ascii="Times New Roman" w:hAnsi="Times New Roman" w:cs="Times New Roman"/>
+        </w:rPr>
+        <w:t>queue, and the normal lane is for other customers</w:t>
+      </w:r>
+      <w:r>
+        <w:rPr>
+          <w:rFonts w:ascii="Times New Roman" w:hAnsi="Times New Roman" w:cs="Times New Roman"/>
+        </w:rPr>
+        <w:t>. This helps simulate how supermarkets handle customers differently based on their needs.</w:t>
+      </w:r>
+    </w:p>
+    <w:p>
+      <w:pPr>
+        <w:spacing w:line="276" w:lineRule="auto"/>
+        <w:ind w:left="360"/>
+        <w:rPr>
+          <w:rFonts w:ascii="Times New Roman" w:hAnsi="Times New Roman" w:cs="Times New Roman"/>
+        </w:rPr>
+      </w:pPr>
+      <w:r>
+        <w:rPr>
+          <w:rFonts w:ascii="Times New Roman" w:hAnsi="Times New Roman" w:cs="Times New Roman"/>
+        </w:rPr>
+        <w:t>Also</w:t>
+      </w:r>
+      <w:r>
+        <w:rPr>
+          <w:rFonts w:ascii="Times New Roman" w:hAnsi="Times New Roman" w:cs="Times New Roman"/>
+        </w:rPr>
+        <w:t xml:space="preserve">, the </w:t>
+      </w:r>
+      <w:r>
+        <w:rPr>
+          <w:rFonts w:ascii="Times New Roman" w:hAnsi="Times New Roman" w:cs="Times New Roman"/>
+        </w:rPr>
+        <w:t>system</w:t>
+      </w:r>
+      <w:r>
+        <w:rPr>
+          <w:rFonts w:ascii="Times New Roman" w:hAnsi="Times New Roman" w:cs="Times New Roman"/>
+        </w:rPr>
+        <w:t xml:space="preserve"> </w:t>
+      </w:r>
+      <w:proofErr w:type="gramStart"/>
+      <w:r>
+        <w:rPr>
+          <w:rFonts w:ascii="Times New Roman" w:hAnsi="Times New Roman" w:cs="Times New Roman"/>
+        </w:rPr>
+        <w:t>has</w:t>
+      </w:r>
+      <w:r>
+        <w:rPr>
+          <w:rFonts w:ascii="Times New Roman" w:hAnsi="Times New Roman" w:cs="Times New Roman"/>
+        </w:rPr>
+        <w:t xml:space="preserve"> customer</w:t>
+      </w:r>
+      <w:proofErr w:type="gramEnd"/>
+      <w:r>
+        <w:rPr>
+          <w:rFonts w:ascii="Times New Roman" w:hAnsi="Times New Roman" w:cs="Times New Roman"/>
+        </w:rPr>
+        <w:t xml:space="preserve"> impatience behavior.</w:t>
+      </w:r>
+      <w:r>
+        <w:rPr>
+          <w:rFonts w:ascii="Times New Roman" w:hAnsi="Times New Roman" w:cs="Times New Roman"/>
+        </w:rPr>
+        <w:t xml:space="preserve"> Not</w:t>
+      </w:r>
+      <w:r>
+        <w:rPr>
+          <w:rFonts w:ascii="Times New Roman" w:hAnsi="Times New Roman" w:cs="Times New Roman"/>
+        </w:rPr>
+        <w:t xml:space="preserve"> all customers are willing to wait indefinitely</w:t>
+      </w:r>
+      <w:r>
+        <w:rPr>
+          <w:rFonts w:ascii="Times New Roman" w:hAnsi="Times New Roman" w:cs="Times New Roman"/>
+        </w:rPr>
+        <w:t xml:space="preserve"> for long time</w:t>
+      </w:r>
+      <w:r>
+        <w:rPr>
+          <w:rFonts w:ascii="Times New Roman" w:hAnsi="Times New Roman" w:cs="Times New Roman"/>
+        </w:rPr>
+        <w:t>. Some may leave the queue</w:t>
+      </w:r>
+      <w:r>
+        <w:rPr>
+          <w:rFonts w:ascii="Times New Roman" w:hAnsi="Times New Roman" w:cs="Times New Roman"/>
+        </w:rPr>
+        <w:t xml:space="preserve"> and shop</w:t>
+      </w:r>
+      <w:r>
+        <w:rPr>
+          <w:rFonts w:ascii="Times New Roman" w:hAnsi="Times New Roman" w:cs="Times New Roman"/>
+        </w:rPr>
+        <w:t xml:space="preserve"> if it takes too long. In this system, if a customer waits for more than </w:t>
+      </w:r>
+      <w:r>
+        <w:rPr>
+          <w:rFonts w:ascii="Times New Roman" w:hAnsi="Times New Roman" w:cs="Times New Roman"/>
+        </w:rPr>
+        <w:t>3</w:t>
+      </w:r>
+      <w:r>
+        <w:rPr>
+          <w:rFonts w:ascii="Times New Roman" w:hAnsi="Times New Roman" w:cs="Times New Roman"/>
+        </w:rPr>
+        <w:t>0 minutes, they will abandon the queue and leave the system. This behavior helps to study how long waiting times affect customer retention and satisfaction.</w:t>
+      </w:r>
+    </w:p>
+    <w:p>
+      <w:pPr>
+        <w:spacing w:line="276" w:lineRule="auto"/>
+        <w:ind w:left="360"/>
+        <w:rPr>
+          <w:rFonts w:ascii="Times New Roman" w:hAnsi="Times New Roman" w:cs="Times New Roman"/>
+          <w:color w:val="000000" w:themeColor="text1"/>
+        </w:rPr>
+      </w:pPr>
+      <w:r>
+        <w:rPr>
+          <w:rFonts w:ascii="Times New Roman" w:hAnsi="Times New Roman" w:cs="Times New Roman"/>
+          <w:color w:val="000000" w:themeColor="text1"/>
+        </w:rPr>
+        <w:t xml:space="preserve">Such systems are suitable for performance modeling because it allows measurable analysis on waiting times, cashier utilization, and system throughput. It also makes it easier to see where </w:t>
+      </w:r>
+      <w:proofErr w:type="gramStart"/>
+      <w:r>
+        <w:rPr>
+          <w:rFonts w:ascii="Times New Roman" w:hAnsi="Times New Roman" w:cs="Times New Roman"/>
+          <w:color w:val="000000" w:themeColor="text1"/>
+        </w:rPr>
+        <w:t>there</w:t>
+      </w:r>
+      <w:proofErr w:type="gramEnd"/>
+      <w:r>
+        <w:rPr>
+          <w:rFonts w:ascii="Times New Roman" w:hAnsi="Times New Roman" w:cs="Times New Roman"/>
+          <w:color w:val="000000" w:themeColor="text1"/>
+        </w:rPr>
+        <w:t xml:space="preserve"> bottlenecks will occur when the supermarket is crowded</w:t>
+      </w:r>
+      <w:r>
+        <w:rPr>
+          <w:rFonts w:ascii="Times New Roman" w:hAnsi="Times New Roman" w:cs="Times New Roman"/>
+          <w:color w:val="000000" w:themeColor="text1"/>
+        </w:rPr>
+        <w:t>.</w:t>
+      </w:r>
+    </w:p>
+    <w:p>
+      <w:pPr>
+        <w:spacing w:line="276" w:lineRule="auto"/>
+        <w:ind w:left="360"/>
+        <w:rPr>
+          <w:rFonts w:ascii="Times New Roman" w:hAnsi="Times New Roman" w:cs="Times New Roman"/>
           <w:color w:val="000000" w:themeColor="text1"/>
         </w:rPr>
       </w:pPr>
@@ -527,7 +920,23 @@
           <w:rFonts w:ascii="Times New Roman" w:hAnsi="Times New Roman" w:cs="Times New Roman"/>
           <w:color w:val="000000" w:themeColor="text1"/>
         </w:rPr>
-        <w:t>that mean the customers are served in the order they arrive</w:t>
+        <w:t xml:space="preserve">that </w:t>
+      </w:r>
+      <w:proofErr w:type="gramStart"/>
+      <w:r>
+        <w:rPr>
+          <w:rFonts w:ascii="Times New Roman" w:hAnsi="Times New Roman" w:cs="Times New Roman"/>
+          <w:color w:val="000000" w:themeColor="text1"/>
+        </w:rPr>
+        <w:t>mean</w:t>
+      </w:r>
+      <w:proofErr w:type="gramEnd"/>
+      <w:r>
+        <w:rPr>
+          <w:rFonts w:ascii="Times New Roman" w:hAnsi="Times New Roman" w:cs="Times New Roman"/>
+          <w:color w:val="000000" w:themeColor="text1"/>
+        </w:rPr>
+        <w:t xml:space="preserve"> the customers are served in the order they arrive</w:t>
       </w:r>
       <w:r>
         <w:rPr>
@@ -576,6 +985,7 @@
           <w:ilvl w:val="0"/>
           <w:numId w:val="8"/>
         </w:numPr>
+        <w:spacing w:line="276" w:lineRule="auto"/>
         <w:rPr>
           <w:rFonts w:ascii="Times New Roman" w:hAnsi="Times New Roman" w:cs="Times New Roman"/>
         </w:rPr>
@@ -593,6 +1003,7 @@
           <w:ilvl w:val="0"/>
           <w:numId w:val="8"/>
         </w:numPr>
+        <w:spacing w:line="276" w:lineRule="auto"/>
         <w:rPr>
           <w:rFonts w:ascii="Times New Roman" w:hAnsi="Times New Roman" w:cs="Times New Roman"/>
         </w:rPr>
@@ -610,6 +1021,7 @@
           <w:ilvl w:val="0"/>
           <w:numId w:val="8"/>
         </w:numPr>
+        <w:spacing w:line="276" w:lineRule="auto"/>
         <w:rPr>
           <w:rFonts w:ascii="Times New Roman" w:hAnsi="Times New Roman" w:cs="Times New Roman"/>
         </w:rPr>
@@ -627,6 +1039,7 @@
           <w:ilvl w:val="0"/>
           <w:numId w:val="8"/>
         </w:numPr>
+        <w:spacing w:line="276" w:lineRule="auto"/>
         <w:rPr>
           <w:rFonts w:ascii="Times New Roman" w:hAnsi="Times New Roman" w:cs="Times New Roman"/>
         </w:rPr>
@@ -644,6 +1057,7 @@
           <w:ilvl w:val="0"/>
           <w:numId w:val="8"/>
         </w:numPr>
+        <w:spacing w:line="276" w:lineRule="auto"/>
         <w:rPr>
           <w:rFonts w:ascii="Times New Roman" w:hAnsi="Times New Roman" w:cs="Times New Roman"/>
         </w:rPr>
@@ -703,6 +1117,7 @@
           <w:ilvl w:val="0"/>
           <w:numId w:val="8"/>
         </w:numPr>
+        <w:spacing w:line="276" w:lineRule="auto"/>
         <w:rPr>
           <w:rFonts w:ascii="Times New Roman" w:hAnsi="Times New Roman" w:cs="Times New Roman"/>
         </w:rPr>
@@ -739,6 +1154,13 @@
           <w:color w:val="000000" w:themeColor="text1"/>
         </w:rPr>
         <w:t>This process continues until the simulation ends.</w:t>
+      </w:r>
+      <w:r>
+        <w:rPr>
+          <w:rFonts w:ascii="Times New Roman" w:hAnsi="Times New Roman" w:cs="Times New Roman"/>
+          <w:color w:val="000000" w:themeColor="text1"/>
+        </w:rPr>
+        <w:t xml:space="preserve"> </w:t>
       </w:r>
     </w:p>
     <w:p>
@@ -902,6 +1324,7 @@
     <w:p>
       <w:pPr>
         <w:pStyle w:val="Heading2"/>
+        <w:spacing w:line="276" w:lineRule="auto"/>
         <w:rPr>
           <w:rFonts w:ascii="Times New Roman" w:hAnsi="Times New Roman" w:cs="Times New Roman"/>
           <w:b/>
@@ -1390,7 +1813,21 @@
               <w:rPr>
                 <w:rFonts w:ascii="Times New Roman" w:hAnsi="Times New Roman" w:cs="Times New Roman"/>
               </w:rPr>
-              <w:t>Maximum waiting time before a customer leaves</w:t>
+              <w:t xml:space="preserve">Maximum waiting time before a customer </w:t>
+            </w:r>
+            <w:proofErr w:type="gramStart"/>
+            <w:r>
+              <w:rPr>
+                <w:rFonts w:ascii="Times New Roman" w:hAnsi="Times New Roman" w:cs="Times New Roman"/>
+              </w:rPr>
+              <w:t>leave</w:t>
+            </w:r>
+            <w:proofErr w:type="gramEnd"/>
+            <w:r>
+              <w:rPr>
+                <w:rFonts w:ascii="Times New Roman" w:hAnsi="Times New Roman" w:cs="Times New Roman"/>
+              </w:rPr>
+              <w:t xml:space="preserve"> the shop</w:t>
             </w:r>
           </w:p>
         </w:tc>
@@ -1503,6 +1940,7 @@
           <w:color w:val="000000" w:themeColor="text1"/>
         </w:rPr>
       </w:pPr>
+      <w:proofErr w:type="gramStart"/>
       <w:r>
         <w:rPr>
           <w:rFonts w:ascii="Times New Roman" w:hAnsi="Times New Roman" w:cs="Times New Roman"/>
@@ -1514,7 +1952,14 @@
         <w:rPr>
           <w:rFonts w:ascii="Times New Roman" w:hAnsi="Times New Roman" w:cs="Times New Roman"/>
         </w:rPr>
-        <w:t>long queues and slow checkout times are among the most common issues that affect both customer satisfaction and business efficiency. When customer arrivals suddenly increase, queues become longer, causing frustration and sometimes leading to customers leaving before making a purchase. On the other hand, if there are too many cashiers during quiet periods, resources go underused and operational costs increase</w:t>
+        <w:t>long</w:t>
+      </w:r>
+      <w:proofErr w:type="gramEnd"/>
+      <w:r>
+        <w:rPr>
+          <w:rFonts w:ascii="Times New Roman" w:hAnsi="Times New Roman" w:cs="Times New Roman"/>
+        </w:rPr>
+        <w:t xml:space="preserve"> queues and slow checkout times are among the most common issues that affect both customer satisfaction and business efficiency. When customer arrivals suddenly increase, queues become longer, causing frustration and sometimes leading to customers leaving before making a purchase. On the other hand, if there are too many cashiers during quiet periods, resources go underused and operational costs increase</w:t>
       </w:r>
       <w:r>
         <w:rPr>
@@ -1608,7 +2053,7 @@
           <w:ilvl w:val="1"/>
           <w:numId w:val="3"/>
         </w:numPr>
-        <w:spacing w:line="276" w:lineRule="auto"/>
+        <w:spacing w:line="360" w:lineRule="auto"/>
         <w:rPr>
           <w:rFonts w:ascii="Times New Roman" w:hAnsi="Times New Roman" w:cs="Times New Roman"/>
           <w:color w:val="000000" w:themeColor="text1"/>
@@ -1642,7 +2087,7 @@
           <w:ilvl w:val="1"/>
           <w:numId w:val="3"/>
         </w:numPr>
-        <w:spacing w:line="276" w:lineRule="auto"/>
+        <w:spacing w:line="360" w:lineRule="auto"/>
         <w:rPr>
           <w:rFonts w:ascii="Times New Roman" w:hAnsi="Times New Roman" w:cs="Times New Roman"/>
           <w:color w:val="000000" w:themeColor="text1"/>
@@ -1676,7 +2121,7 @@
           <w:ilvl w:val="1"/>
           <w:numId w:val="3"/>
         </w:numPr>
-        <w:spacing w:line="276" w:lineRule="auto"/>
+        <w:spacing w:line="360" w:lineRule="auto"/>
         <w:rPr>
           <w:rFonts w:ascii="Times New Roman" w:hAnsi="Times New Roman" w:cs="Times New Roman"/>
           <w:color w:val="000000" w:themeColor="text1"/>
@@ -1716,7 +2161,7 @@
           <w:ilvl w:val="1"/>
           <w:numId w:val="3"/>
         </w:numPr>
-        <w:spacing w:line="276" w:lineRule="auto"/>
+        <w:spacing w:line="360" w:lineRule="auto"/>
         <w:rPr>
           <w:rFonts w:ascii="Times New Roman" w:hAnsi="Times New Roman" w:cs="Times New Roman"/>
           <w:color w:val="000000" w:themeColor="text1"/>
@@ -1815,7 +2260,23 @@
           <w:rFonts w:ascii="Times New Roman" w:hAnsi="Times New Roman" w:cs="Times New Roman"/>
           <w:color w:val="000000" w:themeColor="text1"/>
         </w:rPr>
-        <w:t>The main performance objective is:</w:t>
+        <w:t xml:space="preserve">The main </w:t>
+      </w:r>
+      <w:proofErr w:type="gramStart"/>
+      <w:r>
+        <w:rPr>
+          <w:rFonts w:ascii="Times New Roman" w:hAnsi="Times New Roman" w:cs="Times New Roman"/>
+          <w:color w:val="000000" w:themeColor="text1"/>
+        </w:rPr>
+        <w:t>performance objective</w:t>
+      </w:r>
+      <w:proofErr w:type="gramEnd"/>
+      <w:r>
+        <w:rPr>
+          <w:rFonts w:ascii="Times New Roman" w:hAnsi="Times New Roman" w:cs="Times New Roman"/>
+          <w:color w:val="000000" w:themeColor="text1"/>
+        </w:rPr>
+        <w:t xml:space="preserve"> is:</w:t>
       </w:r>
     </w:p>
     <w:p>
@@ -1853,7 +2314,23 @@
           <w:rFonts w:ascii="Times New Roman" w:hAnsi="Times New Roman" w:cs="Times New Roman"/>
           <w:color w:val="000000" w:themeColor="text1"/>
         </w:rPr>
-        <w:t>This objective focuses on improving customer experience by reducing how long each customer has to wait before being served. Minimizing the waiting time will also indirectly improve throughput and overall system efficiency. By changing some variables (like number of cashiers, service speed), the simulation will let us find out what is the best configuration is that minimizes the time waiting in line while keeping the cashier utilization reasonable.</w:t>
+        <w:t xml:space="preserve">This objective focuses on improving customer experience by reducing how long each customer </w:t>
+      </w:r>
+      <w:proofErr w:type="gramStart"/>
+      <w:r>
+        <w:rPr>
+          <w:rFonts w:ascii="Times New Roman" w:hAnsi="Times New Roman" w:cs="Times New Roman"/>
+          <w:color w:val="000000" w:themeColor="text1"/>
+        </w:rPr>
+        <w:t>has to</w:t>
+      </w:r>
+      <w:proofErr w:type="gramEnd"/>
+      <w:r>
+        <w:rPr>
+          <w:rFonts w:ascii="Times New Roman" w:hAnsi="Times New Roman" w:cs="Times New Roman"/>
+          <w:color w:val="000000" w:themeColor="text1"/>
+        </w:rPr>
+        <w:t xml:space="preserve"> wait before being served. Minimizing the waiting time will also indirectly improve throughput and overall system efficiency. By changing some variables (like number of cashiers, service speed), the simulation will let us find out what is the best configuration is that minimizes the time waiting in line while keeping the cashier utilization reasonable.</w:t>
       </w:r>
       <w:r>
         <w:rPr>
@@ -1870,6 +2347,7 @@
           <w:ilvl w:val="0"/>
           <w:numId w:val="1"/>
         </w:numPr>
+        <w:spacing w:line="276" w:lineRule="auto"/>
         <w:rPr>
           <w:rFonts w:ascii="Times New Roman" w:hAnsi="Times New Roman" w:cs="Times New Roman"/>
           <w:b/>
@@ -1889,6 +2367,7 @@
     </w:p>
     <w:p>
       <w:pPr>
+        <w:spacing w:line="276" w:lineRule="auto"/>
         <w:ind w:left="360"/>
         <w:rPr>
           <w:rFonts w:ascii="Times New Roman" w:hAnsi="Times New Roman" w:cs="Times New Roman"/>
@@ -1922,11 +2401,36 @@
         <w:rPr>
           <w:rFonts w:ascii="Times New Roman" w:hAnsi="Times New Roman" w:cs="Times New Roman"/>
         </w:rPr>
-        <w:t>. The dataset captures detailed, customer-level information for each simulated checkout event, allowing analysis of system behavior, queue management, and cashier utilization.</w:t>
-      </w:r>
-    </w:p>
-    <w:p>
-      <w:pPr>
+        <w:t xml:space="preserve">. The dataset captures </w:t>
+      </w:r>
+      <w:r>
+        <w:rPr>
+          <w:rFonts w:ascii="Times New Roman" w:hAnsi="Times New Roman" w:cs="Times New Roman"/>
+        </w:rPr>
+        <w:t>detailed</w:t>
+      </w:r>
+      <w:r>
+        <w:rPr>
+          <w:rFonts w:ascii="Times New Roman" w:hAnsi="Times New Roman" w:cs="Times New Roman"/>
+        </w:rPr>
+        <w:t xml:space="preserve"> customer</w:t>
+      </w:r>
+      <w:r>
+        <w:rPr>
+          <w:rFonts w:ascii="Times New Roman" w:hAnsi="Times New Roman" w:cs="Times New Roman"/>
+        </w:rPr>
+        <w:t xml:space="preserve"> </w:t>
+      </w:r>
+      <w:r>
+        <w:rPr>
+          <w:rFonts w:ascii="Times New Roman" w:hAnsi="Times New Roman" w:cs="Times New Roman"/>
+        </w:rPr>
+        <w:t>level information for each simulated checkout event, allowing analysis of system behavior, queue management, and cashier utilization.</w:t>
+      </w:r>
+    </w:p>
+    <w:p>
+      <w:pPr>
+        <w:spacing w:line="276" w:lineRule="auto"/>
         <w:ind w:left="360"/>
         <w:rPr>
           <w:rFonts w:ascii="Times New Roman" w:hAnsi="Times New Roman" w:cs="Times New Roman"/>
@@ -1946,6 +2450,7 @@
           <w:ilvl w:val="0"/>
           <w:numId w:val="9"/>
         </w:numPr>
+        <w:spacing w:line="360" w:lineRule="auto"/>
         <w:rPr>
           <w:rFonts w:ascii="Times New Roman" w:hAnsi="Times New Roman" w:cs="Times New Roman"/>
         </w:rPr>
@@ -1972,6 +2477,7 @@
           <w:ilvl w:val="0"/>
           <w:numId w:val="9"/>
         </w:numPr>
+        <w:spacing w:line="360" w:lineRule="auto"/>
         <w:rPr>
           <w:rFonts w:ascii="Times New Roman" w:hAnsi="Times New Roman" w:cs="Times New Roman"/>
         </w:rPr>
@@ -1998,6 +2504,7 @@
           <w:ilvl w:val="0"/>
           <w:numId w:val="9"/>
         </w:numPr>
+        <w:spacing w:line="360" w:lineRule="auto"/>
         <w:rPr>
           <w:rFonts w:ascii="Times New Roman" w:hAnsi="Times New Roman" w:cs="Times New Roman"/>
         </w:rPr>
@@ -2014,7 +2521,35 @@
         <w:rPr>
           <w:rFonts w:ascii="Times New Roman" w:hAnsi="Times New Roman" w:cs="Times New Roman"/>
         </w:rPr>
-        <w:t>: Indicates whether the customer joined the Express lane or Normal lane.</w:t>
+        <w:t xml:space="preserve">: Indicates whether the customer joined the </w:t>
+      </w:r>
+      <w:proofErr w:type="gramStart"/>
+      <w:r>
+        <w:rPr>
+          <w:rFonts w:ascii="Times New Roman" w:hAnsi="Times New Roman" w:cs="Times New Roman"/>
+        </w:rPr>
+        <w:t>Express lane</w:t>
+      </w:r>
+      <w:proofErr w:type="gramEnd"/>
+      <w:r>
+        <w:rPr>
+          <w:rFonts w:ascii="Times New Roman" w:hAnsi="Times New Roman" w:cs="Times New Roman"/>
+        </w:rPr>
+        <w:t xml:space="preserve"> or </w:t>
+      </w:r>
+      <w:proofErr w:type="gramStart"/>
+      <w:r>
+        <w:rPr>
+          <w:rFonts w:ascii="Times New Roman" w:hAnsi="Times New Roman" w:cs="Times New Roman"/>
+        </w:rPr>
+        <w:t>Normal lane</w:t>
+      </w:r>
+      <w:proofErr w:type="gramEnd"/>
+      <w:r>
+        <w:rPr>
+          <w:rFonts w:ascii="Times New Roman" w:hAnsi="Times New Roman" w:cs="Times New Roman"/>
+        </w:rPr>
+        <w:t>.</w:t>
       </w:r>
     </w:p>
     <w:p>
@@ -2024,6 +2559,7 @@
           <w:ilvl w:val="0"/>
           <w:numId w:val="9"/>
         </w:numPr>
+        <w:spacing w:line="360" w:lineRule="auto"/>
         <w:rPr>
           <w:rFonts w:ascii="Times New Roman" w:hAnsi="Times New Roman" w:cs="Times New Roman"/>
         </w:rPr>
@@ -2040,7 +2576,21 @@
         <w:rPr>
           <w:rFonts w:ascii="Times New Roman" w:hAnsi="Times New Roman" w:cs="Times New Roman"/>
         </w:rPr>
-        <w:t>: Number of the cashier serving the customer.</w:t>
+        <w:t xml:space="preserve">: Number </w:t>
+      </w:r>
+      <w:proofErr w:type="gramStart"/>
+      <w:r>
+        <w:rPr>
+          <w:rFonts w:ascii="Times New Roman" w:hAnsi="Times New Roman" w:cs="Times New Roman"/>
+        </w:rPr>
+        <w:t>of the cashier</w:t>
+      </w:r>
+      <w:proofErr w:type="gramEnd"/>
+      <w:r>
+        <w:rPr>
+          <w:rFonts w:ascii="Times New Roman" w:hAnsi="Times New Roman" w:cs="Times New Roman"/>
+        </w:rPr>
+        <w:t xml:space="preserve"> serving the customer.</w:t>
       </w:r>
     </w:p>
     <w:p>
@@ -2050,6 +2600,7 @@
           <w:ilvl w:val="0"/>
           <w:numId w:val="9"/>
         </w:numPr>
+        <w:spacing w:line="360" w:lineRule="auto"/>
         <w:rPr>
           <w:rFonts w:ascii="Times New Roman" w:hAnsi="Times New Roman" w:cs="Times New Roman"/>
         </w:rPr>
@@ -2059,6 +2610,7 @@
         <w:rPr>
           <w:rFonts w:ascii="Times New Roman" w:hAnsi="Times New Roman" w:cs="Times New Roman"/>
         </w:rPr>
+        <w:lastRenderedPageBreak/>
         <w:t>WaitTime</w:t>
       </w:r>
       <w:proofErr w:type="spellEnd"/>
@@ -2076,6 +2628,7 @@
           <w:ilvl w:val="0"/>
           <w:numId w:val="9"/>
         </w:numPr>
+        <w:spacing w:line="360" w:lineRule="auto"/>
         <w:rPr>
           <w:rFonts w:ascii="Times New Roman" w:hAnsi="Times New Roman" w:cs="Times New Roman"/>
         </w:rPr>
@@ -2102,6 +2655,7 @@
           <w:ilvl w:val="0"/>
           <w:numId w:val="9"/>
         </w:numPr>
+        <w:spacing w:line="360" w:lineRule="auto"/>
         <w:rPr>
           <w:rFonts w:ascii="Times New Roman" w:hAnsi="Times New Roman" w:cs="Times New Roman"/>
         </w:rPr>
@@ -2111,7 +2665,6 @@
         <w:rPr>
           <w:rFonts w:ascii="Times New Roman" w:hAnsi="Times New Roman" w:cs="Times New Roman"/>
         </w:rPr>
-        <w:lastRenderedPageBreak/>
         <w:t>DepartureTime</w:t>
       </w:r>
       <w:proofErr w:type="spellEnd"/>
@@ -2129,6 +2682,7 @@
           <w:ilvl w:val="0"/>
           <w:numId w:val="9"/>
         </w:numPr>
+        <w:spacing w:line="360" w:lineRule="auto"/>
         <w:rPr>
           <w:rFonts w:ascii="Times New Roman" w:hAnsi="Times New Roman" w:cs="Times New Roman"/>
         </w:rPr>
@@ -2147,6 +2701,7 @@
           <w:ilvl w:val="0"/>
           <w:numId w:val="9"/>
         </w:numPr>
+        <w:spacing w:line="360" w:lineRule="auto"/>
         <w:rPr>
           <w:rFonts w:ascii="Times New Roman" w:hAnsi="Times New Roman" w:cs="Times New Roman"/>
         </w:rPr>
@@ -2160,6 +2715,7 @@
     </w:p>
     <w:p>
       <w:pPr>
+        <w:spacing w:line="276" w:lineRule="auto"/>
         <w:ind w:left="720"/>
         <w:rPr>
           <w:rFonts w:ascii="Times New Roman" w:hAnsi="Times New Roman" w:cs="Times New Roman"/>
@@ -2174,9 +2730,1334 @@
     </w:p>
     <w:p>
       <w:pPr>
+        <w:spacing w:line="276" w:lineRule="auto"/>
         <w:ind w:left="720"/>
         <w:rPr>
           <w:rFonts w:ascii="Times New Roman" w:hAnsi="Times New Roman" w:cs="Times New Roman"/>
+          <w:b/>
+          <w:bCs/>
+        </w:rPr>
+      </w:pPr>
+      <w:r>
+        <w:rPr>
+          <w:rFonts w:ascii="Times New Roman" w:hAnsi="Times New Roman" w:cs="Times New Roman"/>
+          <w:b/>
+          <w:bCs/>
+        </w:rPr>
+        <w:t xml:space="preserve">Sample Data: </w:t>
+      </w:r>
+    </w:p>
+    <w:tbl>
+      <w:tblPr>
+        <w:tblStyle w:val="TableGrid"/>
+        <w:tblW w:w="0" w:type="auto"/>
+        <w:tblInd w:w="720" w:type="dxa"/>
+        <w:tblLayout w:type="fixed"/>
+        <w:tblLook w:val="04A0" w:firstRow="1" w:lastRow="0" w:firstColumn="1" w:lastColumn="0" w:noHBand="0" w:noVBand="1"/>
+      </w:tblPr>
+      <w:tblGrid>
+        <w:gridCol w:w="895"/>
+        <w:gridCol w:w="990"/>
+        <w:gridCol w:w="999"/>
+        <w:gridCol w:w="1071"/>
+        <w:gridCol w:w="720"/>
+        <w:gridCol w:w="900"/>
+        <w:gridCol w:w="1080"/>
+        <w:gridCol w:w="1080"/>
+        <w:gridCol w:w="895"/>
+      </w:tblGrid>
+      <w:tr>
+        <w:tc>
+          <w:tcPr>
+            <w:tcW w:w="895" w:type="dxa"/>
+          </w:tcPr>
+          <w:p>
+            <w:pPr>
+              <w:spacing w:line="360" w:lineRule="auto"/>
+              <w:rPr>
+                <w:rFonts w:ascii="Times New Roman" w:hAnsi="Times New Roman" w:cs="Times New Roman"/>
+                <w:b/>
+                <w:bCs/>
+              </w:rPr>
+            </w:pPr>
+            <w:proofErr w:type="spellStart"/>
+            <w:r>
+              <w:rPr>
+                <w:rFonts w:ascii="Times New Roman" w:eastAsia="Times New Roman" w:hAnsi="Times New Roman" w:cs="Times New Roman"/>
+                <w:b/>
+                <w:bCs/>
+                <w:color w:val="000000"/>
+                <w:kern w:val="0"/>
+                <w:sz w:val="22"/>
+                <w:szCs w:val="22"/>
+                <w:lang w:bidi="ta-IN"/>
+                <w14:ligatures w14:val="none"/>
+              </w:rPr>
+              <w:t>CustomerID</w:t>
+            </w:r>
+            <w:proofErr w:type="spellEnd"/>
+          </w:p>
+        </w:tc>
+        <w:tc>
+          <w:tcPr>
+            <w:tcW w:w="990" w:type="dxa"/>
+          </w:tcPr>
+          <w:p>
+            <w:pPr>
+              <w:spacing w:line="360" w:lineRule="auto"/>
+              <w:rPr>
+                <w:rFonts w:ascii="Times New Roman" w:hAnsi="Times New Roman" w:cs="Times New Roman"/>
+                <w:b/>
+                <w:bCs/>
+              </w:rPr>
+            </w:pPr>
+            <w:proofErr w:type="spellStart"/>
+            <w:r>
+              <w:rPr>
+                <w:rFonts w:ascii="Times New Roman" w:eastAsia="Times New Roman" w:hAnsi="Times New Roman" w:cs="Times New Roman"/>
+                <w:b/>
+                <w:bCs/>
+                <w:color w:val="000000"/>
+                <w:kern w:val="0"/>
+                <w:sz w:val="22"/>
+                <w:szCs w:val="22"/>
+                <w:lang w:bidi="ta-IN"/>
+                <w14:ligatures w14:val="none"/>
+              </w:rPr>
+              <w:t>ArrivalTime</w:t>
+            </w:r>
+            <w:proofErr w:type="spellEnd"/>
+          </w:p>
+        </w:tc>
+        <w:tc>
+          <w:tcPr>
+            <w:tcW w:w="999" w:type="dxa"/>
+          </w:tcPr>
+          <w:p>
+            <w:pPr>
+              <w:spacing w:line="360" w:lineRule="auto"/>
+              <w:rPr>
+                <w:rFonts w:ascii="Times New Roman" w:hAnsi="Times New Roman" w:cs="Times New Roman"/>
+                <w:b/>
+                <w:bCs/>
+              </w:rPr>
+            </w:pPr>
+            <w:proofErr w:type="spellStart"/>
+            <w:r>
+              <w:rPr>
+                <w:rFonts w:ascii="Times New Roman" w:eastAsia="Times New Roman" w:hAnsi="Times New Roman" w:cs="Times New Roman"/>
+                <w:b/>
+                <w:bCs/>
+                <w:color w:val="000000"/>
+                <w:kern w:val="0"/>
+                <w:sz w:val="22"/>
+                <w:szCs w:val="22"/>
+                <w:lang w:bidi="ta-IN"/>
+                <w14:ligatures w14:val="none"/>
+              </w:rPr>
+              <w:t>LaneType</w:t>
+            </w:r>
+            <w:proofErr w:type="spellEnd"/>
+          </w:p>
+        </w:tc>
+        <w:tc>
+          <w:tcPr>
+            <w:tcW w:w="1071" w:type="dxa"/>
+          </w:tcPr>
+          <w:p>
+            <w:pPr>
+              <w:spacing w:line="360" w:lineRule="auto"/>
+              <w:rPr>
+                <w:rFonts w:ascii="Times New Roman" w:hAnsi="Times New Roman" w:cs="Times New Roman"/>
+                <w:b/>
+                <w:bCs/>
+              </w:rPr>
+            </w:pPr>
+            <w:proofErr w:type="spellStart"/>
+            <w:r>
+              <w:rPr>
+                <w:rFonts w:ascii="Times New Roman" w:eastAsia="Times New Roman" w:hAnsi="Times New Roman" w:cs="Times New Roman"/>
+                <w:b/>
+                <w:bCs/>
+                <w:color w:val="000000"/>
+                <w:kern w:val="0"/>
+                <w:sz w:val="22"/>
+                <w:szCs w:val="22"/>
+                <w:lang w:bidi="ta-IN"/>
+                <w14:ligatures w14:val="none"/>
+              </w:rPr>
+              <w:t>AssignedCashier</w:t>
+            </w:r>
+            <w:proofErr w:type="spellEnd"/>
+          </w:p>
+        </w:tc>
+        <w:tc>
+          <w:tcPr>
+            <w:tcW w:w="720" w:type="dxa"/>
+          </w:tcPr>
+          <w:p>
+            <w:pPr>
+              <w:spacing w:line="360" w:lineRule="auto"/>
+              <w:rPr>
+                <w:rFonts w:ascii="Times New Roman" w:hAnsi="Times New Roman" w:cs="Times New Roman"/>
+                <w:b/>
+                <w:bCs/>
+              </w:rPr>
+            </w:pPr>
+            <w:proofErr w:type="spellStart"/>
+            <w:r>
+              <w:rPr>
+                <w:rFonts w:ascii="Times New Roman" w:eastAsia="Times New Roman" w:hAnsi="Times New Roman" w:cs="Times New Roman"/>
+                <w:b/>
+                <w:bCs/>
+                <w:color w:val="000000"/>
+                <w:kern w:val="0"/>
+                <w:sz w:val="22"/>
+                <w:szCs w:val="22"/>
+                <w:lang w:bidi="ta-IN"/>
+                <w14:ligatures w14:val="none"/>
+              </w:rPr>
+              <w:t>WaitTime</w:t>
+            </w:r>
+            <w:proofErr w:type="spellEnd"/>
+          </w:p>
+        </w:tc>
+        <w:tc>
+          <w:tcPr>
+            <w:tcW w:w="900" w:type="dxa"/>
+          </w:tcPr>
+          <w:p>
+            <w:pPr>
+              <w:spacing w:line="360" w:lineRule="auto"/>
+              <w:rPr>
+                <w:rFonts w:ascii="Times New Roman" w:hAnsi="Times New Roman" w:cs="Times New Roman"/>
+                <w:b/>
+                <w:bCs/>
+              </w:rPr>
+            </w:pPr>
+            <w:proofErr w:type="spellStart"/>
+            <w:r>
+              <w:rPr>
+                <w:rFonts w:ascii="Times New Roman" w:eastAsia="Times New Roman" w:hAnsi="Times New Roman" w:cs="Times New Roman"/>
+                <w:b/>
+                <w:bCs/>
+                <w:color w:val="000000"/>
+                <w:kern w:val="0"/>
+                <w:sz w:val="22"/>
+                <w:szCs w:val="22"/>
+                <w:lang w:bidi="ta-IN"/>
+                <w14:ligatures w14:val="none"/>
+              </w:rPr>
+              <w:t>ServiceTime</w:t>
+            </w:r>
+            <w:proofErr w:type="spellEnd"/>
+          </w:p>
+        </w:tc>
+        <w:tc>
+          <w:tcPr>
+            <w:tcW w:w="1080" w:type="dxa"/>
+          </w:tcPr>
+          <w:p>
+            <w:pPr>
+              <w:spacing w:line="360" w:lineRule="auto"/>
+              <w:rPr>
+                <w:rFonts w:ascii="Times New Roman" w:hAnsi="Times New Roman" w:cs="Times New Roman"/>
+                <w:b/>
+                <w:bCs/>
+              </w:rPr>
+            </w:pPr>
+            <w:proofErr w:type="spellStart"/>
+            <w:r>
+              <w:rPr>
+                <w:rFonts w:ascii="Times New Roman" w:eastAsia="Times New Roman" w:hAnsi="Times New Roman" w:cs="Times New Roman"/>
+                <w:b/>
+                <w:bCs/>
+                <w:color w:val="000000"/>
+                <w:kern w:val="0"/>
+                <w:sz w:val="22"/>
+                <w:szCs w:val="22"/>
+                <w:lang w:bidi="ta-IN"/>
+                <w14:ligatures w14:val="none"/>
+              </w:rPr>
+              <w:t>DepartureTime</w:t>
+            </w:r>
+            <w:proofErr w:type="spellEnd"/>
+          </w:p>
+        </w:tc>
+        <w:tc>
+          <w:tcPr>
+            <w:tcW w:w="1080" w:type="dxa"/>
+          </w:tcPr>
+          <w:p>
+            <w:pPr>
+              <w:spacing w:line="360" w:lineRule="auto"/>
+              <w:rPr>
+                <w:rFonts w:ascii="Times New Roman" w:hAnsi="Times New Roman" w:cs="Times New Roman"/>
+                <w:b/>
+                <w:bCs/>
+              </w:rPr>
+            </w:pPr>
+            <w:r>
+              <w:rPr>
+                <w:rFonts w:ascii="Times New Roman" w:eastAsia="Times New Roman" w:hAnsi="Times New Roman" w:cs="Times New Roman"/>
+                <w:b/>
+                <w:bCs/>
+                <w:color w:val="000000"/>
+                <w:kern w:val="0"/>
+                <w:sz w:val="22"/>
+                <w:szCs w:val="22"/>
+                <w:lang w:bidi="ta-IN"/>
+                <w14:ligatures w14:val="none"/>
+              </w:rPr>
+              <w:t>Scenario</w:t>
+            </w:r>
+          </w:p>
+        </w:tc>
+        <w:tc>
+          <w:tcPr>
+            <w:tcW w:w="895" w:type="dxa"/>
+          </w:tcPr>
+          <w:p>
+            <w:pPr>
+              <w:spacing w:line="360" w:lineRule="auto"/>
+              <w:rPr>
+                <w:rFonts w:ascii="Times New Roman" w:hAnsi="Times New Roman" w:cs="Times New Roman"/>
+                <w:b/>
+                <w:bCs/>
+              </w:rPr>
+            </w:pPr>
+            <w:r>
+              <w:rPr>
+                <w:rFonts w:ascii="Times New Roman" w:eastAsia="Times New Roman" w:hAnsi="Times New Roman" w:cs="Times New Roman"/>
+                <w:b/>
+                <w:bCs/>
+                <w:color w:val="000000"/>
+                <w:kern w:val="0"/>
+                <w:sz w:val="22"/>
+                <w:szCs w:val="22"/>
+                <w:lang w:bidi="ta-IN"/>
+                <w14:ligatures w14:val="none"/>
+              </w:rPr>
+              <w:t>Status</w:t>
+            </w:r>
+          </w:p>
+        </w:tc>
+      </w:tr>
+      <w:tr>
+        <w:tc>
+          <w:tcPr>
+            <w:tcW w:w="895" w:type="dxa"/>
+          </w:tcPr>
+          <w:p>
+            <w:pPr>
+              <w:spacing w:line="360" w:lineRule="auto"/>
+              <w:jc w:val="center"/>
+              <w:rPr>
+                <w:rFonts w:ascii="Times New Roman" w:hAnsi="Times New Roman" w:cs="Times New Roman"/>
+              </w:rPr>
+            </w:pPr>
+            <w:r>
+              <w:rPr>
+                <w:rFonts w:ascii="Times New Roman" w:hAnsi="Times New Roman" w:cs="Times New Roman"/>
+              </w:rPr>
+              <w:t>1</w:t>
+            </w:r>
+          </w:p>
+        </w:tc>
+        <w:tc>
+          <w:tcPr>
+            <w:tcW w:w="990" w:type="dxa"/>
+          </w:tcPr>
+          <w:p>
+            <w:pPr>
+              <w:spacing w:line="360" w:lineRule="auto"/>
+              <w:jc w:val="center"/>
+              <w:rPr>
+                <w:rFonts w:ascii="Times New Roman" w:hAnsi="Times New Roman" w:cs="Times New Roman"/>
+              </w:rPr>
+            </w:pPr>
+            <w:r>
+              <w:rPr>
+                <w:rFonts w:ascii="Times New Roman" w:hAnsi="Times New Roman" w:cs="Times New Roman"/>
+              </w:rPr>
+              <w:t>2.55</w:t>
+            </w:r>
+          </w:p>
+        </w:tc>
+        <w:tc>
+          <w:tcPr>
+            <w:tcW w:w="999" w:type="dxa"/>
+          </w:tcPr>
+          <w:p>
+            <w:pPr>
+              <w:spacing w:line="360" w:lineRule="auto"/>
+              <w:jc w:val="center"/>
+              <w:rPr>
+                <w:rFonts w:ascii="Times New Roman" w:hAnsi="Times New Roman" w:cs="Times New Roman"/>
+              </w:rPr>
+            </w:pPr>
+            <w:r>
+              <w:rPr>
+                <w:rFonts w:ascii="Times New Roman" w:eastAsia="Times New Roman" w:hAnsi="Times New Roman" w:cs="Times New Roman"/>
+                <w:color w:val="000000"/>
+                <w:kern w:val="0"/>
+                <w:sz w:val="22"/>
+                <w:szCs w:val="22"/>
+                <w:lang w:bidi="ta-IN"/>
+                <w14:ligatures w14:val="none"/>
+              </w:rPr>
+              <w:t>Express</w:t>
+            </w:r>
+          </w:p>
+        </w:tc>
+        <w:tc>
+          <w:tcPr>
+            <w:tcW w:w="1071" w:type="dxa"/>
+          </w:tcPr>
+          <w:p>
+            <w:pPr>
+              <w:spacing w:line="360" w:lineRule="auto"/>
+              <w:jc w:val="center"/>
+              <w:rPr>
+                <w:rFonts w:ascii="Times New Roman" w:hAnsi="Times New Roman" w:cs="Times New Roman"/>
+              </w:rPr>
+            </w:pPr>
+            <w:r>
+              <w:rPr>
+                <w:rFonts w:ascii="Times New Roman" w:hAnsi="Times New Roman" w:cs="Times New Roman"/>
+              </w:rPr>
+              <w:t>1</w:t>
+            </w:r>
+          </w:p>
+        </w:tc>
+        <w:tc>
+          <w:tcPr>
+            <w:tcW w:w="720" w:type="dxa"/>
+          </w:tcPr>
+          <w:p>
+            <w:pPr>
+              <w:spacing w:line="360" w:lineRule="auto"/>
+              <w:jc w:val="center"/>
+              <w:rPr>
+                <w:rFonts w:ascii="Times New Roman" w:hAnsi="Times New Roman" w:cs="Times New Roman"/>
+              </w:rPr>
+            </w:pPr>
+            <w:r>
+              <w:rPr>
+                <w:rFonts w:ascii="Times New Roman" w:hAnsi="Times New Roman" w:cs="Times New Roman"/>
+              </w:rPr>
+              <w:t>0</w:t>
+            </w:r>
+          </w:p>
+        </w:tc>
+        <w:tc>
+          <w:tcPr>
+            <w:tcW w:w="900" w:type="dxa"/>
+          </w:tcPr>
+          <w:p>
+            <w:pPr>
+              <w:spacing w:line="360" w:lineRule="auto"/>
+              <w:jc w:val="center"/>
+              <w:rPr>
+                <w:rFonts w:ascii="Times New Roman" w:hAnsi="Times New Roman" w:cs="Times New Roman"/>
+              </w:rPr>
+            </w:pPr>
+            <w:r>
+              <w:rPr>
+                <w:rFonts w:ascii="Times New Roman" w:hAnsi="Times New Roman" w:cs="Times New Roman"/>
+              </w:rPr>
+              <w:t>1.89</w:t>
+            </w:r>
+          </w:p>
+        </w:tc>
+        <w:tc>
+          <w:tcPr>
+            <w:tcW w:w="1080" w:type="dxa"/>
+          </w:tcPr>
+          <w:p>
+            <w:pPr>
+              <w:spacing w:line="360" w:lineRule="auto"/>
+              <w:jc w:val="center"/>
+              <w:rPr>
+                <w:rFonts w:ascii="Times New Roman" w:hAnsi="Times New Roman" w:cs="Times New Roman"/>
+              </w:rPr>
+            </w:pPr>
+            <w:r>
+              <w:rPr>
+                <w:rFonts w:ascii="Times New Roman" w:hAnsi="Times New Roman" w:cs="Times New Roman"/>
+              </w:rPr>
+              <w:t>4.44</w:t>
+            </w:r>
+          </w:p>
+        </w:tc>
+        <w:tc>
+          <w:tcPr>
+            <w:tcW w:w="1080" w:type="dxa"/>
+          </w:tcPr>
+          <w:p>
+            <w:pPr>
+              <w:spacing w:line="360" w:lineRule="auto"/>
+              <w:jc w:val="center"/>
+              <w:rPr>
+                <w:rFonts w:ascii="Times New Roman" w:hAnsi="Times New Roman" w:cs="Times New Roman"/>
+              </w:rPr>
+            </w:pPr>
+            <w:r>
+              <w:rPr>
+                <w:rFonts w:ascii="Times New Roman" w:eastAsia="Times New Roman" w:hAnsi="Times New Roman" w:cs="Times New Roman"/>
+                <w:color w:val="000000"/>
+                <w:kern w:val="0"/>
+                <w:sz w:val="22"/>
+                <w:szCs w:val="22"/>
+                <w:lang w:bidi="ta-IN"/>
+                <w14:ligatures w14:val="none"/>
+              </w:rPr>
+              <w:t>Baseline</w:t>
+            </w:r>
+          </w:p>
+        </w:tc>
+        <w:tc>
+          <w:tcPr>
+            <w:tcW w:w="895" w:type="dxa"/>
+          </w:tcPr>
+          <w:p>
+            <w:pPr>
+              <w:spacing w:line="360" w:lineRule="auto"/>
+              <w:jc w:val="center"/>
+              <w:rPr>
+                <w:rFonts w:ascii="Times New Roman" w:hAnsi="Times New Roman" w:cs="Times New Roman"/>
+              </w:rPr>
+            </w:pPr>
+            <w:r>
+              <w:rPr>
+                <w:rFonts w:ascii="Times New Roman" w:eastAsia="Times New Roman" w:hAnsi="Times New Roman" w:cs="Times New Roman"/>
+                <w:color w:val="000000"/>
+                <w:kern w:val="0"/>
+                <w:sz w:val="22"/>
+                <w:szCs w:val="22"/>
+                <w:lang w:bidi="ta-IN"/>
+                <w14:ligatures w14:val="none"/>
+              </w:rPr>
+              <w:t>Served</w:t>
+            </w:r>
+          </w:p>
+        </w:tc>
+      </w:tr>
+      <w:tr>
+        <w:tc>
+          <w:tcPr>
+            <w:tcW w:w="895" w:type="dxa"/>
+          </w:tcPr>
+          <w:p>
+            <w:pPr>
+              <w:spacing w:line="360" w:lineRule="auto"/>
+              <w:jc w:val="center"/>
+              <w:rPr>
+                <w:rFonts w:ascii="Times New Roman" w:hAnsi="Times New Roman" w:cs="Times New Roman"/>
+              </w:rPr>
+            </w:pPr>
+            <w:r>
+              <w:rPr>
+                <w:rFonts w:ascii="Times New Roman" w:hAnsi="Times New Roman" w:cs="Times New Roman"/>
+              </w:rPr>
+              <w:t>3</w:t>
+            </w:r>
+          </w:p>
+        </w:tc>
+        <w:tc>
+          <w:tcPr>
+            <w:tcW w:w="990" w:type="dxa"/>
+          </w:tcPr>
+          <w:p>
+            <w:pPr>
+              <w:spacing w:line="360" w:lineRule="auto"/>
+              <w:jc w:val="center"/>
+              <w:rPr>
+                <w:rFonts w:ascii="Times New Roman" w:hAnsi="Times New Roman" w:cs="Times New Roman"/>
+              </w:rPr>
+            </w:pPr>
+            <w:r>
+              <w:rPr>
+                <w:rFonts w:ascii="Times New Roman" w:hAnsi="Times New Roman" w:cs="Times New Roman"/>
+              </w:rPr>
+              <w:t>5.95</w:t>
+            </w:r>
+          </w:p>
+        </w:tc>
+        <w:tc>
+          <w:tcPr>
+            <w:tcW w:w="999" w:type="dxa"/>
+          </w:tcPr>
+          <w:p>
+            <w:pPr>
+              <w:spacing w:line="360" w:lineRule="auto"/>
+              <w:jc w:val="center"/>
+              <w:rPr>
+                <w:rFonts w:ascii="Times New Roman" w:hAnsi="Times New Roman" w:cs="Times New Roman"/>
+              </w:rPr>
+            </w:pPr>
+            <w:r>
+              <w:rPr>
+                <w:rFonts w:ascii="Times New Roman" w:eastAsia="Times New Roman" w:hAnsi="Times New Roman" w:cs="Times New Roman"/>
+                <w:color w:val="000000"/>
+                <w:kern w:val="0"/>
+                <w:sz w:val="22"/>
+                <w:szCs w:val="22"/>
+                <w:lang w:bidi="ta-IN"/>
+                <w14:ligatures w14:val="none"/>
+              </w:rPr>
+              <w:t>Normal</w:t>
+            </w:r>
+          </w:p>
+        </w:tc>
+        <w:tc>
+          <w:tcPr>
+            <w:tcW w:w="1071" w:type="dxa"/>
+          </w:tcPr>
+          <w:p>
+            <w:pPr>
+              <w:spacing w:line="360" w:lineRule="auto"/>
+              <w:jc w:val="center"/>
+              <w:rPr>
+                <w:rFonts w:ascii="Times New Roman" w:hAnsi="Times New Roman" w:cs="Times New Roman"/>
+              </w:rPr>
+            </w:pPr>
+            <w:r>
+              <w:rPr>
+                <w:rFonts w:ascii="Times New Roman" w:hAnsi="Times New Roman" w:cs="Times New Roman"/>
+              </w:rPr>
+              <w:t>2</w:t>
+            </w:r>
+          </w:p>
+        </w:tc>
+        <w:tc>
+          <w:tcPr>
+            <w:tcW w:w="720" w:type="dxa"/>
+          </w:tcPr>
+          <w:p>
+            <w:pPr>
+              <w:spacing w:line="360" w:lineRule="auto"/>
+              <w:jc w:val="center"/>
+              <w:rPr>
+                <w:rFonts w:ascii="Times New Roman" w:hAnsi="Times New Roman" w:cs="Times New Roman"/>
+              </w:rPr>
+            </w:pPr>
+            <w:r>
+              <w:rPr>
+                <w:rFonts w:ascii="Times New Roman" w:hAnsi="Times New Roman" w:cs="Times New Roman"/>
+              </w:rPr>
+              <w:t>0</w:t>
+            </w:r>
+          </w:p>
+        </w:tc>
+        <w:tc>
+          <w:tcPr>
+            <w:tcW w:w="900" w:type="dxa"/>
+          </w:tcPr>
+          <w:p>
+            <w:pPr>
+              <w:spacing w:line="360" w:lineRule="auto"/>
+              <w:jc w:val="center"/>
+              <w:rPr>
+                <w:rFonts w:ascii="Times New Roman" w:hAnsi="Times New Roman" w:cs="Times New Roman"/>
+              </w:rPr>
+            </w:pPr>
+            <w:r>
+              <w:rPr>
+                <w:rFonts w:ascii="Times New Roman" w:hAnsi="Times New Roman" w:cs="Times New Roman"/>
+              </w:rPr>
+              <w:t>0.23</w:t>
+            </w:r>
+          </w:p>
+        </w:tc>
+        <w:tc>
+          <w:tcPr>
+            <w:tcW w:w="1080" w:type="dxa"/>
+          </w:tcPr>
+          <w:p>
+            <w:pPr>
+              <w:spacing w:line="360" w:lineRule="auto"/>
+              <w:jc w:val="center"/>
+              <w:rPr>
+                <w:rFonts w:ascii="Times New Roman" w:hAnsi="Times New Roman" w:cs="Times New Roman"/>
+              </w:rPr>
+            </w:pPr>
+            <w:r>
+              <w:rPr>
+                <w:rFonts w:ascii="Times New Roman" w:hAnsi="Times New Roman" w:cs="Times New Roman"/>
+              </w:rPr>
+              <w:t>6.17</w:t>
+            </w:r>
+          </w:p>
+        </w:tc>
+        <w:tc>
+          <w:tcPr>
+            <w:tcW w:w="1080" w:type="dxa"/>
+          </w:tcPr>
+          <w:p>
+            <w:pPr>
+              <w:spacing w:line="360" w:lineRule="auto"/>
+              <w:jc w:val="center"/>
+              <w:rPr>
+                <w:rFonts w:ascii="Times New Roman" w:hAnsi="Times New Roman" w:cs="Times New Roman"/>
+              </w:rPr>
+            </w:pPr>
+            <w:r>
+              <w:rPr>
+                <w:rFonts w:ascii="Times New Roman" w:eastAsia="Times New Roman" w:hAnsi="Times New Roman" w:cs="Times New Roman"/>
+                <w:color w:val="000000"/>
+                <w:kern w:val="0"/>
+                <w:sz w:val="22"/>
+                <w:szCs w:val="22"/>
+                <w:lang w:bidi="ta-IN"/>
+                <w14:ligatures w14:val="none"/>
+              </w:rPr>
+              <w:t>Baseline</w:t>
+            </w:r>
+          </w:p>
+        </w:tc>
+        <w:tc>
+          <w:tcPr>
+            <w:tcW w:w="895" w:type="dxa"/>
+          </w:tcPr>
+          <w:p>
+            <w:pPr>
+              <w:spacing w:line="360" w:lineRule="auto"/>
+              <w:jc w:val="center"/>
+              <w:rPr>
+                <w:rFonts w:ascii="Times New Roman" w:hAnsi="Times New Roman" w:cs="Times New Roman"/>
+              </w:rPr>
+            </w:pPr>
+            <w:r>
+              <w:rPr>
+                <w:rFonts w:ascii="Times New Roman" w:eastAsia="Times New Roman" w:hAnsi="Times New Roman" w:cs="Times New Roman"/>
+                <w:color w:val="000000"/>
+                <w:kern w:val="0"/>
+                <w:sz w:val="22"/>
+                <w:szCs w:val="22"/>
+                <w:lang w:bidi="ta-IN"/>
+                <w14:ligatures w14:val="none"/>
+              </w:rPr>
+              <w:t>Served</w:t>
+            </w:r>
+          </w:p>
+        </w:tc>
+      </w:tr>
+      <w:tr>
+        <w:tc>
+          <w:tcPr>
+            <w:tcW w:w="895" w:type="dxa"/>
+          </w:tcPr>
+          <w:p>
+            <w:pPr>
+              <w:spacing w:line="360" w:lineRule="auto"/>
+              <w:jc w:val="center"/>
+              <w:rPr>
+                <w:rFonts w:ascii="Times New Roman" w:hAnsi="Times New Roman" w:cs="Times New Roman"/>
+              </w:rPr>
+            </w:pPr>
+            <w:r>
+              <w:rPr>
+                <w:rFonts w:ascii="Times New Roman" w:hAnsi="Times New Roman" w:cs="Times New Roman"/>
+              </w:rPr>
+              <w:t>4</w:t>
+            </w:r>
+          </w:p>
+        </w:tc>
+        <w:tc>
+          <w:tcPr>
+            <w:tcW w:w="990" w:type="dxa"/>
+          </w:tcPr>
+          <w:p>
+            <w:pPr>
+              <w:spacing w:line="360" w:lineRule="auto"/>
+              <w:jc w:val="center"/>
+              <w:rPr>
+                <w:rFonts w:ascii="Times New Roman" w:hAnsi="Times New Roman" w:cs="Times New Roman"/>
+              </w:rPr>
+            </w:pPr>
+            <w:r>
+              <w:rPr>
+                <w:rFonts w:ascii="Times New Roman" w:hAnsi="Times New Roman" w:cs="Times New Roman"/>
+              </w:rPr>
+              <w:t>6.17</w:t>
+            </w:r>
+          </w:p>
+        </w:tc>
+        <w:tc>
+          <w:tcPr>
+            <w:tcW w:w="999" w:type="dxa"/>
+          </w:tcPr>
+          <w:p>
+            <w:pPr>
+              <w:spacing w:line="360" w:lineRule="auto"/>
+              <w:jc w:val="center"/>
+              <w:rPr>
+                <w:rFonts w:ascii="Times New Roman" w:hAnsi="Times New Roman" w:cs="Times New Roman"/>
+              </w:rPr>
+            </w:pPr>
+            <w:r>
+              <w:rPr>
+                <w:rFonts w:ascii="Times New Roman" w:eastAsia="Times New Roman" w:hAnsi="Times New Roman" w:cs="Times New Roman"/>
+                <w:color w:val="000000"/>
+                <w:kern w:val="0"/>
+                <w:sz w:val="22"/>
+                <w:szCs w:val="22"/>
+                <w:lang w:bidi="ta-IN"/>
+                <w14:ligatures w14:val="none"/>
+              </w:rPr>
+              <w:t>Normal</w:t>
+            </w:r>
+          </w:p>
+        </w:tc>
+        <w:tc>
+          <w:tcPr>
+            <w:tcW w:w="1071" w:type="dxa"/>
+          </w:tcPr>
+          <w:p>
+            <w:pPr>
+              <w:spacing w:line="360" w:lineRule="auto"/>
+              <w:jc w:val="center"/>
+              <w:rPr>
+                <w:rFonts w:ascii="Times New Roman" w:hAnsi="Times New Roman" w:cs="Times New Roman"/>
+              </w:rPr>
+            </w:pPr>
+            <w:r>
+              <w:rPr>
+                <w:rFonts w:ascii="Times New Roman" w:hAnsi="Times New Roman" w:cs="Times New Roman"/>
+              </w:rPr>
+              <w:t>2</w:t>
+            </w:r>
+          </w:p>
+        </w:tc>
+        <w:tc>
+          <w:tcPr>
+            <w:tcW w:w="720" w:type="dxa"/>
+          </w:tcPr>
+          <w:p>
+            <w:pPr>
+              <w:spacing w:line="360" w:lineRule="auto"/>
+              <w:jc w:val="center"/>
+              <w:rPr>
+                <w:rFonts w:ascii="Times New Roman" w:hAnsi="Times New Roman" w:cs="Times New Roman"/>
+              </w:rPr>
+            </w:pPr>
+            <w:r>
+              <w:rPr>
+                <w:rFonts w:ascii="Times New Roman" w:hAnsi="Times New Roman" w:cs="Times New Roman"/>
+              </w:rPr>
+              <w:t>0</w:t>
+            </w:r>
+          </w:p>
+        </w:tc>
+        <w:tc>
+          <w:tcPr>
+            <w:tcW w:w="900" w:type="dxa"/>
+          </w:tcPr>
+          <w:p>
+            <w:pPr>
+              <w:spacing w:line="360" w:lineRule="auto"/>
+              <w:jc w:val="center"/>
+              <w:rPr>
+                <w:rFonts w:ascii="Times New Roman" w:hAnsi="Times New Roman" w:cs="Times New Roman"/>
+              </w:rPr>
+            </w:pPr>
+            <w:r>
+              <w:rPr>
+                <w:rFonts w:ascii="Times New Roman" w:hAnsi="Times New Roman" w:cs="Times New Roman"/>
+              </w:rPr>
+              <w:t>0.2</w:t>
+            </w:r>
+          </w:p>
+        </w:tc>
+        <w:tc>
+          <w:tcPr>
+            <w:tcW w:w="1080" w:type="dxa"/>
+          </w:tcPr>
+          <w:p>
+            <w:pPr>
+              <w:spacing w:line="360" w:lineRule="auto"/>
+              <w:jc w:val="center"/>
+              <w:rPr>
+                <w:rFonts w:ascii="Times New Roman" w:hAnsi="Times New Roman" w:cs="Times New Roman"/>
+              </w:rPr>
+            </w:pPr>
+            <w:r>
+              <w:rPr>
+                <w:rFonts w:ascii="Times New Roman" w:hAnsi="Times New Roman" w:cs="Times New Roman"/>
+              </w:rPr>
+              <w:t>6.38</w:t>
+            </w:r>
+          </w:p>
+        </w:tc>
+        <w:tc>
+          <w:tcPr>
+            <w:tcW w:w="1080" w:type="dxa"/>
+          </w:tcPr>
+          <w:p>
+            <w:pPr>
+              <w:spacing w:line="360" w:lineRule="auto"/>
+              <w:jc w:val="center"/>
+              <w:rPr>
+                <w:rFonts w:ascii="Times New Roman" w:hAnsi="Times New Roman" w:cs="Times New Roman"/>
+              </w:rPr>
+            </w:pPr>
+            <w:r>
+              <w:rPr>
+                <w:rFonts w:ascii="Times New Roman" w:eastAsia="Times New Roman" w:hAnsi="Times New Roman" w:cs="Times New Roman"/>
+                <w:color w:val="000000"/>
+                <w:kern w:val="0"/>
+                <w:sz w:val="22"/>
+                <w:szCs w:val="22"/>
+                <w:lang w:bidi="ta-IN"/>
+                <w14:ligatures w14:val="none"/>
+              </w:rPr>
+              <w:t>Baseline</w:t>
+            </w:r>
+          </w:p>
+        </w:tc>
+        <w:tc>
+          <w:tcPr>
+            <w:tcW w:w="895" w:type="dxa"/>
+          </w:tcPr>
+          <w:p>
+            <w:pPr>
+              <w:spacing w:line="360" w:lineRule="auto"/>
+              <w:jc w:val="center"/>
+              <w:rPr>
+                <w:rFonts w:ascii="Times New Roman" w:hAnsi="Times New Roman" w:cs="Times New Roman"/>
+              </w:rPr>
+            </w:pPr>
+            <w:r>
+              <w:rPr>
+                <w:rFonts w:ascii="Times New Roman" w:eastAsia="Times New Roman" w:hAnsi="Times New Roman" w:cs="Times New Roman"/>
+                <w:color w:val="000000"/>
+                <w:kern w:val="0"/>
+                <w:sz w:val="22"/>
+                <w:szCs w:val="22"/>
+                <w:lang w:bidi="ta-IN"/>
+                <w14:ligatures w14:val="none"/>
+              </w:rPr>
+              <w:t>Served</w:t>
+            </w:r>
+          </w:p>
+        </w:tc>
+      </w:tr>
+      <w:tr>
+        <w:tc>
+          <w:tcPr>
+            <w:tcW w:w="895" w:type="dxa"/>
+          </w:tcPr>
+          <w:p>
+            <w:pPr>
+              <w:spacing w:line="360" w:lineRule="auto"/>
+              <w:jc w:val="center"/>
+              <w:rPr>
+                <w:rFonts w:ascii="Times New Roman" w:hAnsi="Times New Roman" w:cs="Times New Roman"/>
+              </w:rPr>
+            </w:pPr>
+            <w:r>
+              <w:rPr>
+                <w:rFonts w:ascii="Times New Roman" w:hAnsi="Times New Roman" w:cs="Times New Roman"/>
+              </w:rPr>
+              <w:t>10</w:t>
+            </w:r>
+          </w:p>
+        </w:tc>
+        <w:tc>
+          <w:tcPr>
+            <w:tcW w:w="990" w:type="dxa"/>
+          </w:tcPr>
+          <w:p>
+            <w:pPr>
+              <w:spacing w:line="360" w:lineRule="auto"/>
+              <w:jc w:val="center"/>
+              <w:rPr>
+                <w:rFonts w:ascii="Times New Roman" w:hAnsi="Times New Roman" w:cs="Times New Roman"/>
+              </w:rPr>
+            </w:pPr>
+            <w:r>
+              <w:rPr>
+                <w:rFonts w:ascii="Times New Roman" w:hAnsi="Times New Roman" w:cs="Times New Roman"/>
+              </w:rPr>
+              <w:t>11.4</w:t>
+            </w:r>
+          </w:p>
+        </w:tc>
+        <w:tc>
+          <w:tcPr>
+            <w:tcW w:w="999" w:type="dxa"/>
+          </w:tcPr>
+          <w:p>
+            <w:pPr>
+              <w:spacing w:line="360" w:lineRule="auto"/>
+              <w:jc w:val="center"/>
+              <w:rPr>
+                <w:rFonts w:ascii="Times New Roman" w:hAnsi="Times New Roman" w:cs="Times New Roman"/>
+              </w:rPr>
+            </w:pPr>
+            <w:r>
+              <w:rPr>
+                <w:rFonts w:ascii="Times New Roman" w:eastAsia="Times New Roman" w:hAnsi="Times New Roman" w:cs="Times New Roman"/>
+                <w:color w:val="000000"/>
+                <w:kern w:val="0"/>
+                <w:sz w:val="22"/>
+                <w:szCs w:val="22"/>
+                <w:lang w:bidi="ta-IN"/>
+                <w14:ligatures w14:val="none"/>
+              </w:rPr>
+              <w:t>Express</w:t>
+            </w:r>
+          </w:p>
+        </w:tc>
+        <w:tc>
+          <w:tcPr>
+            <w:tcW w:w="1071" w:type="dxa"/>
+          </w:tcPr>
+          <w:p>
+            <w:pPr>
+              <w:spacing w:line="360" w:lineRule="auto"/>
+              <w:jc w:val="center"/>
+              <w:rPr>
+                <w:rFonts w:ascii="Times New Roman" w:hAnsi="Times New Roman" w:cs="Times New Roman"/>
+              </w:rPr>
+            </w:pPr>
+            <w:r>
+              <w:rPr>
+                <w:rFonts w:ascii="Times New Roman" w:hAnsi="Times New Roman" w:cs="Times New Roman"/>
+              </w:rPr>
+              <w:t>1</w:t>
+            </w:r>
+          </w:p>
+        </w:tc>
+        <w:tc>
+          <w:tcPr>
+            <w:tcW w:w="720" w:type="dxa"/>
+          </w:tcPr>
+          <w:p>
+            <w:pPr>
+              <w:spacing w:line="360" w:lineRule="auto"/>
+              <w:jc w:val="center"/>
+              <w:rPr>
+                <w:rFonts w:ascii="Times New Roman" w:hAnsi="Times New Roman" w:cs="Times New Roman"/>
+              </w:rPr>
+            </w:pPr>
+            <w:r>
+              <w:rPr>
+                <w:rFonts w:ascii="Times New Roman" w:hAnsi="Times New Roman" w:cs="Times New Roman"/>
+              </w:rPr>
+              <w:t>0</w:t>
+            </w:r>
+          </w:p>
+        </w:tc>
+        <w:tc>
+          <w:tcPr>
+            <w:tcW w:w="900" w:type="dxa"/>
+          </w:tcPr>
+          <w:p>
+            <w:pPr>
+              <w:spacing w:line="360" w:lineRule="auto"/>
+              <w:jc w:val="center"/>
+              <w:rPr>
+                <w:rFonts w:ascii="Times New Roman" w:hAnsi="Times New Roman" w:cs="Times New Roman"/>
+              </w:rPr>
+            </w:pPr>
+            <w:r>
+              <w:rPr>
+                <w:rFonts w:ascii="Times New Roman" w:hAnsi="Times New Roman" w:cs="Times New Roman"/>
+              </w:rPr>
+              <w:t>0.76</w:t>
+            </w:r>
+          </w:p>
+        </w:tc>
+        <w:tc>
+          <w:tcPr>
+            <w:tcW w:w="1080" w:type="dxa"/>
+          </w:tcPr>
+          <w:p>
+            <w:pPr>
+              <w:spacing w:line="360" w:lineRule="auto"/>
+              <w:jc w:val="center"/>
+              <w:rPr>
+                <w:rFonts w:ascii="Times New Roman" w:hAnsi="Times New Roman" w:cs="Times New Roman"/>
+              </w:rPr>
+            </w:pPr>
+            <w:r>
+              <w:rPr>
+                <w:rFonts w:ascii="Times New Roman" w:hAnsi="Times New Roman" w:cs="Times New Roman"/>
+              </w:rPr>
+              <w:t>12.16</w:t>
+            </w:r>
+          </w:p>
+        </w:tc>
+        <w:tc>
+          <w:tcPr>
+            <w:tcW w:w="1080" w:type="dxa"/>
+          </w:tcPr>
+          <w:p>
+            <w:pPr>
+              <w:spacing w:line="360" w:lineRule="auto"/>
+              <w:jc w:val="center"/>
+              <w:rPr>
+                <w:rFonts w:ascii="Times New Roman" w:hAnsi="Times New Roman" w:cs="Times New Roman"/>
+              </w:rPr>
+            </w:pPr>
+            <w:r>
+              <w:rPr>
+                <w:rFonts w:ascii="Times New Roman" w:eastAsia="Times New Roman" w:hAnsi="Times New Roman" w:cs="Times New Roman"/>
+                <w:color w:val="000000"/>
+                <w:kern w:val="0"/>
+                <w:sz w:val="22"/>
+                <w:szCs w:val="22"/>
+                <w:lang w:bidi="ta-IN"/>
+                <w14:ligatures w14:val="none"/>
+              </w:rPr>
+              <w:t>Baseline</w:t>
+            </w:r>
+          </w:p>
+        </w:tc>
+        <w:tc>
+          <w:tcPr>
+            <w:tcW w:w="895" w:type="dxa"/>
+          </w:tcPr>
+          <w:p>
+            <w:pPr>
+              <w:spacing w:line="360" w:lineRule="auto"/>
+              <w:jc w:val="center"/>
+              <w:rPr>
+                <w:rFonts w:ascii="Times New Roman" w:hAnsi="Times New Roman" w:cs="Times New Roman"/>
+              </w:rPr>
+            </w:pPr>
+            <w:r>
+              <w:rPr>
+                <w:rFonts w:ascii="Times New Roman" w:eastAsia="Times New Roman" w:hAnsi="Times New Roman" w:cs="Times New Roman"/>
+                <w:color w:val="000000"/>
+                <w:kern w:val="0"/>
+                <w:sz w:val="22"/>
+                <w:szCs w:val="22"/>
+                <w:lang w:bidi="ta-IN"/>
+                <w14:ligatures w14:val="none"/>
+              </w:rPr>
+              <w:t>Served</w:t>
+            </w:r>
+          </w:p>
+        </w:tc>
+      </w:tr>
+      <w:tr>
+        <w:tc>
+          <w:tcPr>
+            <w:tcW w:w="895" w:type="dxa"/>
+          </w:tcPr>
+          <w:p>
+            <w:pPr>
+              <w:spacing w:line="360" w:lineRule="auto"/>
+              <w:jc w:val="center"/>
+              <w:rPr>
+                <w:rFonts w:ascii="Times New Roman" w:hAnsi="Times New Roman" w:cs="Times New Roman"/>
+              </w:rPr>
+            </w:pPr>
+            <w:r>
+              <w:rPr>
+                <w:rFonts w:ascii="Times New Roman" w:hAnsi="Times New Roman" w:cs="Times New Roman"/>
+              </w:rPr>
+              <w:t>5</w:t>
+            </w:r>
+          </w:p>
+        </w:tc>
+        <w:tc>
+          <w:tcPr>
+            <w:tcW w:w="990" w:type="dxa"/>
+          </w:tcPr>
+          <w:p>
+            <w:pPr>
+              <w:spacing w:line="360" w:lineRule="auto"/>
+              <w:jc w:val="center"/>
+              <w:rPr>
+                <w:rFonts w:ascii="Times New Roman" w:hAnsi="Times New Roman" w:cs="Times New Roman"/>
+              </w:rPr>
+            </w:pPr>
+            <w:r>
+              <w:rPr>
+                <w:rFonts w:ascii="Times New Roman" w:hAnsi="Times New Roman" w:cs="Times New Roman"/>
+              </w:rPr>
+              <w:t>6.79</w:t>
+            </w:r>
+          </w:p>
+        </w:tc>
+        <w:tc>
+          <w:tcPr>
+            <w:tcW w:w="999" w:type="dxa"/>
+          </w:tcPr>
+          <w:p>
+            <w:pPr>
+              <w:spacing w:line="360" w:lineRule="auto"/>
+              <w:jc w:val="center"/>
+              <w:rPr>
+                <w:rFonts w:ascii="Times New Roman" w:hAnsi="Times New Roman" w:cs="Times New Roman"/>
+              </w:rPr>
+            </w:pPr>
+            <w:r>
+              <w:rPr>
+                <w:rFonts w:ascii="Times New Roman" w:eastAsia="Times New Roman" w:hAnsi="Times New Roman" w:cs="Times New Roman"/>
+                <w:color w:val="000000"/>
+                <w:kern w:val="0"/>
+                <w:sz w:val="22"/>
+                <w:szCs w:val="22"/>
+                <w:lang w:bidi="ta-IN"/>
+                <w14:ligatures w14:val="none"/>
+              </w:rPr>
+              <w:t>Normal</w:t>
+            </w:r>
+          </w:p>
+        </w:tc>
+        <w:tc>
+          <w:tcPr>
+            <w:tcW w:w="1071" w:type="dxa"/>
+          </w:tcPr>
+          <w:p>
+            <w:pPr>
+              <w:spacing w:line="360" w:lineRule="auto"/>
+              <w:jc w:val="center"/>
+              <w:rPr>
+                <w:rFonts w:ascii="Times New Roman" w:hAnsi="Times New Roman" w:cs="Times New Roman"/>
+              </w:rPr>
+            </w:pPr>
+            <w:r>
+              <w:rPr>
+                <w:rFonts w:ascii="Times New Roman" w:hAnsi="Times New Roman" w:cs="Times New Roman"/>
+              </w:rPr>
+              <w:t>3</w:t>
+            </w:r>
+          </w:p>
+        </w:tc>
+        <w:tc>
+          <w:tcPr>
+            <w:tcW w:w="720" w:type="dxa"/>
+          </w:tcPr>
+          <w:p>
+            <w:pPr>
+              <w:spacing w:line="360" w:lineRule="auto"/>
+              <w:jc w:val="center"/>
+              <w:rPr>
+                <w:rFonts w:ascii="Times New Roman" w:hAnsi="Times New Roman" w:cs="Times New Roman"/>
+              </w:rPr>
+            </w:pPr>
+            <w:r>
+              <w:rPr>
+                <w:rFonts w:ascii="Times New Roman" w:hAnsi="Times New Roman" w:cs="Times New Roman"/>
+              </w:rPr>
+              <w:t>0</w:t>
+            </w:r>
+          </w:p>
+        </w:tc>
+        <w:tc>
+          <w:tcPr>
+            <w:tcW w:w="900" w:type="dxa"/>
+          </w:tcPr>
+          <w:p>
+            <w:pPr>
+              <w:spacing w:line="360" w:lineRule="auto"/>
+              <w:jc w:val="center"/>
+              <w:rPr>
+                <w:rFonts w:ascii="Times New Roman" w:hAnsi="Times New Roman" w:cs="Times New Roman"/>
+              </w:rPr>
+            </w:pPr>
+            <w:r>
+              <w:rPr>
+                <w:rFonts w:ascii="Times New Roman" w:hAnsi="Times New Roman" w:cs="Times New Roman"/>
+              </w:rPr>
+              <w:t>5.9</w:t>
+            </w:r>
+          </w:p>
+        </w:tc>
+        <w:tc>
+          <w:tcPr>
+            <w:tcW w:w="1080" w:type="dxa"/>
+          </w:tcPr>
+          <w:p>
+            <w:pPr>
+              <w:spacing w:line="360" w:lineRule="auto"/>
+              <w:jc w:val="center"/>
+              <w:rPr>
+                <w:rFonts w:ascii="Times New Roman" w:hAnsi="Times New Roman" w:cs="Times New Roman"/>
+              </w:rPr>
+            </w:pPr>
+            <w:r>
+              <w:rPr>
+                <w:rFonts w:ascii="Times New Roman" w:hAnsi="Times New Roman" w:cs="Times New Roman"/>
+              </w:rPr>
+              <w:t>12.7</w:t>
+            </w:r>
+          </w:p>
+        </w:tc>
+        <w:tc>
+          <w:tcPr>
+            <w:tcW w:w="1080" w:type="dxa"/>
+          </w:tcPr>
+          <w:p>
+            <w:pPr>
+              <w:spacing w:line="360" w:lineRule="auto"/>
+              <w:jc w:val="center"/>
+              <w:rPr>
+                <w:rFonts w:ascii="Times New Roman" w:hAnsi="Times New Roman" w:cs="Times New Roman"/>
+              </w:rPr>
+            </w:pPr>
+            <w:r>
+              <w:rPr>
+                <w:rFonts w:ascii="Times New Roman" w:eastAsia="Times New Roman" w:hAnsi="Times New Roman" w:cs="Times New Roman"/>
+                <w:color w:val="000000"/>
+                <w:kern w:val="0"/>
+                <w:sz w:val="22"/>
+                <w:szCs w:val="22"/>
+                <w:lang w:bidi="ta-IN"/>
+                <w14:ligatures w14:val="none"/>
+              </w:rPr>
+              <w:t>Baseline</w:t>
+            </w:r>
+          </w:p>
+        </w:tc>
+        <w:tc>
+          <w:tcPr>
+            <w:tcW w:w="895" w:type="dxa"/>
+          </w:tcPr>
+          <w:p>
+            <w:pPr>
+              <w:spacing w:line="360" w:lineRule="auto"/>
+              <w:jc w:val="center"/>
+              <w:rPr>
+                <w:rFonts w:ascii="Times New Roman" w:hAnsi="Times New Roman" w:cs="Times New Roman"/>
+              </w:rPr>
+            </w:pPr>
+            <w:r>
+              <w:rPr>
+                <w:rFonts w:ascii="Times New Roman" w:eastAsia="Times New Roman" w:hAnsi="Times New Roman" w:cs="Times New Roman"/>
+                <w:color w:val="000000"/>
+                <w:kern w:val="0"/>
+                <w:sz w:val="22"/>
+                <w:szCs w:val="22"/>
+                <w:lang w:bidi="ta-IN"/>
+                <w14:ligatures w14:val="none"/>
+              </w:rPr>
+              <w:t>Served</w:t>
+            </w:r>
+          </w:p>
+        </w:tc>
+      </w:tr>
+    </w:tbl>
+    <w:p>
+      <w:pPr>
+        <w:spacing w:line="276" w:lineRule="auto"/>
+        <w:rPr>
+          <w:rFonts w:ascii="Times New Roman" w:hAnsi="Times New Roman" w:cs="Times New Roman"/>
+        </w:rPr>
+      </w:pPr>
+    </w:p>
+    <w:p>
+      <w:pPr>
+        <w:spacing w:line="276" w:lineRule="auto"/>
+        <w:ind w:left="720"/>
+        <w:rPr>
+          <w:rFonts w:ascii="Times New Roman" w:hAnsi="Times New Roman" w:cs="Times New Roman"/>
         </w:rPr>
       </w:pPr>
       <w:r>
@@ -2188,34 +4069,142 @@
     </w:p>
     <w:p>
       <w:pPr>
+        <w:spacing w:line="276" w:lineRule="auto"/>
         <w:ind w:left="720"/>
         <w:rPr>
           <w:rFonts w:ascii="Times New Roman" w:hAnsi="Times New Roman" w:cs="Times New Roman"/>
-        </w:rPr>
-      </w:pPr>
-      <w:r>
-        <w:rPr>
-          <w:rFonts w:ascii="Times New Roman" w:hAnsi="Times New Roman" w:cs="Times New Roman"/>
-        </w:rPr>
-        <w:t xml:space="preserve">GitHub URL: </w:t>
-      </w:r>
-    </w:p>
-    <w:p>
-      <w:pPr>
+          <w:b/>
+          <w:bCs/>
+        </w:rPr>
+      </w:pPr>
+      <w:r>
+        <w:rPr>
+          <w:rFonts w:ascii="Times New Roman" w:hAnsi="Times New Roman" w:cs="Times New Roman"/>
+          <w:b/>
+          <w:bCs/>
+        </w:rPr>
+        <w:t xml:space="preserve">GitHub </w:t>
+      </w:r>
+      <w:r>
+        <w:rPr>
+          <w:rFonts w:ascii="Times New Roman" w:hAnsi="Times New Roman" w:cs="Times New Roman"/>
+          <w:b/>
+          <w:bCs/>
+        </w:rPr>
+        <w:t>Link</w:t>
+      </w:r>
+      <w:r>
+        <w:rPr>
+          <w:rFonts w:ascii="Times New Roman" w:hAnsi="Times New Roman" w:cs="Times New Roman"/>
+          <w:b/>
+          <w:bCs/>
+        </w:rPr>
+        <w:t xml:space="preserve">: </w:t>
+      </w:r>
+    </w:p>
+    <w:p>
+      <w:pPr>
+        <w:spacing w:line="276" w:lineRule="auto"/>
         <w:ind w:left="720"/>
         <w:rPr>
           <w:rFonts w:ascii="Times New Roman" w:hAnsi="Times New Roman" w:cs="Times New Roman"/>
         </w:rPr>
       </w:pPr>
-      <w:r>
-        <w:rPr>
-          <w:rFonts w:ascii="Times New Roman" w:hAnsi="Times New Roman" w:cs="Times New Roman"/>
-        </w:rPr>
-        <w:t>https://github.com/AsmaAmeenGeek/EEX5362-Performance-Modelling-Mini_Project/blob/main/Deliverable_01/supermarket_all_scenarios.csv</w:t>
-      </w:r>
+      <w:hyperlink r:id="rId8" w:history="1">
+        <w:r>
+          <w:rPr>
+            <w:rStyle w:val="Hyperlink"/>
+            <w:rFonts w:ascii="Times New Roman" w:hAnsi="Times New Roman" w:cs="Times New Roman"/>
+          </w:rPr>
+          <w:t>https://github.com/AsmaAmeenGeek/EEX5362-Performance-Modelling-Mini_Project/blob/main/Deliverable_01/supermarket_all_scenarios.csv</w:t>
+        </w:r>
+      </w:hyperlink>
+      <w:r>
+        <w:rPr>
+          <w:rFonts w:ascii="Times New Roman" w:hAnsi="Times New Roman" w:cs="Times New Roman"/>
+        </w:rPr>
+        <w:t xml:space="preserve"> </w:t>
+      </w:r>
+    </w:p>
+    <w:p>
+      <w:pPr>
+        <w:spacing w:line="276" w:lineRule="auto"/>
+        <w:ind w:left="720"/>
+        <w:rPr>
+          <w:rFonts w:ascii="Times New Roman" w:hAnsi="Times New Roman" w:cs="Times New Roman"/>
+        </w:rPr>
+      </w:pPr>
+    </w:p>
+    <w:p>
+      <w:pPr>
+        <w:spacing w:line="276" w:lineRule="auto"/>
+        <w:ind w:left="720"/>
+        <w:rPr>
+          <w:rFonts w:ascii="Times New Roman" w:hAnsi="Times New Roman" w:cs="Times New Roman"/>
+          <w:b/>
+          <w:bCs/>
+        </w:rPr>
+      </w:pPr>
+      <w:r>
+        <w:rPr>
+          <w:rFonts w:ascii="Times New Roman" w:hAnsi="Times New Roman" w:cs="Times New Roman"/>
+          <w:b/>
+          <w:bCs/>
+        </w:rPr>
+        <w:t xml:space="preserve">Project </w:t>
+      </w:r>
+      <w:r>
+        <w:rPr>
+          <w:rFonts w:ascii="Times New Roman" w:hAnsi="Times New Roman" w:cs="Times New Roman"/>
+          <w:b/>
+          <w:bCs/>
+        </w:rPr>
+        <w:t xml:space="preserve">GitHub </w:t>
+      </w:r>
+      <w:r>
+        <w:rPr>
+          <w:rFonts w:ascii="Times New Roman" w:hAnsi="Times New Roman" w:cs="Times New Roman"/>
+          <w:b/>
+          <w:bCs/>
+        </w:rPr>
+        <w:t xml:space="preserve">Repository Link: </w:t>
+      </w:r>
+    </w:p>
+    <w:p>
+      <w:pPr>
+        <w:spacing w:line="276" w:lineRule="auto"/>
+        <w:ind w:left="720"/>
+        <w:rPr>
+          <w:rFonts w:ascii="Times New Roman" w:hAnsi="Times New Roman" w:cs="Times New Roman"/>
+        </w:rPr>
+      </w:pPr>
+      <w:hyperlink r:id="rId9" w:history="1">
+        <w:r>
+          <w:rPr>
+            <w:rStyle w:val="Hyperlink"/>
+            <w:rFonts w:ascii="Times New Roman" w:hAnsi="Times New Roman" w:cs="Times New Roman"/>
+          </w:rPr>
+          <w:t>https://github.com/AsmaAmeenGeek/EEX5362-Performance-Modelling-Mini_Project</w:t>
+        </w:r>
+      </w:hyperlink>
+      <w:r>
+        <w:rPr>
+          <w:rFonts w:ascii="Times New Roman" w:hAnsi="Times New Roman" w:cs="Times New Roman"/>
+        </w:rPr>
+        <w:t xml:space="preserve"> </w:t>
+      </w:r>
+    </w:p>
+    <w:p>
+      <w:pPr>
+        <w:spacing w:line="276" w:lineRule="auto"/>
+        <w:ind w:left="720"/>
+        <w:rPr>
+          <w:rFonts w:ascii="Times New Roman" w:hAnsi="Times New Roman" w:cs="Times New Roman"/>
+        </w:rPr>
+      </w:pPr>
     </w:p>
     <w:sectPr>
-      <w:footerReference w:type="default" r:id="rId7"/>
+      <w:footerReference w:type="default" r:id="rId10"/>
       <w:pgSz w:w="12240" w:h="15840"/>
       <w:pgMar w:top="1440" w:right="1440" w:bottom="1440" w:left="1440" w:header="720" w:footer="720" w:gutter="0"/>
       <w:pgBorders w:offsetFrom="page">
@@ -4375,6 +6364,29 @@
       <w14:ligatures w14:val="none"/>
     </w:rPr>
   </w:style>
+  <w:style w:type="character" w:styleId="Hyperlink">
+    <w:name w:val="Hyperlink"/>
+    <w:basedOn w:val="DefaultParagraphFont"/>
+    <w:uiPriority w:val="99"/>
+    <w:unhideWhenUsed/>
+    <w:rsid w:val="00C10104"/>
+    <w:rPr>
+      <w:color w:val="467886" w:themeColor="hyperlink"/>
+      <w:u w:val="single"/>
+    </w:rPr>
+  </w:style>
+  <w:style w:type="character" w:styleId="UnresolvedMention">
+    <w:name w:val="Unresolved Mention"/>
+    <w:basedOn w:val="DefaultParagraphFont"/>
+    <w:uiPriority w:val="99"/>
+    <w:semiHidden/>
+    <w:unhideWhenUsed/>
+    <w:rsid w:val="00C10104"/>
+    <w:rPr>
+      <w:color w:val="605E5C"/>
+      <w:shd w:val="clear" w:color="auto" w:fill="E1DFDD"/>
+    </w:rPr>
+  </w:style>
 </w:styles>
 </file>
 
